--- a/projects/智能客服项目.docx
+++ b/projects/智能客服项目.docx
@@ -265,7 +265,7 @@
                 <w:color w:val="000000"/>
                 <w:szCs w:val="24"/>
               </w:rPr>
-              <w:t>签名：陈嘉怡  日期：2016-11-14</w:t>
+              <w:t>签名：陈嘉怡  日期：</w:t>
             </w:r>
           </w:p>
         </w:tc>
@@ -1169,23 +1169,23 @@
         <w:pStyle w:val="1"/>
         <w:jc w:val="both"/>
         <w:rPr>
-          <w:rFonts w:cstheme="minorBidi"/>
-        </w:rPr>
-      </w:pPr>
-      <w:bookmarkStart w:id="1" w:name="_Toc624"/>
+          <w:noProof/>
+        </w:rPr>
+      </w:pPr>
+      <w:bookmarkStart w:id="1" w:name="_Toc8502524"/>
       <w:r>
         <w:rPr>
           <w:rFonts w:hint="eastAsia"/>
         </w:rPr>
         <w:t>目录</w:t>
       </w:r>
+      <w:bookmarkEnd w:id="1"/>
       <w:r>
         <w:rPr>
           <w:rFonts w:hint="eastAsia"/>
         </w:rPr>
         <w:t xml:space="preserve"> </w:t>
       </w:r>
-      <w:bookmarkEnd w:id="1"/>
       <w:r>
         <w:fldChar w:fldCharType="begin"/>
       </w:r>
@@ -1209,38 +1209,71 @@
       <w:pPr>
         <w:pStyle w:val="10"/>
         <w:tabs>
-          <w:tab w:val="right" w:leader="dot" w:pos="8306"/>
+          <w:tab w:val="right" w:leader="dot" w:pos="8296"/>
         </w:tabs>
-      </w:pPr>
-      <w:hyperlink w:anchor="_Toc624" w:history="1">
-        <w:r>
-          <w:rPr>
+        <w:rPr>
+          <w:rFonts w:cstheme="minorBidi"/>
+          <w:noProof/>
+          <w:kern w:val="2"/>
+          <w:sz w:val="21"/>
+          <w:szCs w:val="22"/>
+        </w:rPr>
+      </w:pPr>
+      <w:hyperlink w:anchor="_Toc8502524" w:history="1">
+        <w:r>
+          <w:rPr>
+            <w:rStyle w:val="a9"/>
             <w:rFonts w:hint="eastAsia"/>
+            <w:noProof/>
           </w:rPr>
           <w:t>目录</w:t>
         </w:r>
         <w:r>
           <w:rPr>
-            <w:rFonts w:hint="eastAsia"/>
-          </w:rPr>
-          <w:t xml:space="preserve"> </w:t>
-        </w:r>
-        <w:r>
+            <w:noProof/>
+            <w:webHidden/>
+          </w:rPr>
           <w:tab/>
         </w:r>
         <w:r>
+          <w:rPr>
+            <w:noProof/>
+            <w:webHidden/>
+          </w:rPr>
           <w:fldChar w:fldCharType="begin"/>
         </w:r>
         <w:r>
-          <w:instrText xml:space="preserve"> PAGEREF _Toc624 </w:instrText>
-        </w:r>
-        <w:r>
+          <w:rPr>
+            <w:noProof/>
+            <w:webHidden/>
+          </w:rPr>
+          <w:instrText xml:space="preserve"> PAGEREF _Toc8502524 \h </w:instrText>
+        </w:r>
+        <w:r>
+          <w:rPr>
+            <w:noProof/>
+            <w:webHidden/>
+          </w:rPr>
+        </w:r>
+        <w:r>
+          <w:rPr>
+            <w:noProof/>
+            <w:webHidden/>
+          </w:rPr>
           <w:fldChar w:fldCharType="separate"/>
         </w:r>
         <w:r>
-          <w:t>2</w:t>
-        </w:r>
-        <w:r>
+          <w:rPr>
+            <w:noProof/>
+            <w:webHidden/>
+          </w:rPr>
+          <w:t>1</w:t>
+        </w:r>
+        <w:r>
+          <w:rPr>
+            <w:noProof/>
+            <w:webHidden/>
+          </w:rPr>
           <w:fldChar w:fldCharType="end"/>
         </w:r>
       </w:hyperlink>
@@ -1249,32 +1282,71 @@
       <w:pPr>
         <w:pStyle w:val="10"/>
         <w:tabs>
-          <w:tab w:val="right" w:leader="dot" w:pos="8306"/>
+          <w:tab w:val="right" w:leader="dot" w:pos="8296"/>
         </w:tabs>
-      </w:pPr>
-      <w:hyperlink w:anchor="_Toc11728" w:history="1">
-        <w:r>
-          <w:rPr>
+        <w:rPr>
+          <w:rFonts w:cstheme="minorBidi"/>
+          <w:noProof/>
+          <w:kern w:val="2"/>
+          <w:sz w:val="21"/>
+          <w:szCs w:val="22"/>
+        </w:rPr>
+      </w:pPr>
+      <w:hyperlink w:anchor="_Toc8502525" w:history="1">
+        <w:r>
+          <w:rPr>
+            <w:rStyle w:val="a9"/>
             <w:rFonts w:hint="eastAsia"/>
+            <w:noProof/>
           </w:rPr>
           <w:t>智能客服目标</w:t>
         </w:r>
         <w:r>
+          <w:rPr>
+            <w:noProof/>
+            <w:webHidden/>
+          </w:rPr>
           <w:tab/>
         </w:r>
         <w:r>
+          <w:rPr>
+            <w:noProof/>
+            <w:webHidden/>
+          </w:rPr>
           <w:fldChar w:fldCharType="begin"/>
         </w:r>
         <w:r>
-          <w:instrText xml:space="preserve"> PAGEREF _Toc11728 </w:instrText>
-        </w:r>
-        <w:r>
+          <w:rPr>
+            <w:noProof/>
+            <w:webHidden/>
+          </w:rPr>
+          <w:instrText xml:space="preserve"> PAGEREF _Toc8502525 \h </w:instrText>
+        </w:r>
+        <w:r>
+          <w:rPr>
+            <w:noProof/>
+            <w:webHidden/>
+          </w:rPr>
+        </w:r>
+        <w:r>
+          <w:rPr>
+            <w:noProof/>
+            <w:webHidden/>
+          </w:rPr>
           <w:fldChar w:fldCharType="separate"/>
         </w:r>
         <w:r>
+          <w:rPr>
+            <w:noProof/>
+            <w:webHidden/>
+          </w:rPr>
           <w:t>3</w:t>
         </w:r>
         <w:r>
+          <w:rPr>
+            <w:noProof/>
+            <w:webHidden/>
+          </w:rPr>
           <w:fldChar w:fldCharType="end"/>
         </w:r>
       </w:hyperlink>
@@ -1283,33 +1355,72 @@
       <w:pPr>
         <w:pStyle w:val="20"/>
         <w:tabs>
-          <w:tab w:val="right" w:leader="dot" w:pos="8306"/>
+          <w:tab w:val="right" w:leader="dot" w:pos="8296"/>
         </w:tabs>
         <w:ind w:left="480"/>
-      </w:pPr>
-      <w:hyperlink w:anchor="_Toc16147" w:history="1">
-        <w:r>
-          <w:rPr>
+        <w:rPr>
+          <w:rFonts w:cstheme="minorBidi"/>
+          <w:noProof/>
+          <w:kern w:val="2"/>
+          <w:sz w:val="21"/>
+          <w:szCs w:val="22"/>
+        </w:rPr>
+      </w:pPr>
+      <w:hyperlink w:anchor="_Toc8502526" w:history="1">
+        <w:r>
+          <w:rPr>
+            <w:rStyle w:val="a9"/>
             <w:rFonts w:hint="eastAsia"/>
+            <w:noProof/>
           </w:rPr>
           <w:t>智能机器人</w:t>
         </w:r>
         <w:r>
+          <w:rPr>
+            <w:noProof/>
+            <w:webHidden/>
+          </w:rPr>
           <w:tab/>
         </w:r>
         <w:r>
+          <w:rPr>
+            <w:noProof/>
+            <w:webHidden/>
+          </w:rPr>
           <w:fldChar w:fldCharType="begin"/>
         </w:r>
         <w:r>
-          <w:instrText xml:space="preserve"> PAGEREF _Toc16147 </w:instrText>
-        </w:r>
-        <w:r>
+          <w:rPr>
+            <w:noProof/>
+            <w:webHidden/>
+          </w:rPr>
+          <w:instrText xml:space="preserve"> PAGEREF _Toc8502526 \h </w:instrText>
+        </w:r>
+        <w:r>
+          <w:rPr>
+            <w:noProof/>
+            <w:webHidden/>
+          </w:rPr>
+        </w:r>
+        <w:r>
+          <w:rPr>
+            <w:noProof/>
+            <w:webHidden/>
+          </w:rPr>
           <w:fldChar w:fldCharType="separate"/>
         </w:r>
         <w:r>
+          <w:rPr>
+            <w:noProof/>
+            <w:webHidden/>
+          </w:rPr>
           <w:t>3</w:t>
         </w:r>
         <w:r>
+          <w:rPr>
+            <w:noProof/>
+            <w:webHidden/>
+          </w:rPr>
           <w:fldChar w:fldCharType="end"/>
         </w:r>
       </w:hyperlink>
@@ -1318,33 +1429,72 @@
       <w:pPr>
         <w:pStyle w:val="30"/>
         <w:tabs>
-          <w:tab w:val="right" w:leader="dot" w:pos="8306"/>
+          <w:tab w:val="right" w:leader="dot" w:pos="8296"/>
         </w:tabs>
         <w:ind w:left="960"/>
-      </w:pPr>
-      <w:hyperlink w:anchor="_Toc6101" w:history="1">
-        <w:r>
-          <w:rPr>
+        <w:rPr>
+          <w:rFonts w:cstheme="minorBidi"/>
+          <w:noProof/>
+          <w:kern w:val="2"/>
+          <w:sz w:val="21"/>
+          <w:szCs w:val="22"/>
+        </w:rPr>
+      </w:pPr>
+      <w:hyperlink w:anchor="_Toc8502527" w:history="1">
+        <w:r>
+          <w:rPr>
+            <w:rStyle w:val="a9"/>
             <w:rFonts w:hint="eastAsia"/>
+            <w:noProof/>
           </w:rPr>
           <w:t>智能应答</w:t>
         </w:r>
         <w:r>
+          <w:rPr>
+            <w:noProof/>
+            <w:webHidden/>
+          </w:rPr>
           <w:tab/>
         </w:r>
         <w:r>
+          <w:rPr>
+            <w:noProof/>
+            <w:webHidden/>
+          </w:rPr>
           <w:fldChar w:fldCharType="begin"/>
         </w:r>
         <w:r>
-          <w:instrText xml:space="preserve"> PAGEREF _Toc6101 </w:instrText>
-        </w:r>
-        <w:r>
+          <w:rPr>
+            <w:noProof/>
+            <w:webHidden/>
+          </w:rPr>
+          <w:instrText xml:space="preserve"> PAGEREF _Toc8502527 \h </w:instrText>
+        </w:r>
+        <w:r>
+          <w:rPr>
+            <w:noProof/>
+            <w:webHidden/>
+          </w:rPr>
+        </w:r>
+        <w:r>
+          <w:rPr>
+            <w:noProof/>
+            <w:webHidden/>
+          </w:rPr>
           <w:fldChar w:fldCharType="separate"/>
         </w:r>
         <w:r>
+          <w:rPr>
+            <w:noProof/>
+            <w:webHidden/>
+          </w:rPr>
           <w:t>3</w:t>
         </w:r>
         <w:r>
+          <w:rPr>
+            <w:noProof/>
+            <w:webHidden/>
+          </w:rPr>
           <w:fldChar w:fldCharType="end"/>
         </w:r>
       </w:hyperlink>
@@ -1353,33 +1503,72 @@
       <w:pPr>
         <w:pStyle w:val="30"/>
         <w:tabs>
-          <w:tab w:val="right" w:leader="dot" w:pos="8306"/>
+          <w:tab w:val="right" w:leader="dot" w:pos="8296"/>
         </w:tabs>
         <w:ind w:left="960"/>
-      </w:pPr>
-      <w:hyperlink w:anchor="_Toc21472" w:history="1">
-        <w:r>
-          <w:rPr>
+        <w:rPr>
+          <w:rFonts w:cstheme="minorBidi"/>
+          <w:noProof/>
+          <w:kern w:val="2"/>
+          <w:sz w:val="21"/>
+          <w:szCs w:val="22"/>
+        </w:rPr>
+      </w:pPr>
+      <w:hyperlink w:anchor="_Toc8502528" w:history="1">
+        <w:r>
+          <w:rPr>
+            <w:rStyle w:val="a9"/>
             <w:rFonts w:hint="eastAsia"/>
+            <w:noProof/>
           </w:rPr>
           <w:t>智能分配</w:t>
         </w:r>
         <w:r>
+          <w:rPr>
+            <w:noProof/>
+            <w:webHidden/>
+          </w:rPr>
           <w:tab/>
         </w:r>
         <w:r>
+          <w:rPr>
+            <w:noProof/>
+            <w:webHidden/>
+          </w:rPr>
           <w:fldChar w:fldCharType="begin"/>
         </w:r>
         <w:r>
-          <w:instrText xml:space="preserve"> PAGEREF _Toc21472 </w:instrText>
-        </w:r>
-        <w:r>
+          <w:rPr>
+            <w:noProof/>
+            <w:webHidden/>
+          </w:rPr>
+          <w:instrText xml:space="preserve"> PAGEREF _Toc8502528 \h </w:instrText>
+        </w:r>
+        <w:r>
+          <w:rPr>
+            <w:noProof/>
+            <w:webHidden/>
+          </w:rPr>
+        </w:r>
+        <w:r>
+          <w:rPr>
+            <w:noProof/>
+            <w:webHidden/>
+          </w:rPr>
           <w:fldChar w:fldCharType="separate"/>
         </w:r>
         <w:r>
+          <w:rPr>
+            <w:noProof/>
+            <w:webHidden/>
+          </w:rPr>
           <w:t>3</w:t>
         </w:r>
         <w:r>
+          <w:rPr>
+            <w:noProof/>
+            <w:webHidden/>
+          </w:rPr>
           <w:fldChar w:fldCharType="end"/>
         </w:r>
       </w:hyperlink>
@@ -1388,33 +1577,72 @@
       <w:pPr>
         <w:pStyle w:val="30"/>
         <w:tabs>
-          <w:tab w:val="right" w:leader="dot" w:pos="8306"/>
+          <w:tab w:val="right" w:leader="dot" w:pos="8296"/>
         </w:tabs>
         <w:ind w:left="960"/>
-      </w:pPr>
-      <w:hyperlink w:anchor="_Toc18682" w:history="1">
-        <w:r>
-          <w:rPr>
+        <w:rPr>
+          <w:rFonts w:cstheme="minorBidi"/>
+          <w:noProof/>
+          <w:kern w:val="2"/>
+          <w:sz w:val="21"/>
+          <w:szCs w:val="22"/>
+        </w:rPr>
+      </w:pPr>
+      <w:hyperlink w:anchor="_Toc8502529" w:history="1">
+        <w:r>
+          <w:rPr>
+            <w:rStyle w:val="a9"/>
             <w:rFonts w:hint="eastAsia"/>
+            <w:noProof/>
           </w:rPr>
           <w:t>智能引导</w:t>
         </w:r>
         <w:r>
+          <w:rPr>
+            <w:noProof/>
+            <w:webHidden/>
+          </w:rPr>
           <w:tab/>
         </w:r>
         <w:r>
+          <w:rPr>
+            <w:noProof/>
+            <w:webHidden/>
+          </w:rPr>
           <w:fldChar w:fldCharType="begin"/>
         </w:r>
         <w:r>
-          <w:instrText xml:space="preserve"> PAGEREF _Toc18682 </w:instrText>
-        </w:r>
-        <w:r>
+          <w:rPr>
+            <w:noProof/>
+            <w:webHidden/>
+          </w:rPr>
+          <w:instrText xml:space="preserve"> PAGEREF _Toc8502529 \h </w:instrText>
+        </w:r>
+        <w:r>
+          <w:rPr>
+            <w:noProof/>
+            <w:webHidden/>
+          </w:rPr>
+        </w:r>
+        <w:r>
+          <w:rPr>
+            <w:noProof/>
+            <w:webHidden/>
+          </w:rPr>
           <w:fldChar w:fldCharType="separate"/>
         </w:r>
         <w:r>
+          <w:rPr>
+            <w:noProof/>
+            <w:webHidden/>
+          </w:rPr>
           <w:t>3</w:t>
         </w:r>
         <w:r>
+          <w:rPr>
+            <w:noProof/>
+            <w:webHidden/>
+          </w:rPr>
           <w:fldChar w:fldCharType="end"/>
         </w:r>
       </w:hyperlink>
@@ -1423,33 +1651,72 @@
       <w:pPr>
         <w:pStyle w:val="30"/>
         <w:tabs>
-          <w:tab w:val="right" w:leader="dot" w:pos="8306"/>
+          <w:tab w:val="right" w:leader="dot" w:pos="8296"/>
         </w:tabs>
         <w:ind w:left="960"/>
-      </w:pPr>
-      <w:hyperlink w:anchor="_Toc14697" w:history="1">
-        <w:r>
-          <w:rPr>
+        <w:rPr>
+          <w:rFonts w:cstheme="minorBidi"/>
+          <w:noProof/>
+          <w:kern w:val="2"/>
+          <w:sz w:val="21"/>
+          <w:szCs w:val="22"/>
+        </w:rPr>
+      </w:pPr>
+      <w:hyperlink w:anchor="_Toc8502530" w:history="1">
+        <w:r>
+          <w:rPr>
+            <w:rStyle w:val="a9"/>
             <w:rFonts w:hint="eastAsia"/>
+            <w:noProof/>
           </w:rPr>
           <w:t>问题学习</w:t>
         </w:r>
         <w:r>
+          <w:rPr>
+            <w:noProof/>
+            <w:webHidden/>
+          </w:rPr>
           <w:tab/>
         </w:r>
         <w:r>
+          <w:rPr>
+            <w:noProof/>
+            <w:webHidden/>
+          </w:rPr>
           <w:fldChar w:fldCharType="begin"/>
         </w:r>
         <w:r>
-          <w:instrText xml:space="preserve"> PAGEREF _Toc14697 </w:instrText>
-        </w:r>
-        <w:r>
+          <w:rPr>
+            <w:noProof/>
+            <w:webHidden/>
+          </w:rPr>
+          <w:instrText xml:space="preserve"> PAGEREF _Toc8502530 \h </w:instrText>
+        </w:r>
+        <w:r>
+          <w:rPr>
+            <w:noProof/>
+            <w:webHidden/>
+          </w:rPr>
+        </w:r>
+        <w:r>
+          <w:rPr>
+            <w:noProof/>
+            <w:webHidden/>
+          </w:rPr>
           <w:fldChar w:fldCharType="separate"/>
         </w:r>
         <w:r>
-          <w:t>4</w:t>
-        </w:r>
-        <w:r>
+          <w:rPr>
+            <w:noProof/>
+            <w:webHidden/>
+          </w:rPr>
+          <w:t>3</w:t>
+        </w:r>
+        <w:r>
+          <w:rPr>
+            <w:noProof/>
+            <w:webHidden/>
+          </w:rPr>
           <w:fldChar w:fldCharType="end"/>
         </w:r>
       </w:hyperlink>
@@ -1458,33 +1725,72 @@
       <w:pPr>
         <w:pStyle w:val="20"/>
         <w:tabs>
-          <w:tab w:val="right" w:leader="dot" w:pos="8306"/>
+          <w:tab w:val="right" w:leader="dot" w:pos="8296"/>
         </w:tabs>
         <w:ind w:left="480"/>
-      </w:pPr>
-      <w:hyperlink w:anchor="_Toc22169" w:history="1">
-        <w:r>
-          <w:rPr>
+        <w:rPr>
+          <w:rFonts w:cstheme="minorBidi"/>
+          <w:noProof/>
+          <w:kern w:val="2"/>
+          <w:sz w:val="21"/>
+          <w:szCs w:val="22"/>
+        </w:rPr>
+      </w:pPr>
+      <w:hyperlink w:anchor="_Toc8502531" w:history="1">
+        <w:r>
+          <w:rPr>
+            <w:rStyle w:val="a9"/>
             <w:rFonts w:hint="eastAsia"/>
+            <w:noProof/>
           </w:rPr>
           <w:t>数据统计</w:t>
         </w:r>
         <w:r>
+          <w:rPr>
+            <w:noProof/>
+            <w:webHidden/>
+          </w:rPr>
           <w:tab/>
         </w:r>
         <w:r>
+          <w:rPr>
+            <w:noProof/>
+            <w:webHidden/>
+          </w:rPr>
           <w:fldChar w:fldCharType="begin"/>
         </w:r>
         <w:r>
-          <w:instrText xml:space="preserve"> PAGEREF _Toc22169 </w:instrText>
-        </w:r>
-        <w:r>
+          <w:rPr>
+            <w:noProof/>
+            <w:webHidden/>
+          </w:rPr>
+          <w:instrText xml:space="preserve"> PAGEREF _Toc8502531 \h </w:instrText>
+        </w:r>
+        <w:r>
+          <w:rPr>
+            <w:noProof/>
+            <w:webHidden/>
+          </w:rPr>
+        </w:r>
+        <w:r>
+          <w:rPr>
+            <w:noProof/>
+            <w:webHidden/>
+          </w:rPr>
           <w:fldChar w:fldCharType="separate"/>
         </w:r>
         <w:r>
+          <w:rPr>
+            <w:noProof/>
+            <w:webHidden/>
+          </w:rPr>
           <w:t>4</w:t>
         </w:r>
         <w:r>
+          <w:rPr>
+            <w:noProof/>
+            <w:webHidden/>
+          </w:rPr>
           <w:fldChar w:fldCharType="end"/>
         </w:r>
       </w:hyperlink>
@@ -1493,33 +1799,72 @@
       <w:pPr>
         <w:pStyle w:val="20"/>
         <w:tabs>
-          <w:tab w:val="right" w:leader="dot" w:pos="8306"/>
+          <w:tab w:val="right" w:leader="dot" w:pos="8296"/>
         </w:tabs>
         <w:ind w:left="480"/>
-      </w:pPr>
-      <w:hyperlink w:anchor="_Toc23171" w:history="1">
-        <w:r>
-          <w:rPr>
+        <w:rPr>
+          <w:rFonts w:cstheme="minorBidi"/>
+          <w:noProof/>
+          <w:kern w:val="2"/>
+          <w:sz w:val="21"/>
+          <w:szCs w:val="22"/>
+        </w:rPr>
+      </w:pPr>
+      <w:hyperlink w:anchor="_Toc8502532" w:history="1">
+        <w:r>
+          <w:rPr>
+            <w:rStyle w:val="a9"/>
             <w:rFonts w:hint="eastAsia"/>
+            <w:noProof/>
           </w:rPr>
           <w:t>多渠道接入</w:t>
         </w:r>
         <w:r>
+          <w:rPr>
+            <w:noProof/>
+            <w:webHidden/>
+          </w:rPr>
           <w:tab/>
         </w:r>
         <w:r>
+          <w:rPr>
+            <w:noProof/>
+            <w:webHidden/>
+          </w:rPr>
           <w:fldChar w:fldCharType="begin"/>
         </w:r>
         <w:r>
-          <w:instrText xml:space="preserve"> PAGEREF _Toc23171 </w:instrText>
-        </w:r>
-        <w:r>
+          <w:rPr>
+            <w:noProof/>
+            <w:webHidden/>
+          </w:rPr>
+          <w:instrText xml:space="preserve"> PAGEREF _Toc8502532 \h </w:instrText>
+        </w:r>
+        <w:r>
+          <w:rPr>
+            <w:noProof/>
+            <w:webHidden/>
+          </w:rPr>
+        </w:r>
+        <w:r>
+          <w:rPr>
+            <w:noProof/>
+            <w:webHidden/>
+          </w:rPr>
           <w:fldChar w:fldCharType="separate"/>
         </w:r>
         <w:r>
+          <w:rPr>
+            <w:noProof/>
+            <w:webHidden/>
+          </w:rPr>
           <w:t>4</w:t>
         </w:r>
         <w:r>
+          <w:rPr>
+            <w:noProof/>
+            <w:webHidden/>
+          </w:rPr>
           <w:fldChar w:fldCharType="end"/>
         </w:r>
       </w:hyperlink>
@@ -1528,33 +1873,72 @@
       <w:pPr>
         <w:pStyle w:val="20"/>
         <w:tabs>
-          <w:tab w:val="right" w:leader="dot" w:pos="8306"/>
+          <w:tab w:val="right" w:leader="dot" w:pos="8296"/>
         </w:tabs>
         <w:ind w:left="480"/>
-      </w:pPr>
-      <w:hyperlink w:anchor="_Toc1929" w:history="1">
-        <w:r>
-          <w:rPr>
+        <w:rPr>
+          <w:rFonts w:cstheme="minorBidi"/>
+          <w:noProof/>
+          <w:kern w:val="2"/>
+          <w:sz w:val="21"/>
+          <w:szCs w:val="22"/>
+        </w:rPr>
+      </w:pPr>
+      <w:hyperlink w:anchor="_Toc8502533" w:history="1">
+        <w:r>
+          <w:rPr>
+            <w:rStyle w:val="a9"/>
             <w:rFonts w:hint="eastAsia"/>
+            <w:noProof/>
           </w:rPr>
           <w:t>工单协调</w:t>
         </w:r>
         <w:r>
+          <w:rPr>
+            <w:noProof/>
+            <w:webHidden/>
+          </w:rPr>
           <w:tab/>
         </w:r>
         <w:r>
+          <w:rPr>
+            <w:noProof/>
+            <w:webHidden/>
+          </w:rPr>
           <w:fldChar w:fldCharType="begin"/>
         </w:r>
         <w:r>
-          <w:instrText xml:space="preserve"> PAGEREF _Toc1929 </w:instrText>
-        </w:r>
-        <w:r>
+          <w:rPr>
+            <w:noProof/>
+            <w:webHidden/>
+          </w:rPr>
+          <w:instrText xml:space="preserve"> PAGEREF _Toc8502533 \h </w:instrText>
+        </w:r>
+        <w:r>
+          <w:rPr>
+            <w:noProof/>
+            <w:webHidden/>
+          </w:rPr>
+        </w:r>
+        <w:r>
+          <w:rPr>
+            <w:noProof/>
+            <w:webHidden/>
+          </w:rPr>
           <w:fldChar w:fldCharType="separate"/>
         </w:r>
         <w:r>
+          <w:rPr>
+            <w:noProof/>
+            <w:webHidden/>
+          </w:rPr>
           <w:t>4</w:t>
         </w:r>
         <w:r>
+          <w:rPr>
+            <w:noProof/>
+            <w:webHidden/>
+          </w:rPr>
           <w:fldChar w:fldCharType="end"/>
         </w:r>
       </w:hyperlink>
@@ -1563,33 +1947,72 @@
       <w:pPr>
         <w:pStyle w:val="20"/>
         <w:tabs>
-          <w:tab w:val="right" w:leader="dot" w:pos="8306"/>
+          <w:tab w:val="right" w:leader="dot" w:pos="8296"/>
         </w:tabs>
         <w:ind w:left="480"/>
-      </w:pPr>
-      <w:hyperlink w:anchor="_Toc13465" w:history="1">
-        <w:r>
-          <w:rPr>
+        <w:rPr>
+          <w:rFonts w:cstheme="minorBidi"/>
+          <w:noProof/>
+          <w:kern w:val="2"/>
+          <w:sz w:val="21"/>
+          <w:szCs w:val="22"/>
+        </w:rPr>
+      </w:pPr>
+      <w:hyperlink w:anchor="_Toc8502534" w:history="1">
+        <w:r>
+          <w:rPr>
+            <w:rStyle w:val="a9"/>
             <w:rFonts w:hint="eastAsia"/>
+            <w:noProof/>
           </w:rPr>
           <w:t>高效客服</w:t>
         </w:r>
         <w:r>
+          <w:rPr>
+            <w:noProof/>
+            <w:webHidden/>
+          </w:rPr>
           <w:tab/>
         </w:r>
         <w:r>
+          <w:rPr>
+            <w:noProof/>
+            <w:webHidden/>
+          </w:rPr>
           <w:fldChar w:fldCharType="begin"/>
         </w:r>
         <w:r>
-          <w:instrText xml:space="preserve"> PAGEREF _Toc13465 </w:instrText>
-        </w:r>
-        <w:r>
+          <w:rPr>
+            <w:noProof/>
+            <w:webHidden/>
+          </w:rPr>
+          <w:instrText xml:space="preserve"> PAGEREF _Toc8502534 \h </w:instrText>
+        </w:r>
+        <w:r>
+          <w:rPr>
+            <w:noProof/>
+            <w:webHidden/>
+          </w:rPr>
+        </w:r>
+        <w:r>
+          <w:rPr>
+            <w:noProof/>
+            <w:webHidden/>
+          </w:rPr>
           <w:fldChar w:fldCharType="separate"/>
         </w:r>
         <w:r>
+          <w:rPr>
+            <w:noProof/>
+            <w:webHidden/>
+          </w:rPr>
           <w:t>4</w:t>
         </w:r>
         <w:r>
+          <w:rPr>
+            <w:noProof/>
+            <w:webHidden/>
+          </w:rPr>
           <w:fldChar w:fldCharType="end"/>
         </w:r>
       </w:hyperlink>
@@ -1598,32 +2021,71 @@
       <w:pPr>
         <w:pStyle w:val="10"/>
         <w:tabs>
-          <w:tab w:val="right" w:leader="dot" w:pos="8306"/>
+          <w:tab w:val="right" w:leader="dot" w:pos="8296"/>
         </w:tabs>
-      </w:pPr>
-      <w:hyperlink w:anchor="_Toc13749" w:history="1">
-        <w:r>
-          <w:rPr>
+        <w:rPr>
+          <w:rFonts w:cstheme="minorBidi"/>
+          <w:noProof/>
+          <w:kern w:val="2"/>
+          <w:sz w:val="21"/>
+          <w:szCs w:val="22"/>
+        </w:rPr>
+      </w:pPr>
+      <w:hyperlink w:anchor="_Toc8502535" w:history="1">
+        <w:r>
+          <w:rPr>
+            <w:rStyle w:val="a9"/>
             <w:rFonts w:hint="eastAsia"/>
+            <w:noProof/>
           </w:rPr>
           <w:t>整体框架设计</w:t>
         </w:r>
         <w:r>
+          <w:rPr>
+            <w:noProof/>
+            <w:webHidden/>
+          </w:rPr>
           <w:tab/>
         </w:r>
         <w:r>
+          <w:rPr>
+            <w:noProof/>
+            <w:webHidden/>
+          </w:rPr>
           <w:fldChar w:fldCharType="begin"/>
         </w:r>
         <w:r>
-          <w:instrText xml:space="preserve"> PAGEREF _Toc13749 </w:instrText>
-        </w:r>
-        <w:r>
+          <w:rPr>
+            <w:noProof/>
+            <w:webHidden/>
+          </w:rPr>
+          <w:instrText xml:space="preserve"> PAGEREF _Toc8502535 \h </w:instrText>
+        </w:r>
+        <w:r>
+          <w:rPr>
+            <w:noProof/>
+            <w:webHidden/>
+          </w:rPr>
+        </w:r>
+        <w:r>
+          <w:rPr>
+            <w:noProof/>
+            <w:webHidden/>
+          </w:rPr>
           <w:fldChar w:fldCharType="separate"/>
         </w:r>
         <w:r>
+          <w:rPr>
+            <w:noProof/>
+            <w:webHidden/>
+          </w:rPr>
           <w:t>5</w:t>
         </w:r>
         <w:r>
+          <w:rPr>
+            <w:noProof/>
+            <w:webHidden/>
+          </w:rPr>
           <w:fldChar w:fldCharType="end"/>
         </w:r>
       </w:hyperlink>
@@ -1632,32 +2094,71 @@
       <w:pPr>
         <w:pStyle w:val="10"/>
         <w:tabs>
-          <w:tab w:val="right" w:leader="dot" w:pos="8306"/>
+          <w:tab w:val="right" w:leader="dot" w:pos="8296"/>
         </w:tabs>
-      </w:pPr>
-      <w:hyperlink w:anchor="_Toc27501" w:history="1">
-        <w:r>
-          <w:rPr>
+        <w:rPr>
+          <w:rFonts w:cstheme="minorBidi"/>
+          <w:noProof/>
+          <w:kern w:val="2"/>
+          <w:sz w:val="21"/>
+          <w:szCs w:val="22"/>
+        </w:rPr>
+      </w:pPr>
+      <w:hyperlink w:anchor="_Toc8502536" w:history="1">
+        <w:r>
+          <w:rPr>
+            <w:rStyle w:val="a9"/>
             <w:rFonts w:hint="eastAsia"/>
+            <w:noProof/>
           </w:rPr>
           <w:t>登录框架设计</w:t>
         </w:r>
         <w:r>
+          <w:rPr>
+            <w:noProof/>
+            <w:webHidden/>
+          </w:rPr>
           <w:tab/>
         </w:r>
         <w:r>
+          <w:rPr>
+            <w:noProof/>
+            <w:webHidden/>
+          </w:rPr>
           <w:fldChar w:fldCharType="begin"/>
         </w:r>
         <w:r>
-          <w:instrText xml:space="preserve"> PAGEREF _Toc27501 </w:instrText>
-        </w:r>
-        <w:r>
+          <w:rPr>
+            <w:noProof/>
+            <w:webHidden/>
+          </w:rPr>
+          <w:instrText xml:space="preserve"> PAGEREF _Toc8502536 \h </w:instrText>
+        </w:r>
+        <w:r>
+          <w:rPr>
+            <w:noProof/>
+            <w:webHidden/>
+          </w:rPr>
+        </w:r>
+        <w:r>
+          <w:rPr>
+            <w:noProof/>
+            <w:webHidden/>
+          </w:rPr>
           <w:fldChar w:fldCharType="separate"/>
         </w:r>
         <w:r>
-          <w:t>6</w:t>
-        </w:r>
-        <w:r>
+          <w:rPr>
+            <w:noProof/>
+            <w:webHidden/>
+          </w:rPr>
+          <w:t>5</w:t>
+        </w:r>
+        <w:r>
+          <w:rPr>
+            <w:noProof/>
+            <w:webHidden/>
+          </w:rPr>
           <w:fldChar w:fldCharType="end"/>
         </w:r>
       </w:hyperlink>
@@ -1666,33 +2167,72 @@
       <w:pPr>
         <w:pStyle w:val="20"/>
         <w:tabs>
-          <w:tab w:val="right" w:leader="dot" w:pos="8306"/>
+          <w:tab w:val="right" w:leader="dot" w:pos="8296"/>
         </w:tabs>
         <w:ind w:left="480"/>
-      </w:pPr>
-      <w:hyperlink w:anchor="_Toc26959" w:history="1">
-        <w:r>
-          <w:rPr>
+        <w:rPr>
+          <w:rFonts w:cstheme="minorBidi"/>
+          <w:noProof/>
+          <w:kern w:val="2"/>
+          <w:sz w:val="21"/>
+          <w:szCs w:val="22"/>
+        </w:rPr>
+      </w:pPr>
+      <w:hyperlink w:anchor="_Toc8502537" w:history="1">
+        <w:r>
+          <w:rPr>
+            <w:rStyle w:val="a9"/>
             <w:rFonts w:hint="eastAsia"/>
+            <w:noProof/>
           </w:rPr>
           <w:t>登录框架设计图</w:t>
         </w:r>
         <w:r>
+          <w:rPr>
+            <w:noProof/>
+            <w:webHidden/>
+          </w:rPr>
           <w:tab/>
         </w:r>
         <w:r>
+          <w:rPr>
+            <w:noProof/>
+            <w:webHidden/>
+          </w:rPr>
           <w:fldChar w:fldCharType="begin"/>
         </w:r>
         <w:r>
-          <w:instrText xml:space="preserve"> PAGEREF _Toc26959 </w:instrText>
-        </w:r>
-        <w:r>
+          <w:rPr>
+            <w:noProof/>
+            <w:webHidden/>
+          </w:rPr>
+          <w:instrText xml:space="preserve"> PAGEREF _Toc8502537 \h </w:instrText>
+        </w:r>
+        <w:r>
+          <w:rPr>
+            <w:noProof/>
+            <w:webHidden/>
+          </w:rPr>
+        </w:r>
+        <w:r>
+          <w:rPr>
+            <w:noProof/>
+            <w:webHidden/>
+          </w:rPr>
           <w:fldChar w:fldCharType="separate"/>
         </w:r>
         <w:r>
-          <w:t>6</w:t>
-        </w:r>
-        <w:r>
+          <w:rPr>
+            <w:noProof/>
+            <w:webHidden/>
+          </w:rPr>
+          <w:t>5</w:t>
+        </w:r>
+        <w:r>
+          <w:rPr>
+            <w:noProof/>
+            <w:webHidden/>
+          </w:rPr>
           <w:fldChar w:fldCharType="end"/>
         </w:r>
       </w:hyperlink>
@@ -1701,33 +2241,72 @@
       <w:pPr>
         <w:pStyle w:val="20"/>
         <w:tabs>
-          <w:tab w:val="right" w:leader="dot" w:pos="8306"/>
+          <w:tab w:val="right" w:leader="dot" w:pos="8296"/>
         </w:tabs>
         <w:ind w:left="480"/>
-      </w:pPr>
-      <w:hyperlink w:anchor="_Toc29690" w:history="1">
-        <w:r>
-          <w:rPr>
+        <w:rPr>
+          <w:rFonts w:cstheme="minorBidi"/>
+          <w:noProof/>
+          <w:kern w:val="2"/>
+          <w:sz w:val="21"/>
+          <w:szCs w:val="22"/>
+        </w:rPr>
+      </w:pPr>
+      <w:hyperlink w:anchor="_Toc8502538" w:history="1">
+        <w:r>
+          <w:rPr>
+            <w:rStyle w:val="a9"/>
             <w:rFonts w:hint="eastAsia"/>
+            <w:noProof/>
           </w:rPr>
           <w:t>登录系统</w:t>
         </w:r>
         <w:r>
+          <w:rPr>
+            <w:noProof/>
+            <w:webHidden/>
+          </w:rPr>
           <w:tab/>
         </w:r>
         <w:r>
+          <w:rPr>
+            <w:noProof/>
+            <w:webHidden/>
+          </w:rPr>
           <w:fldChar w:fldCharType="begin"/>
         </w:r>
         <w:r>
-          <w:instrText xml:space="preserve"> PAGEREF _Toc29690 </w:instrText>
-        </w:r>
-        <w:r>
+          <w:rPr>
+            <w:noProof/>
+            <w:webHidden/>
+          </w:rPr>
+          <w:instrText xml:space="preserve"> PAGEREF _Toc8502538 \h </w:instrText>
+        </w:r>
+        <w:r>
+          <w:rPr>
+            <w:noProof/>
+            <w:webHidden/>
+          </w:rPr>
+        </w:r>
+        <w:r>
+          <w:rPr>
+            <w:noProof/>
+            <w:webHidden/>
+          </w:rPr>
           <w:fldChar w:fldCharType="separate"/>
         </w:r>
         <w:r>
+          <w:rPr>
+            <w:noProof/>
+            <w:webHidden/>
+          </w:rPr>
           <w:t>6</w:t>
         </w:r>
         <w:r>
+          <w:rPr>
+            <w:noProof/>
+            <w:webHidden/>
+          </w:rPr>
           <w:fldChar w:fldCharType="end"/>
         </w:r>
       </w:hyperlink>
@@ -1736,34 +2315,73 @@
       <w:pPr>
         <w:pStyle w:val="30"/>
         <w:tabs>
-          <w:tab w:val="right" w:leader="dot" w:pos="8306"/>
+          <w:tab w:val="right" w:leader="dot" w:pos="8296"/>
         </w:tabs>
         <w:ind w:left="960"/>
-      </w:pPr>
-      <w:hyperlink w:anchor="_Toc25264" w:history="1">
-        <w:r>
-          <w:rPr>
+        <w:rPr>
+          <w:rFonts w:cstheme="minorBidi"/>
+          <w:noProof/>
+          <w:kern w:val="2"/>
+          <w:sz w:val="21"/>
+          <w:szCs w:val="22"/>
+        </w:rPr>
+      </w:pPr>
+      <w:hyperlink w:anchor="_Toc8502539" w:history="1">
+        <w:r>
+          <w:rPr>
+            <w:rStyle w:val="a9"/>
             <w:rFonts w:hint="eastAsia"/>
+            <w:noProof/>
             <w:lang w:val="zh-CN"/>
           </w:rPr>
           <w:t>登录流程</w:t>
         </w:r>
         <w:r>
+          <w:rPr>
+            <w:noProof/>
+            <w:webHidden/>
+          </w:rPr>
           <w:tab/>
         </w:r>
         <w:r>
+          <w:rPr>
+            <w:noProof/>
+            <w:webHidden/>
+          </w:rPr>
           <w:fldChar w:fldCharType="begin"/>
         </w:r>
         <w:r>
-          <w:instrText xml:space="preserve"> PAGEREF _Toc25264 </w:instrText>
-        </w:r>
-        <w:r>
+          <w:rPr>
+            <w:noProof/>
+            <w:webHidden/>
+          </w:rPr>
+          <w:instrText xml:space="preserve"> PAGEREF _Toc8502539 \h </w:instrText>
+        </w:r>
+        <w:r>
+          <w:rPr>
+            <w:noProof/>
+            <w:webHidden/>
+          </w:rPr>
+        </w:r>
+        <w:r>
+          <w:rPr>
+            <w:noProof/>
+            <w:webHidden/>
+          </w:rPr>
           <w:fldChar w:fldCharType="separate"/>
         </w:r>
         <w:r>
+          <w:rPr>
+            <w:noProof/>
+            <w:webHidden/>
+          </w:rPr>
           <w:t>6</w:t>
         </w:r>
         <w:r>
+          <w:rPr>
+            <w:noProof/>
+            <w:webHidden/>
+          </w:rPr>
           <w:fldChar w:fldCharType="end"/>
         </w:r>
       </w:hyperlink>
@@ -1772,33 +2390,72 @@
       <w:pPr>
         <w:pStyle w:val="30"/>
         <w:tabs>
-          <w:tab w:val="right" w:leader="dot" w:pos="8306"/>
+          <w:tab w:val="right" w:leader="dot" w:pos="8296"/>
         </w:tabs>
         <w:ind w:left="960"/>
-      </w:pPr>
-      <w:hyperlink w:anchor="_Toc22363" w:history="1">
-        <w:r>
-          <w:rPr>
+        <w:rPr>
+          <w:rFonts w:cstheme="minorBidi"/>
+          <w:noProof/>
+          <w:kern w:val="2"/>
+          <w:sz w:val="21"/>
+          <w:szCs w:val="22"/>
+        </w:rPr>
+      </w:pPr>
+      <w:hyperlink w:anchor="_Toc8502540" w:history="1">
+        <w:r>
+          <w:rPr>
+            <w:rStyle w:val="a9"/>
             <w:rFonts w:hint="eastAsia"/>
+            <w:noProof/>
           </w:rPr>
           <w:t>网关分配</w:t>
         </w:r>
         <w:r>
+          <w:rPr>
+            <w:noProof/>
+            <w:webHidden/>
+          </w:rPr>
           <w:tab/>
         </w:r>
         <w:r>
+          <w:rPr>
+            <w:noProof/>
+            <w:webHidden/>
+          </w:rPr>
           <w:fldChar w:fldCharType="begin"/>
         </w:r>
         <w:r>
-          <w:instrText xml:space="preserve"> PAGEREF _Toc22363 </w:instrText>
-        </w:r>
-        <w:r>
+          <w:rPr>
+            <w:noProof/>
+            <w:webHidden/>
+          </w:rPr>
+          <w:instrText xml:space="preserve"> PAGEREF _Toc8502540 \h </w:instrText>
+        </w:r>
+        <w:r>
+          <w:rPr>
+            <w:noProof/>
+            <w:webHidden/>
+          </w:rPr>
+        </w:r>
+        <w:r>
+          <w:rPr>
+            <w:noProof/>
+            <w:webHidden/>
+          </w:rPr>
           <w:fldChar w:fldCharType="separate"/>
         </w:r>
         <w:r>
+          <w:rPr>
+            <w:noProof/>
+            <w:webHidden/>
+          </w:rPr>
           <w:t>7</w:t>
         </w:r>
         <w:r>
+          <w:rPr>
+            <w:noProof/>
+            <w:webHidden/>
+          </w:rPr>
           <w:fldChar w:fldCharType="end"/>
         </w:r>
       </w:hyperlink>
@@ -1807,33 +2464,72 @@
       <w:pPr>
         <w:pStyle w:val="30"/>
         <w:tabs>
-          <w:tab w:val="right" w:leader="dot" w:pos="8306"/>
+          <w:tab w:val="right" w:leader="dot" w:pos="8296"/>
         </w:tabs>
         <w:ind w:left="960"/>
-      </w:pPr>
-      <w:hyperlink w:anchor="_Toc12324" w:history="1">
-        <w:r>
-          <w:rPr>
+        <w:rPr>
+          <w:rFonts w:cstheme="minorBidi"/>
+          <w:noProof/>
+          <w:kern w:val="2"/>
+          <w:sz w:val="21"/>
+          <w:szCs w:val="22"/>
+        </w:rPr>
+      </w:pPr>
+      <w:hyperlink w:anchor="_Toc8502541" w:history="1">
+        <w:r>
+          <w:rPr>
+            <w:rStyle w:val="a9"/>
             <w:rFonts w:hint="eastAsia"/>
+            <w:noProof/>
           </w:rPr>
           <w:t>创建用户</w:t>
         </w:r>
         <w:r>
+          <w:rPr>
+            <w:noProof/>
+            <w:webHidden/>
+          </w:rPr>
           <w:tab/>
         </w:r>
         <w:r>
+          <w:rPr>
+            <w:noProof/>
+            <w:webHidden/>
+          </w:rPr>
           <w:fldChar w:fldCharType="begin"/>
         </w:r>
         <w:r>
-          <w:instrText xml:space="preserve"> PAGEREF _Toc12324 </w:instrText>
-        </w:r>
-        <w:r>
+          <w:rPr>
+            <w:noProof/>
+            <w:webHidden/>
+          </w:rPr>
+          <w:instrText xml:space="preserve"> PAGEREF _Toc8502541 \h </w:instrText>
+        </w:r>
+        <w:r>
+          <w:rPr>
+            <w:noProof/>
+            <w:webHidden/>
+          </w:rPr>
+        </w:r>
+        <w:r>
+          <w:rPr>
+            <w:noProof/>
+            <w:webHidden/>
+          </w:rPr>
           <w:fldChar w:fldCharType="separate"/>
         </w:r>
         <w:r>
+          <w:rPr>
+            <w:noProof/>
+            <w:webHidden/>
+          </w:rPr>
           <w:t>7</w:t>
         </w:r>
         <w:r>
+          <w:rPr>
+            <w:noProof/>
+            <w:webHidden/>
+          </w:rPr>
           <w:fldChar w:fldCharType="end"/>
         </w:r>
       </w:hyperlink>
@@ -1842,33 +2538,72 @@
       <w:pPr>
         <w:pStyle w:val="20"/>
         <w:tabs>
-          <w:tab w:val="right" w:leader="dot" w:pos="8306"/>
+          <w:tab w:val="right" w:leader="dot" w:pos="8296"/>
         </w:tabs>
         <w:ind w:left="480"/>
-      </w:pPr>
-      <w:hyperlink w:anchor="_Toc21978" w:history="1">
-        <w:r>
-          <w:rPr>
+        <w:rPr>
+          <w:rFonts w:cstheme="minorBidi"/>
+          <w:noProof/>
+          <w:kern w:val="2"/>
+          <w:sz w:val="21"/>
+          <w:szCs w:val="22"/>
+        </w:rPr>
+      </w:pPr>
+      <w:hyperlink w:anchor="_Toc8502542" w:history="1">
+        <w:r>
+          <w:rPr>
+            <w:rStyle w:val="a9"/>
             <w:rFonts w:hint="eastAsia"/>
+            <w:noProof/>
           </w:rPr>
           <w:t>账号分配</w:t>
         </w:r>
         <w:r>
+          <w:rPr>
+            <w:noProof/>
+            <w:webHidden/>
+          </w:rPr>
           <w:tab/>
         </w:r>
         <w:r>
+          <w:rPr>
+            <w:noProof/>
+            <w:webHidden/>
+          </w:rPr>
           <w:fldChar w:fldCharType="begin"/>
         </w:r>
         <w:r>
-          <w:instrText xml:space="preserve"> PAGEREF _Toc21978 </w:instrText>
-        </w:r>
-        <w:r>
+          <w:rPr>
+            <w:noProof/>
+            <w:webHidden/>
+          </w:rPr>
+          <w:instrText xml:space="preserve"> PAGEREF _Toc8502542 \h </w:instrText>
+        </w:r>
+        <w:r>
+          <w:rPr>
+            <w:noProof/>
+            <w:webHidden/>
+          </w:rPr>
+        </w:r>
+        <w:r>
+          <w:rPr>
+            <w:noProof/>
+            <w:webHidden/>
+          </w:rPr>
           <w:fldChar w:fldCharType="separate"/>
         </w:r>
         <w:r>
+          <w:rPr>
+            <w:noProof/>
+            <w:webHidden/>
+          </w:rPr>
           <w:t>7</w:t>
         </w:r>
         <w:r>
+          <w:rPr>
+            <w:noProof/>
+            <w:webHidden/>
+          </w:rPr>
           <w:fldChar w:fldCharType="end"/>
         </w:r>
       </w:hyperlink>
@@ -1877,33 +2612,72 @@
       <w:pPr>
         <w:pStyle w:val="30"/>
         <w:tabs>
-          <w:tab w:val="right" w:leader="dot" w:pos="8306"/>
+          <w:tab w:val="right" w:leader="dot" w:pos="8296"/>
         </w:tabs>
         <w:ind w:left="960"/>
-      </w:pPr>
-      <w:hyperlink w:anchor="_Toc5942" w:history="1">
-        <w:r>
-          <w:rPr>
+        <w:rPr>
+          <w:rFonts w:cstheme="minorBidi"/>
+          <w:noProof/>
+          <w:kern w:val="2"/>
+          <w:sz w:val="21"/>
+          <w:szCs w:val="22"/>
+        </w:rPr>
+      </w:pPr>
+      <w:hyperlink w:anchor="_Toc8502543" w:history="1">
+        <w:r>
+          <w:rPr>
+            <w:rStyle w:val="a9"/>
             <w:rFonts w:hint="eastAsia"/>
+            <w:noProof/>
           </w:rPr>
           <w:t>你我金融账号</w:t>
         </w:r>
         <w:r>
+          <w:rPr>
+            <w:noProof/>
+            <w:webHidden/>
+          </w:rPr>
           <w:tab/>
         </w:r>
         <w:r>
+          <w:rPr>
+            <w:noProof/>
+            <w:webHidden/>
+          </w:rPr>
           <w:fldChar w:fldCharType="begin"/>
         </w:r>
         <w:r>
-          <w:instrText xml:space="preserve"> PAGEREF _Toc5942 </w:instrText>
-        </w:r>
-        <w:r>
+          <w:rPr>
+            <w:noProof/>
+            <w:webHidden/>
+          </w:rPr>
+          <w:instrText xml:space="preserve"> PAGEREF _Toc8502543 \h </w:instrText>
+        </w:r>
+        <w:r>
+          <w:rPr>
+            <w:noProof/>
+            <w:webHidden/>
+          </w:rPr>
+        </w:r>
+        <w:r>
+          <w:rPr>
+            <w:noProof/>
+            <w:webHidden/>
+          </w:rPr>
           <w:fldChar w:fldCharType="separate"/>
         </w:r>
         <w:r>
+          <w:rPr>
+            <w:noProof/>
+            <w:webHidden/>
+          </w:rPr>
           <w:t>7</w:t>
         </w:r>
         <w:r>
+          <w:rPr>
+            <w:noProof/>
+            <w:webHidden/>
+          </w:rPr>
           <w:fldChar w:fldCharType="end"/>
         </w:r>
       </w:hyperlink>
@@ -1912,33 +2686,72 @@
       <w:pPr>
         <w:pStyle w:val="30"/>
         <w:tabs>
-          <w:tab w:val="right" w:leader="dot" w:pos="8306"/>
+          <w:tab w:val="right" w:leader="dot" w:pos="8296"/>
         </w:tabs>
         <w:ind w:left="960"/>
-      </w:pPr>
-      <w:hyperlink w:anchor="_Toc13210" w:history="1">
-        <w:r>
-          <w:rPr>
+        <w:rPr>
+          <w:rFonts w:cstheme="minorBidi"/>
+          <w:noProof/>
+          <w:kern w:val="2"/>
+          <w:sz w:val="21"/>
+          <w:szCs w:val="22"/>
+        </w:rPr>
+      </w:pPr>
+      <w:hyperlink w:anchor="_Toc8502544" w:history="1">
+        <w:r>
+          <w:rPr>
+            <w:rStyle w:val="a9"/>
             <w:rFonts w:hint="eastAsia"/>
+            <w:noProof/>
           </w:rPr>
           <w:t>企业软件账号</w:t>
         </w:r>
         <w:r>
+          <w:rPr>
+            <w:noProof/>
+            <w:webHidden/>
+          </w:rPr>
           <w:tab/>
         </w:r>
         <w:r>
+          <w:rPr>
+            <w:noProof/>
+            <w:webHidden/>
+          </w:rPr>
           <w:fldChar w:fldCharType="begin"/>
         </w:r>
         <w:r>
-          <w:instrText xml:space="preserve"> PAGEREF _Toc13210 </w:instrText>
-        </w:r>
-        <w:r>
+          <w:rPr>
+            <w:noProof/>
+            <w:webHidden/>
+          </w:rPr>
+          <w:instrText xml:space="preserve"> PAGEREF _Toc8502544 \h </w:instrText>
+        </w:r>
+        <w:r>
+          <w:rPr>
+            <w:noProof/>
+            <w:webHidden/>
+          </w:rPr>
+        </w:r>
+        <w:r>
+          <w:rPr>
+            <w:noProof/>
+            <w:webHidden/>
+          </w:rPr>
           <w:fldChar w:fldCharType="separate"/>
         </w:r>
         <w:r>
+          <w:rPr>
+            <w:noProof/>
+            <w:webHidden/>
+          </w:rPr>
           <w:t>9</w:t>
         </w:r>
         <w:r>
+          <w:rPr>
+            <w:noProof/>
+            <w:webHidden/>
+          </w:rPr>
           <w:fldChar w:fldCharType="end"/>
         </w:r>
       </w:hyperlink>
@@ -1947,32 +2760,71 @@
       <w:pPr>
         <w:pStyle w:val="10"/>
         <w:tabs>
-          <w:tab w:val="right" w:leader="dot" w:pos="8306"/>
+          <w:tab w:val="right" w:leader="dot" w:pos="8296"/>
         </w:tabs>
-      </w:pPr>
-      <w:hyperlink w:anchor="_Toc5430" w:history="1">
-        <w:r>
-          <w:rPr>
+        <w:rPr>
+          <w:rFonts w:cstheme="minorBidi"/>
+          <w:noProof/>
+          <w:kern w:val="2"/>
+          <w:sz w:val="21"/>
+          <w:szCs w:val="22"/>
+        </w:rPr>
+      </w:pPr>
+      <w:hyperlink w:anchor="_Toc8502545" w:history="1">
+        <w:r>
+          <w:rPr>
+            <w:rStyle w:val="a9"/>
             <w:rFonts w:hint="eastAsia"/>
+            <w:noProof/>
           </w:rPr>
           <w:t>协议格式</w:t>
         </w:r>
         <w:r>
+          <w:rPr>
+            <w:noProof/>
+            <w:webHidden/>
+          </w:rPr>
           <w:tab/>
         </w:r>
         <w:r>
+          <w:rPr>
+            <w:noProof/>
+            <w:webHidden/>
+          </w:rPr>
           <w:fldChar w:fldCharType="begin"/>
         </w:r>
         <w:r>
-          <w:instrText xml:space="preserve"> PAGEREF _Toc5430 </w:instrText>
-        </w:r>
-        <w:r>
+          <w:rPr>
+            <w:noProof/>
+            <w:webHidden/>
+          </w:rPr>
+          <w:instrText xml:space="preserve"> PAGEREF _Toc8502545 \h </w:instrText>
+        </w:r>
+        <w:r>
+          <w:rPr>
+            <w:noProof/>
+            <w:webHidden/>
+          </w:rPr>
+        </w:r>
+        <w:r>
+          <w:rPr>
+            <w:noProof/>
+            <w:webHidden/>
+          </w:rPr>
           <w:fldChar w:fldCharType="separate"/>
         </w:r>
         <w:r>
+          <w:rPr>
+            <w:noProof/>
+            <w:webHidden/>
+          </w:rPr>
           <w:t>12</w:t>
         </w:r>
         <w:r>
+          <w:rPr>
+            <w:noProof/>
+            <w:webHidden/>
+          </w:rPr>
           <w:fldChar w:fldCharType="end"/>
         </w:r>
       </w:hyperlink>
@@ -1981,39 +2833,79 @@
       <w:pPr>
         <w:pStyle w:val="20"/>
         <w:tabs>
-          <w:tab w:val="right" w:leader="dot" w:pos="8306"/>
+          <w:tab w:val="right" w:leader="dot" w:pos="8296"/>
         </w:tabs>
         <w:ind w:left="480"/>
-      </w:pPr>
-      <w:hyperlink w:anchor="_Toc891" w:history="1">
-        <w:r>
-          <w:rPr>
+        <w:rPr>
+          <w:rFonts w:cstheme="minorBidi"/>
+          <w:noProof/>
+          <w:kern w:val="2"/>
+          <w:sz w:val="21"/>
+          <w:szCs w:val="22"/>
+        </w:rPr>
+      </w:pPr>
+      <w:hyperlink w:anchor="_Toc8502546" w:history="1">
+        <w:r>
+          <w:rPr>
+            <w:rStyle w:val="a9"/>
+            <w:noProof/>
+          </w:rPr>
+          <w:t>Websocket</w:t>
+        </w:r>
+        <w:r>
+          <w:rPr>
+            <w:rStyle w:val="a9"/>
             <w:rFonts w:hint="eastAsia"/>
-          </w:rPr>
-          <w:t>Websocket</w:t>
-        </w:r>
-        <w:r>
-          <w:rPr>
-            <w:rFonts w:hint="eastAsia"/>
+            <w:noProof/>
           </w:rPr>
           <w:t>自定义二进制协议头</w:t>
         </w:r>
         <w:r>
+          <w:rPr>
+            <w:noProof/>
+            <w:webHidden/>
+          </w:rPr>
           <w:tab/>
         </w:r>
         <w:r>
+          <w:rPr>
+            <w:noProof/>
+            <w:webHidden/>
+          </w:rPr>
           <w:fldChar w:fldCharType="begin"/>
         </w:r>
         <w:r>
-          <w:instrText xml:space="preserve"> PAGEREF _Toc891 </w:instrText>
-        </w:r>
-        <w:r>
+          <w:rPr>
+            <w:noProof/>
+            <w:webHidden/>
+          </w:rPr>
+          <w:instrText xml:space="preserve"> PAGEREF _Toc8502546 \h </w:instrText>
+        </w:r>
+        <w:r>
+          <w:rPr>
+            <w:noProof/>
+            <w:webHidden/>
+          </w:rPr>
+        </w:r>
+        <w:r>
+          <w:rPr>
+            <w:noProof/>
+            <w:webHidden/>
+          </w:rPr>
           <w:fldChar w:fldCharType="separate"/>
         </w:r>
         <w:r>
+          <w:rPr>
+            <w:noProof/>
+            <w:webHidden/>
+          </w:rPr>
           <w:t>12</w:t>
         </w:r>
         <w:r>
+          <w:rPr>
+            <w:noProof/>
+            <w:webHidden/>
+          </w:rPr>
           <w:fldChar w:fldCharType="end"/>
         </w:r>
       </w:hyperlink>
@@ -2022,51 +2914,94 @@
       <w:pPr>
         <w:pStyle w:val="20"/>
         <w:tabs>
-          <w:tab w:val="right" w:leader="dot" w:pos="8306"/>
+          <w:tab w:val="right" w:leader="dot" w:pos="8296"/>
         </w:tabs>
         <w:ind w:left="480"/>
-      </w:pPr>
-      <w:hyperlink w:anchor="_Toc6414" w:history="1">
-        <w:r>
-          <w:rPr>
+        <w:rPr>
+          <w:rFonts w:cstheme="minorBidi"/>
+          <w:noProof/>
+          <w:kern w:val="2"/>
+          <w:sz w:val="21"/>
+          <w:szCs w:val="22"/>
+        </w:rPr>
+      </w:pPr>
+      <w:hyperlink w:anchor="_Toc8502547" w:history="1">
+        <w:r>
+          <w:rPr>
+            <w:rStyle w:val="a9"/>
+            <w:noProof/>
+          </w:rPr>
+          <w:t>Websocket</w:t>
+        </w:r>
+        <w:r>
+          <w:rPr>
+            <w:rStyle w:val="a9"/>
             <w:rFonts w:hint="eastAsia"/>
-          </w:rPr>
-          <w:t>Websocket</w:t>
-        </w:r>
-        <w:r>
-          <w:rPr>
+            <w:noProof/>
+          </w:rPr>
+          <w:t>自定义</w:t>
+        </w:r>
+        <w:r>
+          <w:rPr>
+            <w:rStyle w:val="a9"/>
+            <w:noProof/>
+          </w:rPr>
+          <w:t>pb</w:t>
+        </w:r>
+        <w:r>
+          <w:rPr>
+            <w:rStyle w:val="a9"/>
             <w:rFonts w:hint="eastAsia"/>
-          </w:rPr>
-          <w:t>自定义</w:t>
-        </w:r>
-        <w:r>
-          <w:rPr>
-            <w:rFonts w:hint="eastAsia"/>
-          </w:rPr>
-          <w:t>pb</w:t>
-        </w:r>
-        <w:r>
-          <w:rPr>
-            <w:rFonts w:hint="eastAsia"/>
+            <w:noProof/>
           </w:rPr>
           <w:t>消息体</w:t>
         </w:r>
         <w:r>
+          <w:rPr>
+            <w:noProof/>
+            <w:webHidden/>
+          </w:rPr>
           <w:tab/>
         </w:r>
         <w:r>
+          <w:rPr>
+            <w:noProof/>
+            <w:webHidden/>
+          </w:rPr>
           <w:fldChar w:fldCharType="begin"/>
         </w:r>
         <w:r>
-          <w:instrText xml:space="preserve"> PAGEREF _Toc6414 </w:instrText>
-        </w:r>
-        <w:r>
+          <w:rPr>
+            <w:noProof/>
+            <w:webHidden/>
+          </w:rPr>
+          <w:instrText xml:space="preserve"> PAGEREF _Toc8502547 \h </w:instrText>
+        </w:r>
+        <w:r>
+          <w:rPr>
+            <w:noProof/>
+            <w:webHidden/>
+          </w:rPr>
+        </w:r>
+        <w:r>
+          <w:rPr>
+            <w:noProof/>
+            <w:webHidden/>
+          </w:rPr>
           <w:fldChar w:fldCharType="separate"/>
         </w:r>
         <w:r>
+          <w:rPr>
+            <w:noProof/>
+            <w:webHidden/>
+          </w:rPr>
           <w:t>14</w:t>
         </w:r>
         <w:r>
+          <w:rPr>
+            <w:noProof/>
+            <w:webHidden/>
+          </w:rPr>
           <w:fldChar w:fldCharType="end"/>
         </w:r>
       </w:hyperlink>
@@ -2075,51 +3010,94 @@
       <w:pPr>
         <w:pStyle w:val="20"/>
         <w:tabs>
-          <w:tab w:val="right" w:leader="dot" w:pos="8306"/>
+          <w:tab w:val="right" w:leader="dot" w:pos="8296"/>
         </w:tabs>
         <w:ind w:left="480"/>
-      </w:pPr>
-      <w:hyperlink w:anchor="_Toc10788" w:history="1">
-        <w:r>
-          <w:rPr>
+        <w:rPr>
+          <w:rFonts w:cstheme="minorBidi"/>
+          <w:noProof/>
+          <w:kern w:val="2"/>
+          <w:sz w:val="21"/>
+          <w:szCs w:val="22"/>
+        </w:rPr>
+      </w:pPr>
+      <w:hyperlink w:anchor="_Toc8502548" w:history="1">
+        <w:r>
+          <w:rPr>
+            <w:rStyle w:val="a9"/>
+            <w:noProof/>
+          </w:rPr>
+          <w:t>Websocket</w:t>
+        </w:r>
+        <w:r>
+          <w:rPr>
+            <w:rStyle w:val="a9"/>
             <w:rFonts w:hint="eastAsia"/>
-          </w:rPr>
-          <w:t>Websocket</w:t>
-        </w:r>
-        <w:r>
-          <w:rPr>
+            <w:noProof/>
+          </w:rPr>
+          <w:t>自定义</w:t>
+        </w:r>
+        <w:r>
+          <w:rPr>
+            <w:rStyle w:val="a9"/>
+            <w:noProof/>
+          </w:rPr>
+          <w:t>json</w:t>
+        </w:r>
+        <w:r>
+          <w:rPr>
+            <w:rStyle w:val="a9"/>
             <w:rFonts w:hint="eastAsia"/>
-          </w:rPr>
-          <w:t>自定义</w:t>
-        </w:r>
-        <w:r>
-          <w:rPr>
-            <w:rFonts w:hint="eastAsia"/>
-          </w:rPr>
-          <w:t>json</w:t>
-        </w:r>
-        <w:r>
-          <w:rPr>
-            <w:rFonts w:hint="eastAsia"/>
+            <w:noProof/>
           </w:rPr>
           <w:t>消息体</w:t>
         </w:r>
         <w:r>
+          <w:rPr>
+            <w:noProof/>
+            <w:webHidden/>
+          </w:rPr>
           <w:tab/>
         </w:r>
         <w:r>
+          <w:rPr>
+            <w:noProof/>
+            <w:webHidden/>
+          </w:rPr>
           <w:fldChar w:fldCharType="begin"/>
         </w:r>
         <w:r>
-          <w:instrText xml:space="preserve"> PAGEREF _Toc10788 </w:instrText>
-        </w:r>
-        <w:r>
+          <w:rPr>
+            <w:noProof/>
+            <w:webHidden/>
+          </w:rPr>
+          <w:instrText xml:space="preserve"> PAGEREF _Toc8502548 \h </w:instrText>
+        </w:r>
+        <w:r>
+          <w:rPr>
+            <w:noProof/>
+            <w:webHidden/>
+          </w:rPr>
+        </w:r>
+        <w:r>
+          <w:rPr>
+            <w:noProof/>
+            <w:webHidden/>
+          </w:rPr>
           <w:fldChar w:fldCharType="separate"/>
         </w:r>
         <w:r>
+          <w:rPr>
+            <w:noProof/>
+            <w:webHidden/>
+          </w:rPr>
           <w:t>14</w:t>
         </w:r>
         <w:r>
+          <w:rPr>
+            <w:noProof/>
+            <w:webHidden/>
+          </w:rPr>
           <w:fldChar w:fldCharType="end"/>
         </w:r>
       </w:hyperlink>
@@ -2128,32 +3106,71 @@
       <w:pPr>
         <w:pStyle w:val="10"/>
         <w:tabs>
-          <w:tab w:val="right" w:leader="dot" w:pos="8306"/>
+          <w:tab w:val="right" w:leader="dot" w:pos="8296"/>
         </w:tabs>
-      </w:pPr>
-      <w:hyperlink w:anchor="_Toc26785" w:history="1">
-        <w:r>
-          <w:rPr>
+        <w:rPr>
+          <w:rFonts w:cstheme="minorBidi"/>
+          <w:noProof/>
+          <w:kern w:val="2"/>
+          <w:sz w:val="21"/>
+          <w:szCs w:val="22"/>
+        </w:rPr>
+      </w:pPr>
+      <w:hyperlink w:anchor="_Toc8502549" w:history="1">
+        <w:r>
+          <w:rPr>
+            <w:rStyle w:val="a9"/>
             <w:rFonts w:hint="eastAsia"/>
+            <w:noProof/>
           </w:rPr>
           <w:t>校验方式</w:t>
         </w:r>
         <w:r>
+          <w:rPr>
+            <w:noProof/>
+            <w:webHidden/>
+          </w:rPr>
           <w:tab/>
         </w:r>
         <w:r>
+          <w:rPr>
+            <w:noProof/>
+            <w:webHidden/>
+          </w:rPr>
           <w:fldChar w:fldCharType="begin"/>
         </w:r>
         <w:r>
-          <w:instrText xml:space="preserve"> PAGEREF _Toc26785 </w:instrText>
-        </w:r>
-        <w:r>
+          <w:rPr>
+            <w:noProof/>
+            <w:webHidden/>
+          </w:rPr>
+          <w:instrText xml:space="preserve"> PAGEREF _Toc8502549 \h </w:instrText>
+        </w:r>
+        <w:r>
+          <w:rPr>
+            <w:noProof/>
+            <w:webHidden/>
+          </w:rPr>
+        </w:r>
+        <w:r>
+          <w:rPr>
+            <w:noProof/>
+            <w:webHidden/>
+          </w:rPr>
           <w:fldChar w:fldCharType="separate"/>
         </w:r>
         <w:r>
-          <w:t>16</w:t>
-        </w:r>
-        <w:r>
+          <w:rPr>
+            <w:noProof/>
+            <w:webHidden/>
+          </w:rPr>
+          <w:t>15</w:t>
+        </w:r>
+        <w:r>
+          <w:rPr>
+            <w:noProof/>
+            <w:webHidden/>
+          </w:rPr>
           <w:fldChar w:fldCharType="end"/>
         </w:r>
       </w:hyperlink>
@@ -2162,33 +3179,72 @@
       <w:pPr>
         <w:pStyle w:val="20"/>
         <w:tabs>
-          <w:tab w:val="right" w:leader="dot" w:pos="8306"/>
+          <w:tab w:val="right" w:leader="dot" w:pos="8296"/>
         </w:tabs>
         <w:ind w:left="480"/>
-      </w:pPr>
-      <w:hyperlink w:anchor="_Toc25179" w:history="1">
-        <w:r>
-          <w:rPr>
+        <w:rPr>
+          <w:rFonts w:cstheme="minorBidi"/>
+          <w:noProof/>
+          <w:kern w:val="2"/>
+          <w:sz w:val="21"/>
+          <w:szCs w:val="22"/>
+        </w:rPr>
+      </w:pPr>
+      <w:hyperlink w:anchor="_Toc8502550" w:history="1">
+        <w:r>
+          <w:rPr>
+            <w:rStyle w:val="a9"/>
             <w:rFonts w:hint="eastAsia"/>
+            <w:noProof/>
           </w:rPr>
           <w:t>验证码检查</w:t>
         </w:r>
         <w:r>
+          <w:rPr>
+            <w:noProof/>
+            <w:webHidden/>
+          </w:rPr>
           <w:tab/>
         </w:r>
         <w:r>
+          <w:rPr>
+            <w:noProof/>
+            <w:webHidden/>
+          </w:rPr>
           <w:fldChar w:fldCharType="begin"/>
         </w:r>
         <w:r>
-          <w:instrText xml:space="preserve"> PAGEREF _Toc25179 </w:instrText>
-        </w:r>
-        <w:r>
+          <w:rPr>
+            <w:noProof/>
+            <w:webHidden/>
+          </w:rPr>
+          <w:instrText xml:space="preserve"> PAGEREF _Toc8502550 \h </w:instrText>
+        </w:r>
+        <w:r>
+          <w:rPr>
+            <w:noProof/>
+            <w:webHidden/>
+          </w:rPr>
+        </w:r>
+        <w:r>
+          <w:rPr>
+            <w:noProof/>
+            <w:webHidden/>
+          </w:rPr>
           <w:fldChar w:fldCharType="separate"/>
         </w:r>
         <w:r>
+          <w:rPr>
+            <w:noProof/>
+            <w:webHidden/>
+          </w:rPr>
           <w:t>16</w:t>
         </w:r>
         <w:r>
+          <w:rPr>
+            <w:noProof/>
+            <w:webHidden/>
+          </w:rPr>
           <w:fldChar w:fldCharType="end"/>
         </w:r>
       </w:hyperlink>
@@ -2197,32 +3253,71 @@
       <w:pPr>
         <w:pStyle w:val="10"/>
         <w:tabs>
-          <w:tab w:val="right" w:leader="dot" w:pos="8306"/>
+          <w:tab w:val="right" w:leader="dot" w:pos="8296"/>
         </w:tabs>
-      </w:pPr>
-      <w:hyperlink w:anchor="_Toc30284" w:history="1">
-        <w:r>
-          <w:rPr>
+        <w:rPr>
+          <w:rFonts w:cstheme="minorBidi"/>
+          <w:noProof/>
+          <w:kern w:val="2"/>
+          <w:sz w:val="21"/>
+          <w:szCs w:val="22"/>
+        </w:rPr>
+      </w:pPr>
+      <w:hyperlink w:anchor="_Toc8502551" w:history="1">
+        <w:r>
+          <w:rPr>
+            <w:rStyle w:val="a9"/>
             <w:rFonts w:hint="eastAsia"/>
+            <w:noProof/>
           </w:rPr>
           <w:t>网关转发附带信息</w:t>
         </w:r>
         <w:r>
+          <w:rPr>
+            <w:noProof/>
+            <w:webHidden/>
+          </w:rPr>
           <w:tab/>
         </w:r>
         <w:r>
+          <w:rPr>
+            <w:noProof/>
+            <w:webHidden/>
+          </w:rPr>
           <w:fldChar w:fldCharType="begin"/>
         </w:r>
         <w:r>
-          <w:instrText xml:space="preserve"> PAGEREF _Toc30284 </w:instrText>
-        </w:r>
-        <w:r>
+          <w:rPr>
+            <w:noProof/>
+            <w:webHidden/>
+          </w:rPr>
+          <w:instrText xml:space="preserve"> PAGEREF _Toc8502551 \h </w:instrText>
+        </w:r>
+        <w:r>
+          <w:rPr>
+            <w:noProof/>
+            <w:webHidden/>
+          </w:rPr>
+        </w:r>
+        <w:r>
+          <w:rPr>
+            <w:noProof/>
+            <w:webHidden/>
+          </w:rPr>
           <w:fldChar w:fldCharType="separate"/>
         </w:r>
         <w:r>
-          <w:t>17</w:t>
-        </w:r>
-        <w:r>
+          <w:rPr>
+            <w:noProof/>
+            <w:webHidden/>
+          </w:rPr>
+          <w:t>16</w:t>
+        </w:r>
+        <w:r>
+          <w:rPr>
+            <w:noProof/>
+            <w:webHidden/>
+          </w:rPr>
           <w:fldChar w:fldCharType="end"/>
         </w:r>
       </w:hyperlink>
@@ -2231,32 +3326,71 @@
       <w:pPr>
         <w:pStyle w:val="10"/>
         <w:tabs>
-          <w:tab w:val="right" w:leader="dot" w:pos="8306"/>
+          <w:tab w:val="right" w:leader="dot" w:pos="8296"/>
         </w:tabs>
-      </w:pPr>
-      <w:hyperlink w:anchor="_Toc5389" w:history="1">
-        <w:r>
-          <w:rPr>
+        <w:rPr>
+          <w:rFonts w:cstheme="minorBidi"/>
+          <w:noProof/>
+          <w:kern w:val="2"/>
+          <w:sz w:val="21"/>
+          <w:szCs w:val="22"/>
+        </w:rPr>
+      </w:pPr>
+      <w:hyperlink w:anchor="_Toc8502552" w:history="1">
+        <w:r>
+          <w:rPr>
+            <w:rStyle w:val="a9"/>
             <w:rFonts w:hint="eastAsia"/>
+            <w:noProof/>
           </w:rPr>
           <w:t>机器人应答系统</w:t>
         </w:r>
         <w:r>
+          <w:rPr>
+            <w:noProof/>
+            <w:webHidden/>
+          </w:rPr>
           <w:tab/>
         </w:r>
         <w:r>
+          <w:rPr>
+            <w:noProof/>
+            <w:webHidden/>
+          </w:rPr>
           <w:fldChar w:fldCharType="begin"/>
         </w:r>
         <w:r>
-          <w:instrText xml:space="preserve"> PAGEREF _Toc5389 </w:instrText>
-        </w:r>
-        <w:r>
+          <w:rPr>
+            <w:noProof/>
+            <w:webHidden/>
+          </w:rPr>
+          <w:instrText xml:space="preserve"> PAGEREF _Toc8502552 \h </w:instrText>
+        </w:r>
+        <w:r>
+          <w:rPr>
+            <w:noProof/>
+            <w:webHidden/>
+          </w:rPr>
+        </w:r>
+        <w:r>
+          <w:rPr>
+            <w:noProof/>
+            <w:webHidden/>
+          </w:rPr>
           <w:fldChar w:fldCharType="separate"/>
         </w:r>
         <w:r>
+          <w:rPr>
+            <w:noProof/>
+            <w:webHidden/>
+          </w:rPr>
           <w:t>17</w:t>
         </w:r>
         <w:r>
+          <w:rPr>
+            <w:noProof/>
+            <w:webHidden/>
+          </w:rPr>
           <w:fldChar w:fldCharType="end"/>
         </w:r>
       </w:hyperlink>
@@ -2265,39 +3399,87 @@
       <w:pPr>
         <w:pStyle w:val="20"/>
         <w:tabs>
-          <w:tab w:val="right" w:leader="dot" w:pos="8306"/>
+          <w:tab w:val="right" w:leader="dot" w:pos="8296"/>
         </w:tabs>
         <w:ind w:left="480"/>
-      </w:pPr>
-      <w:hyperlink w:anchor="_Toc20288" w:history="1">
-        <w:r>
-          <w:rPr>
+        <w:rPr>
+          <w:rFonts w:cstheme="minorBidi"/>
+          <w:noProof/>
+          <w:kern w:val="2"/>
+          <w:sz w:val="21"/>
+          <w:szCs w:val="22"/>
+        </w:rPr>
+      </w:pPr>
+      <w:hyperlink w:anchor="_Toc8502553" w:history="1">
+        <w:r>
+          <w:rPr>
+            <w:rStyle w:val="a9"/>
             <w:rFonts w:hint="eastAsia"/>
+            <w:noProof/>
           </w:rPr>
           <w:t>中文搜索引擎</w:t>
         </w:r>
         <w:r>
           <w:rPr>
+            <w:rStyle w:val="a9"/>
+            <w:noProof/>
+          </w:rPr>
+          <w:t>—sphinx</w:t>
+        </w:r>
+        <w:r>
+          <w:rPr>
+            <w:rStyle w:val="a9"/>
             <w:rFonts w:hint="eastAsia"/>
-          </w:rPr>
-          <w:t>--sphinx</w:t>
-        </w:r>
-        <w:r>
+            <w:noProof/>
+          </w:rPr>
+          <w:t>方案（后来不使用）</w:t>
+        </w:r>
+        <w:r>
+          <w:rPr>
+            <w:noProof/>
+            <w:webHidden/>
+          </w:rPr>
           <w:tab/>
         </w:r>
         <w:r>
+          <w:rPr>
+            <w:noProof/>
+            <w:webHidden/>
+          </w:rPr>
           <w:fldChar w:fldCharType="begin"/>
         </w:r>
         <w:r>
-          <w:instrText xml:space="preserve"> PAGEREF _Toc20288 </w:instrText>
-        </w:r>
-        <w:r>
+          <w:rPr>
+            <w:noProof/>
+            <w:webHidden/>
+          </w:rPr>
+          <w:instrText xml:space="preserve"> PAGEREF _Toc8502553 \h </w:instrText>
+        </w:r>
+        <w:r>
+          <w:rPr>
+            <w:noProof/>
+            <w:webHidden/>
+          </w:rPr>
+        </w:r>
+        <w:r>
+          <w:rPr>
+            <w:noProof/>
+            <w:webHidden/>
+          </w:rPr>
           <w:fldChar w:fldCharType="separate"/>
         </w:r>
         <w:r>
+          <w:rPr>
+            <w:noProof/>
+            <w:webHidden/>
+          </w:rPr>
           <w:t>17</w:t>
         </w:r>
         <w:r>
+          <w:rPr>
+            <w:noProof/>
+            <w:webHidden/>
+          </w:rPr>
           <w:fldChar w:fldCharType="end"/>
         </w:r>
       </w:hyperlink>
@@ -2306,33 +3488,72 @@
       <w:pPr>
         <w:pStyle w:val="30"/>
         <w:tabs>
-          <w:tab w:val="right" w:leader="dot" w:pos="8306"/>
+          <w:tab w:val="right" w:leader="dot" w:pos="8296"/>
         </w:tabs>
         <w:ind w:left="960"/>
-      </w:pPr>
-      <w:hyperlink w:anchor="_Toc10936" w:history="1">
-        <w:r>
-          <w:rPr>
+        <w:rPr>
+          <w:rFonts w:cstheme="minorBidi"/>
+          <w:noProof/>
+          <w:kern w:val="2"/>
+          <w:sz w:val="21"/>
+          <w:szCs w:val="22"/>
+        </w:rPr>
+      </w:pPr>
+      <w:hyperlink w:anchor="_Toc8502554" w:history="1">
+        <w:r>
+          <w:rPr>
+            <w:rStyle w:val="a9"/>
             <w:rFonts w:hint="eastAsia"/>
+            <w:noProof/>
           </w:rPr>
           <w:t>框架设计</w:t>
         </w:r>
         <w:r>
+          <w:rPr>
+            <w:noProof/>
+            <w:webHidden/>
+          </w:rPr>
           <w:tab/>
         </w:r>
         <w:r>
+          <w:rPr>
+            <w:noProof/>
+            <w:webHidden/>
+          </w:rPr>
           <w:fldChar w:fldCharType="begin"/>
         </w:r>
         <w:r>
-          <w:instrText xml:space="preserve"> PAGEREF _Toc10936 </w:instrText>
-        </w:r>
-        <w:r>
+          <w:rPr>
+            <w:noProof/>
+            <w:webHidden/>
+          </w:rPr>
+          <w:instrText xml:space="preserve"> PAGEREF _Toc8502554 \h </w:instrText>
+        </w:r>
+        <w:r>
+          <w:rPr>
+            <w:noProof/>
+            <w:webHidden/>
+          </w:rPr>
+        </w:r>
+        <w:r>
+          <w:rPr>
+            <w:noProof/>
+            <w:webHidden/>
+          </w:rPr>
           <w:fldChar w:fldCharType="separate"/>
         </w:r>
         <w:r>
+          <w:rPr>
+            <w:noProof/>
+            <w:webHidden/>
+          </w:rPr>
           <w:t>17</w:t>
         </w:r>
         <w:r>
+          <w:rPr>
+            <w:noProof/>
+            <w:webHidden/>
+          </w:rPr>
           <w:fldChar w:fldCharType="end"/>
         </w:r>
       </w:hyperlink>
@@ -2341,33 +3562,72 @@
       <w:pPr>
         <w:pStyle w:val="30"/>
         <w:tabs>
-          <w:tab w:val="right" w:leader="dot" w:pos="8306"/>
+          <w:tab w:val="right" w:leader="dot" w:pos="8296"/>
         </w:tabs>
         <w:ind w:left="960"/>
-      </w:pPr>
-      <w:hyperlink w:anchor="_Toc20936" w:history="1">
-        <w:r>
-          <w:rPr>
+        <w:rPr>
+          <w:rFonts w:cstheme="minorBidi"/>
+          <w:noProof/>
+          <w:kern w:val="2"/>
+          <w:sz w:val="21"/>
+          <w:szCs w:val="22"/>
+        </w:rPr>
+      </w:pPr>
+      <w:hyperlink w:anchor="_Toc8502555" w:history="1">
+        <w:r>
+          <w:rPr>
+            <w:rStyle w:val="a9"/>
             <w:rFonts w:hint="eastAsia"/>
+            <w:noProof/>
           </w:rPr>
           <w:t>查询匹配方式</w:t>
         </w:r>
         <w:r>
+          <w:rPr>
+            <w:noProof/>
+            <w:webHidden/>
+          </w:rPr>
           <w:tab/>
         </w:r>
         <w:r>
+          <w:rPr>
+            <w:noProof/>
+            <w:webHidden/>
+          </w:rPr>
           <w:fldChar w:fldCharType="begin"/>
         </w:r>
         <w:r>
-          <w:instrText xml:space="preserve"> PAGEREF _Toc20936 </w:instrText>
-        </w:r>
-        <w:r>
+          <w:rPr>
+            <w:noProof/>
+            <w:webHidden/>
+          </w:rPr>
+          <w:instrText xml:space="preserve"> PAGEREF _Toc8502555 \h </w:instrText>
+        </w:r>
+        <w:r>
+          <w:rPr>
+            <w:noProof/>
+            <w:webHidden/>
+          </w:rPr>
+        </w:r>
+        <w:r>
+          <w:rPr>
+            <w:noProof/>
+            <w:webHidden/>
+          </w:rPr>
           <w:fldChar w:fldCharType="separate"/>
         </w:r>
         <w:r>
+          <w:rPr>
+            <w:noProof/>
+            <w:webHidden/>
+          </w:rPr>
           <w:t>19</w:t>
         </w:r>
         <w:r>
+          <w:rPr>
+            <w:noProof/>
+            <w:webHidden/>
+          </w:rPr>
           <w:fldChar w:fldCharType="end"/>
         </w:r>
       </w:hyperlink>
@@ -2376,33 +3636,72 @@
       <w:pPr>
         <w:pStyle w:val="30"/>
         <w:tabs>
-          <w:tab w:val="right" w:leader="dot" w:pos="8306"/>
+          <w:tab w:val="right" w:leader="dot" w:pos="8296"/>
         </w:tabs>
         <w:ind w:left="960"/>
-      </w:pPr>
-      <w:hyperlink w:anchor="_Toc26909" w:history="1">
-        <w:r>
-          <w:rPr>
+        <w:rPr>
+          <w:rFonts w:cstheme="minorBidi"/>
+          <w:noProof/>
+          <w:kern w:val="2"/>
+          <w:sz w:val="21"/>
+          <w:szCs w:val="22"/>
+        </w:rPr>
+      </w:pPr>
+      <w:hyperlink w:anchor="_Toc8502556" w:history="1">
+        <w:r>
+          <w:rPr>
+            <w:rStyle w:val="a9"/>
             <w:rFonts w:hint="eastAsia"/>
+            <w:noProof/>
           </w:rPr>
           <w:t>字段权重、过滤、排序</w:t>
         </w:r>
         <w:r>
+          <w:rPr>
+            <w:noProof/>
+            <w:webHidden/>
+          </w:rPr>
           <w:tab/>
         </w:r>
         <w:r>
+          <w:rPr>
+            <w:noProof/>
+            <w:webHidden/>
+          </w:rPr>
           <w:fldChar w:fldCharType="begin"/>
         </w:r>
         <w:r>
-          <w:instrText xml:space="preserve"> PAGEREF _Toc26909 </w:instrText>
-        </w:r>
-        <w:r>
+          <w:rPr>
+            <w:noProof/>
+            <w:webHidden/>
+          </w:rPr>
+          <w:instrText xml:space="preserve"> PAGEREF _Toc8502556 \h </w:instrText>
+        </w:r>
+        <w:r>
+          <w:rPr>
+            <w:noProof/>
+            <w:webHidden/>
+          </w:rPr>
+        </w:r>
+        <w:r>
+          <w:rPr>
+            <w:noProof/>
+            <w:webHidden/>
+          </w:rPr>
           <w:fldChar w:fldCharType="separate"/>
         </w:r>
         <w:r>
+          <w:rPr>
+            <w:noProof/>
+            <w:webHidden/>
+          </w:rPr>
           <w:t>19</w:t>
         </w:r>
         <w:r>
+          <w:rPr>
+            <w:noProof/>
+            <w:webHidden/>
+          </w:rPr>
           <w:fldChar w:fldCharType="end"/>
         </w:r>
       </w:hyperlink>
@@ -2411,33 +3710,155 @@
       <w:pPr>
         <w:pStyle w:val="30"/>
         <w:tabs>
-          <w:tab w:val="right" w:leader="dot" w:pos="8306"/>
+          <w:tab w:val="right" w:leader="dot" w:pos="8296"/>
         </w:tabs>
         <w:ind w:left="960"/>
-      </w:pPr>
-      <w:hyperlink w:anchor="_Toc4802" w:history="1">
-        <w:r>
-          <w:rPr>
+        <w:rPr>
+          <w:rFonts w:cstheme="minorBidi"/>
+          <w:noProof/>
+          <w:kern w:val="2"/>
+          <w:sz w:val="21"/>
+          <w:szCs w:val="22"/>
+        </w:rPr>
+      </w:pPr>
+      <w:hyperlink w:anchor="_Toc8502557" w:history="1">
+        <w:r>
+          <w:rPr>
+            <w:rStyle w:val="a9"/>
             <w:rFonts w:hint="eastAsia"/>
+            <w:noProof/>
           </w:rPr>
           <w:t>搭建中文搜索引擎</w:t>
         </w:r>
         <w:r>
+          <w:rPr>
+            <w:noProof/>
+            <w:webHidden/>
+          </w:rPr>
           <w:tab/>
         </w:r>
         <w:r>
+          <w:rPr>
+            <w:noProof/>
+            <w:webHidden/>
+          </w:rPr>
           <w:fldChar w:fldCharType="begin"/>
         </w:r>
         <w:r>
-          <w:instrText xml:space="preserve"> PAGEREF _Toc4802 </w:instrText>
-        </w:r>
-        <w:r>
+          <w:rPr>
+            <w:noProof/>
+            <w:webHidden/>
+          </w:rPr>
+          <w:instrText xml:space="preserve"> PAGEREF _Toc8502557 \h </w:instrText>
+        </w:r>
+        <w:r>
+          <w:rPr>
+            <w:noProof/>
+            <w:webHidden/>
+          </w:rPr>
+        </w:r>
+        <w:r>
+          <w:rPr>
+            <w:noProof/>
+            <w:webHidden/>
+          </w:rPr>
           <w:fldChar w:fldCharType="separate"/>
         </w:r>
         <w:r>
+          <w:rPr>
+            <w:noProof/>
+            <w:webHidden/>
+          </w:rPr>
           <w:t>20</w:t>
         </w:r>
         <w:r>
+          <w:rPr>
+            <w:noProof/>
+            <w:webHidden/>
+          </w:rPr>
+          <w:fldChar w:fldCharType="end"/>
+        </w:r>
+      </w:hyperlink>
+    </w:p>
+    <w:p>
+      <w:pPr>
+        <w:pStyle w:val="30"/>
+        <w:tabs>
+          <w:tab w:val="right" w:leader="dot" w:pos="8296"/>
+        </w:tabs>
+        <w:ind w:left="960"/>
+        <w:rPr>
+          <w:rFonts w:cstheme="minorBidi"/>
+          <w:noProof/>
+          <w:kern w:val="2"/>
+          <w:sz w:val="21"/>
+          <w:szCs w:val="22"/>
+        </w:rPr>
+      </w:pPr>
+      <w:hyperlink w:anchor="_Toc8502558" w:history="1">
+        <w:r>
+          <w:rPr>
+            <w:rStyle w:val="a9"/>
+            <w:rFonts w:ascii="宋体" w:eastAsia="宋体" w:hAnsi="宋体" w:cs="宋体"/>
+            <w:bCs/>
+            <w:noProof/>
+          </w:rPr>
+          <w:t>sphinx</w:t>
+        </w:r>
+        <w:r>
+          <w:rPr>
+            <w:rStyle w:val="a9"/>
+            <w:rFonts w:hint="eastAsia"/>
+            <w:noProof/>
+          </w:rPr>
+          <w:t>存在的局限性</w:t>
+        </w:r>
+        <w:r>
+          <w:rPr>
+            <w:noProof/>
+            <w:webHidden/>
+          </w:rPr>
+          <w:tab/>
+        </w:r>
+        <w:r>
+          <w:rPr>
+            <w:noProof/>
+            <w:webHidden/>
+          </w:rPr>
+          <w:fldChar w:fldCharType="begin"/>
+        </w:r>
+        <w:r>
+          <w:rPr>
+            <w:noProof/>
+            <w:webHidden/>
+          </w:rPr>
+          <w:instrText xml:space="preserve"> PAGEREF _Toc8502558 \h </w:instrText>
+        </w:r>
+        <w:r>
+          <w:rPr>
+            <w:noProof/>
+            <w:webHidden/>
+          </w:rPr>
+        </w:r>
+        <w:r>
+          <w:rPr>
+            <w:noProof/>
+            <w:webHidden/>
+          </w:rPr>
+          <w:fldChar w:fldCharType="separate"/>
+        </w:r>
+        <w:r>
+          <w:rPr>
+            <w:noProof/>
+            <w:webHidden/>
+          </w:rPr>
+          <w:t>25</w:t>
+        </w:r>
+        <w:r>
+          <w:rPr>
+            <w:noProof/>
+            <w:webHidden/>
+          </w:rPr>
           <w:fldChar w:fldCharType="end"/>
         </w:r>
       </w:hyperlink>
@@ -2446,45 +3867,87 @@
       <w:pPr>
         <w:pStyle w:val="20"/>
         <w:tabs>
-          <w:tab w:val="right" w:leader="dot" w:pos="8306"/>
+          <w:tab w:val="right" w:leader="dot" w:pos="8296"/>
         </w:tabs>
         <w:ind w:left="480"/>
-      </w:pPr>
-      <w:hyperlink w:anchor="_Toc18260" w:history="1">
-        <w:r>
-          <w:rPr>
+        <w:rPr>
+          <w:rFonts w:cstheme="minorBidi"/>
+          <w:noProof/>
+          <w:kern w:val="2"/>
+          <w:sz w:val="21"/>
+          <w:szCs w:val="22"/>
+        </w:rPr>
+      </w:pPr>
+      <w:hyperlink w:anchor="_Toc8502559" w:history="1">
+        <w:r>
+          <w:rPr>
+            <w:rStyle w:val="a9"/>
             <w:rFonts w:hint="eastAsia"/>
+            <w:noProof/>
           </w:rPr>
           <w:t>中文搜索引擎</w:t>
         </w:r>
         <w:r>
           <w:rPr>
+            <w:rStyle w:val="a9"/>
+            <w:noProof/>
+          </w:rPr>
+          <w:t>--</w:t>
+        </w:r>
+        <w:r>
+          <w:rPr>
+            <w:rStyle w:val="a9"/>
             <w:rFonts w:hint="eastAsia"/>
-          </w:rPr>
-          <w:t>--</w:t>
-        </w:r>
-        <w:r>
-          <w:rPr>
-            <w:rFonts w:hint="eastAsia"/>
+            <w:noProof/>
           </w:rPr>
           <w:t>自研引擎</w:t>
         </w:r>
         <w:r>
+          <w:rPr>
+            <w:noProof/>
+            <w:webHidden/>
+          </w:rPr>
           <w:tab/>
         </w:r>
         <w:r>
+          <w:rPr>
+            <w:noProof/>
+            <w:webHidden/>
+          </w:rPr>
           <w:fldChar w:fldCharType="begin"/>
         </w:r>
         <w:r>
-          <w:instrText xml:space="preserve"> PAGEREF _Toc18260 </w:instrText>
-        </w:r>
-        <w:r>
+          <w:rPr>
+            <w:noProof/>
+            <w:webHidden/>
+          </w:rPr>
+          <w:instrText xml:space="preserve"> PAGEREF _Toc8502559 \h </w:instrText>
+        </w:r>
+        <w:r>
+          <w:rPr>
+            <w:noProof/>
+            <w:webHidden/>
+          </w:rPr>
+        </w:r>
+        <w:r>
+          <w:rPr>
+            <w:noProof/>
+            <w:webHidden/>
+          </w:rPr>
           <w:fldChar w:fldCharType="separate"/>
         </w:r>
         <w:r>
+          <w:rPr>
+            <w:noProof/>
+            <w:webHidden/>
+          </w:rPr>
           <w:t>25</w:t>
         </w:r>
         <w:r>
+          <w:rPr>
+            <w:noProof/>
+            <w:webHidden/>
+          </w:rPr>
           <w:fldChar w:fldCharType="end"/>
         </w:r>
       </w:hyperlink>
@@ -2493,33 +3956,72 @@
       <w:pPr>
         <w:pStyle w:val="30"/>
         <w:tabs>
-          <w:tab w:val="right" w:leader="dot" w:pos="8306"/>
+          <w:tab w:val="right" w:leader="dot" w:pos="8296"/>
         </w:tabs>
         <w:ind w:left="960"/>
-      </w:pPr>
-      <w:hyperlink w:anchor="_Toc21454" w:history="1">
-        <w:r>
-          <w:rPr>
+        <w:rPr>
+          <w:rFonts w:cstheme="minorBidi"/>
+          <w:noProof/>
+          <w:kern w:val="2"/>
+          <w:sz w:val="21"/>
+          <w:szCs w:val="22"/>
+        </w:rPr>
+      </w:pPr>
+      <w:hyperlink w:anchor="_Toc8502560" w:history="1">
+        <w:r>
+          <w:rPr>
+            <w:rStyle w:val="a9"/>
             <w:rFonts w:hint="eastAsia"/>
+            <w:noProof/>
           </w:rPr>
           <w:t>分词算法</w:t>
         </w:r>
         <w:r>
+          <w:rPr>
+            <w:noProof/>
+            <w:webHidden/>
+          </w:rPr>
           <w:tab/>
         </w:r>
         <w:r>
+          <w:rPr>
+            <w:noProof/>
+            <w:webHidden/>
+          </w:rPr>
           <w:fldChar w:fldCharType="begin"/>
         </w:r>
         <w:r>
-          <w:instrText xml:space="preserve"> PAGEREF _Toc21454 </w:instrText>
-        </w:r>
-        <w:r>
+          <w:rPr>
+            <w:noProof/>
+            <w:webHidden/>
+          </w:rPr>
+          <w:instrText xml:space="preserve"> PAGEREF _Toc8502560 \h </w:instrText>
+        </w:r>
+        <w:r>
+          <w:rPr>
+            <w:noProof/>
+            <w:webHidden/>
+          </w:rPr>
+        </w:r>
+        <w:r>
+          <w:rPr>
+            <w:noProof/>
+            <w:webHidden/>
+          </w:rPr>
           <w:fldChar w:fldCharType="separate"/>
         </w:r>
         <w:r>
+          <w:rPr>
+            <w:noProof/>
+            <w:webHidden/>
+          </w:rPr>
           <w:t>25</w:t>
         </w:r>
         <w:r>
+          <w:rPr>
+            <w:noProof/>
+            <w:webHidden/>
+          </w:rPr>
           <w:fldChar w:fldCharType="end"/>
         </w:r>
       </w:hyperlink>
@@ -2528,33 +4030,72 @@
       <w:pPr>
         <w:pStyle w:val="30"/>
         <w:tabs>
-          <w:tab w:val="right" w:leader="dot" w:pos="8306"/>
+          <w:tab w:val="right" w:leader="dot" w:pos="8296"/>
         </w:tabs>
         <w:ind w:left="960"/>
-      </w:pPr>
-      <w:hyperlink w:anchor="_Toc13247" w:history="1">
-        <w:r>
-          <w:rPr>
+        <w:rPr>
+          <w:rFonts w:cstheme="minorBidi"/>
+          <w:noProof/>
+          <w:kern w:val="2"/>
+          <w:sz w:val="21"/>
+          <w:szCs w:val="22"/>
+        </w:rPr>
+      </w:pPr>
+      <w:hyperlink w:anchor="_Toc8502561" w:history="1">
+        <w:r>
+          <w:rPr>
+            <w:rStyle w:val="a9"/>
             <w:rFonts w:hint="eastAsia"/>
+            <w:noProof/>
           </w:rPr>
           <w:t>问题检索</w:t>
         </w:r>
         <w:r>
+          <w:rPr>
+            <w:noProof/>
+            <w:webHidden/>
+          </w:rPr>
           <w:tab/>
         </w:r>
         <w:r>
+          <w:rPr>
+            <w:noProof/>
+            <w:webHidden/>
+          </w:rPr>
           <w:fldChar w:fldCharType="begin"/>
         </w:r>
         <w:r>
-          <w:instrText xml:space="preserve"> PAGEREF _Toc13247 </w:instrText>
-        </w:r>
-        <w:r>
+          <w:rPr>
+            <w:noProof/>
+            <w:webHidden/>
+          </w:rPr>
+          <w:instrText xml:space="preserve"> PAGEREF _Toc8502561 \h </w:instrText>
+        </w:r>
+        <w:r>
+          <w:rPr>
+            <w:noProof/>
+            <w:webHidden/>
+          </w:rPr>
+        </w:r>
+        <w:r>
+          <w:rPr>
+            <w:noProof/>
+            <w:webHidden/>
+          </w:rPr>
           <w:fldChar w:fldCharType="separate"/>
         </w:r>
         <w:r>
+          <w:rPr>
+            <w:noProof/>
+            <w:webHidden/>
+          </w:rPr>
           <w:t>26</w:t>
         </w:r>
         <w:r>
+          <w:rPr>
+            <w:noProof/>
+            <w:webHidden/>
+          </w:rPr>
           <w:fldChar w:fldCharType="end"/>
         </w:r>
       </w:hyperlink>
@@ -2563,33 +4104,72 @@
       <w:pPr>
         <w:pStyle w:val="30"/>
         <w:tabs>
-          <w:tab w:val="right" w:leader="dot" w:pos="8306"/>
+          <w:tab w:val="right" w:leader="dot" w:pos="8296"/>
         </w:tabs>
         <w:ind w:left="960"/>
-      </w:pPr>
-      <w:hyperlink w:anchor="_Toc14336" w:history="1">
-        <w:r>
-          <w:rPr>
+        <w:rPr>
+          <w:rFonts w:cstheme="minorBidi"/>
+          <w:noProof/>
+          <w:kern w:val="2"/>
+          <w:sz w:val="21"/>
+          <w:szCs w:val="22"/>
+        </w:rPr>
+      </w:pPr>
+      <w:hyperlink w:anchor="_Toc8502562" w:history="1">
+        <w:r>
+          <w:rPr>
+            <w:rStyle w:val="a9"/>
             <w:rFonts w:hint="eastAsia"/>
+            <w:noProof/>
           </w:rPr>
           <w:t>问题更新</w:t>
         </w:r>
         <w:r>
+          <w:rPr>
+            <w:noProof/>
+            <w:webHidden/>
+          </w:rPr>
           <w:tab/>
         </w:r>
         <w:r>
+          <w:rPr>
+            <w:noProof/>
+            <w:webHidden/>
+          </w:rPr>
           <w:fldChar w:fldCharType="begin"/>
         </w:r>
         <w:r>
-          <w:instrText xml:space="preserve"> PAGEREF _Toc14336 </w:instrText>
-        </w:r>
-        <w:r>
+          <w:rPr>
+            <w:noProof/>
+            <w:webHidden/>
+          </w:rPr>
+          <w:instrText xml:space="preserve"> PAGEREF _Toc8502562 \h </w:instrText>
+        </w:r>
+        <w:r>
+          <w:rPr>
+            <w:noProof/>
+            <w:webHidden/>
+          </w:rPr>
+        </w:r>
+        <w:r>
+          <w:rPr>
+            <w:noProof/>
+            <w:webHidden/>
+          </w:rPr>
           <w:fldChar w:fldCharType="separate"/>
         </w:r>
         <w:r>
+          <w:rPr>
+            <w:noProof/>
+            <w:webHidden/>
+          </w:rPr>
           <w:t>27</w:t>
         </w:r>
         <w:r>
+          <w:rPr>
+            <w:noProof/>
+            <w:webHidden/>
+          </w:rPr>
           <w:fldChar w:fldCharType="end"/>
         </w:r>
       </w:hyperlink>
@@ -2598,33 +4178,72 @@
       <w:pPr>
         <w:pStyle w:val="30"/>
         <w:tabs>
-          <w:tab w:val="right" w:leader="dot" w:pos="8306"/>
+          <w:tab w:val="right" w:leader="dot" w:pos="8296"/>
         </w:tabs>
         <w:ind w:left="960"/>
-      </w:pPr>
-      <w:hyperlink w:anchor="_Toc25206" w:history="1">
-        <w:r>
-          <w:rPr>
+        <w:rPr>
+          <w:rFonts w:cstheme="minorBidi"/>
+          <w:noProof/>
+          <w:kern w:val="2"/>
+          <w:sz w:val="21"/>
+          <w:szCs w:val="22"/>
+        </w:rPr>
+      </w:pPr>
+      <w:hyperlink w:anchor="_Toc8502563" w:history="1">
+        <w:r>
+          <w:rPr>
+            <w:rStyle w:val="a9"/>
             <w:rFonts w:hint="eastAsia"/>
+            <w:noProof/>
           </w:rPr>
           <w:t>性能分析（索引树分词）</w:t>
         </w:r>
         <w:r>
+          <w:rPr>
+            <w:noProof/>
+            <w:webHidden/>
+          </w:rPr>
           <w:tab/>
         </w:r>
         <w:r>
+          <w:rPr>
+            <w:noProof/>
+            <w:webHidden/>
+          </w:rPr>
           <w:fldChar w:fldCharType="begin"/>
         </w:r>
         <w:r>
-          <w:instrText xml:space="preserve"> PAGEREF _Toc25206 </w:instrText>
-        </w:r>
-        <w:r>
+          <w:rPr>
+            <w:noProof/>
+            <w:webHidden/>
+          </w:rPr>
+          <w:instrText xml:space="preserve"> PAGEREF _Toc8502563 \h </w:instrText>
+        </w:r>
+        <w:r>
+          <w:rPr>
+            <w:noProof/>
+            <w:webHidden/>
+          </w:rPr>
+        </w:r>
+        <w:r>
+          <w:rPr>
+            <w:noProof/>
+            <w:webHidden/>
+          </w:rPr>
           <w:fldChar w:fldCharType="separate"/>
         </w:r>
         <w:r>
+          <w:rPr>
+            <w:noProof/>
+            <w:webHidden/>
+          </w:rPr>
           <w:t>27</w:t>
         </w:r>
         <w:r>
+          <w:rPr>
+            <w:noProof/>
+            <w:webHidden/>
+          </w:rPr>
           <w:fldChar w:fldCharType="end"/>
         </w:r>
       </w:hyperlink>
@@ -2633,32 +4252,71 @@
       <w:pPr>
         <w:pStyle w:val="10"/>
         <w:tabs>
-          <w:tab w:val="right" w:leader="dot" w:pos="8306"/>
+          <w:tab w:val="right" w:leader="dot" w:pos="8296"/>
         </w:tabs>
-      </w:pPr>
-      <w:hyperlink w:anchor="_Toc4887" w:history="1">
-        <w:r>
-          <w:rPr>
+        <w:rPr>
+          <w:rFonts w:cstheme="minorBidi"/>
+          <w:noProof/>
+          <w:kern w:val="2"/>
+          <w:sz w:val="21"/>
+          <w:szCs w:val="22"/>
+        </w:rPr>
+      </w:pPr>
+      <w:hyperlink w:anchor="_Toc8502564" w:history="1">
+        <w:r>
+          <w:rPr>
+            <w:rStyle w:val="a9"/>
             <w:rFonts w:hint="eastAsia"/>
+            <w:noProof/>
           </w:rPr>
           <w:t>后台管理框架设计</w:t>
         </w:r>
         <w:r>
+          <w:rPr>
+            <w:noProof/>
+            <w:webHidden/>
+          </w:rPr>
           <w:tab/>
         </w:r>
         <w:r>
+          <w:rPr>
+            <w:noProof/>
+            <w:webHidden/>
+          </w:rPr>
           <w:fldChar w:fldCharType="begin"/>
         </w:r>
         <w:r>
-          <w:instrText xml:space="preserve"> PAGEREF _Toc4887 </w:instrText>
-        </w:r>
-        <w:r>
+          <w:rPr>
+            <w:noProof/>
+            <w:webHidden/>
+          </w:rPr>
+          <w:instrText xml:space="preserve"> PAGEREF _Toc8502564 \h </w:instrText>
+        </w:r>
+        <w:r>
+          <w:rPr>
+            <w:noProof/>
+            <w:webHidden/>
+          </w:rPr>
+        </w:r>
+        <w:r>
+          <w:rPr>
+            <w:noProof/>
+            <w:webHidden/>
+          </w:rPr>
           <w:fldChar w:fldCharType="separate"/>
         </w:r>
         <w:r>
+          <w:rPr>
+            <w:noProof/>
+            <w:webHidden/>
+          </w:rPr>
           <w:t>27</w:t>
         </w:r>
         <w:r>
+          <w:rPr>
+            <w:noProof/>
+            <w:webHidden/>
+          </w:rPr>
           <w:fldChar w:fldCharType="end"/>
         </w:r>
       </w:hyperlink>
@@ -2667,33 +4325,72 @@
       <w:pPr>
         <w:pStyle w:val="20"/>
         <w:tabs>
-          <w:tab w:val="right" w:leader="dot" w:pos="8306"/>
+          <w:tab w:val="right" w:leader="dot" w:pos="8296"/>
         </w:tabs>
         <w:ind w:left="480"/>
-      </w:pPr>
-      <w:hyperlink w:anchor="_Toc12313" w:history="1">
-        <w:r>
-          <w:rPr>
+        <w:rPr>
+          <w:rFonts w:cstheme="minorBidi"/>
+          <w:noProof/>
+          <w:kern w:val="2"/>
+          <w:sz w:val="21"/>
+          <w:szCs w:val="22"/>
+        </w:rPr>
+      </w:pPr>
+      <w:hyperlink w:anchor="_Toc8502565" w:history="1">
+        <w:r>
+          <w:rPr>
+            <w:rStyle w:val="a9"/>
             <w:rFonts w:hint="eastAsia"/>
+            <w:noProof/>
           </w:rPr>
           <w:t>后台管理框架设计图</w:t>
         </w:r>
         <w:r>
+          <w:rPr>
+            <w:noProof/>
+            <w:webHidden/>
+          </w:rPr>
           <w:tab/>
         </w:r>
         <w:r>
+          <w:rPr>
+            <w:noProof/>
+            <w:webHidden/>
+          </w:rPr>
           <w:fldChar w:fldCharType="begin"/>
         </w:r>
         <w:r>
-          <w:instrText xml:space="preserve"> PAGEREF _Toc12313 </w:instrText>
-        </w:r>
-        <w:r>
+          <w:rPr>
+            <w:noProof/>
+            <w:webHidden/>
+          </w:rPr>
+          <w:instrText xml:space="preserve"> PAGEREF _Toc8502565 \h </w:instrText>
+        </w:r>
+        <w:r>
+          <w:rPr>
+            <w:noProof/>
+            <w:webHidden/>
+          </w:rPr>
+        </w:r>
+        <w:r>
+          <w:rPr>
+            <w:noProof/>
+            <w:webHidden/>
+          </w:rPr>
           <w:fldChar w:fldCharType="separate"/>
         </w:r>
         <w:r>
+          <w:rPr>
+            <w:noProof/>
+            <w:webHidden/>
+          </w:rPr>
           <w:t>27</w:t>
         </w:r>
         <w:r>
+          <w:rPr>
+            <w:noProof/>
+            <w:webHidden/>
+          </w:rPr>
           <w:fldChar w:fldCharType="end"/>
         </w:r>
       </w:hyperlink>
@@ -2702,35 +4399,71 @@
       <w:pPr>
         <w:pStyle w:val="10"/>
         <w:tabs>
-          <w:tab w:val="right" w:leader="dot" w:pos="8306"/>
+          <w:tab w:val="right" w:leader="dot" w:pos="8296"/>
         </w:tabs>
-      </w:pPr>
-      <w:hyperlink w:anchor="_Toc20365" w:history="1">
-        <w:r>
-          <w:t>自然语言</w:t>
-        </w:r>
-        <w:r>
-          <w:rPr>
+        <w:rPr>
+          <w:rFonts w:cstheme="minorBidi"/>
+          <w:noProof/>
+          <w:kern w:val="2"/>
+          <w:sz w:val="21"/>
+          <w:szCs w:val="22"/>
+        </w:rPr>
+      </w:pPr>
+      <w:hyperlink w:anchor="_Toc8502566" w:history="1">
+        <w:r>
+          <w:rPr>
+            <w:rStyle w:val="a9"/>
             <w:rFonts w:hint="eastAsia"/>
-          </w:rPr>
-          <w:t>引擎规划</w:t>
-        </w:r>
-        <w:r>
+            <w:noProof/>
+          </w:rPr>
+          <w:t>自然语言引擎规划</w:t>
+        </w:r>
+        <w:r>
+          <w:rPr>
+            <w:noProof/>
+            <w:webHidden/>
+          </w:rPr>
           <w:tab/>
         </w:r>
         <w:r>
+          <w:rPr>
+            <w:noProof/>
+            <w:webHidden/>
+          </w:rPr>
           <w:fldChar w:fldCharType="begin"/>
         </w:r>
         <w:r>
-          <w:instrText xml:space="preserve"> PAGEREF _Toc20365 </w:instrText>
-        </w:r>
-        <w:r>
+          <w:rPr>
+            <w:noProof/>
+            <w:webHidden/>
+          </w:rPr>
+          <w:instrText xml:space="preserve"> PAGEREF _Toc8502566 \h </w:instrText>
+        </w:r>
+        <w:r>
+          <w:rPr>
+            <w:noProof/>
+            <w:webHidden/>
+          </w:rPr>
+        </w:r>
+        <w:r>
+          <w:rPr>
+            <w:noProof/>
+            <w:webHidden/>
+          </w:rPr>
           <w:fldChar w:fldCharType="separate"/>
         </w:r>
         <w:r>
+          <w:rPr>
+            <w:noProof/>
+            <w:webHidden/>
+          </w:rPr>
           <w:t>28</w:t>
         </w:r>
         <w:r>
+          <w:rPr>
+            <w:noProof/>
+            <w:webHidden/>
+          </w:rPr>
           <w:fldChar w:fldCharType="end"/>
         </w:r>
       </w:hyperlink>
@@ -2739,36 +4472,72 @@
       <w:pPr>
         <w:pStyle w:val="20"/>
         <w:tabs>
-          <w:tab w:val="right" w:leader="dot" w:pos="8306"/>
+          <w:tab w:val="right" w:leader="dot" w:pos="8296"/>
         </w:tabs>
         <w:ind w:left="480"/>
-      </w:pPr>
-      <w:hyperlink w:anchor="_Toc17457" w:history="1">
-        <w:r>
-          <w:t>问答</w:t>
-        </w:r>
-        <w:r>
-          <w:rPr>
+        <w:rPr>
+          <w:rFonts w:cstheme="minorBidi"/>
+          <w:noProof/>
+          <w:kern w:val="2"/>
+          <w:sz w:val="21"/>
+          <w:szCs w:val="22"/>
+        </w:rPr>
+      </w:pPr>
+      <w:hyperlink w:anchor="_Toc8502567" w:history="1">
+        <w:r>
+          <w:rPr>
+            <w:rStyle w:val="a9"/>
             <w:rFonts w:hint="eastAsia"/>
-          </w:rPr>
-          <w:t>引擎</w:t>
-        </w:r>
-        <w:r>
+            <w:noProof/>
+          </w:rPr>
+          <w:t>问答引擎</w:t>
+        </w:r>
+        <w:r>
+          <w:rPr>
+            <w:noProof/>
+            <w:webHidden/>
+          </w:rPr>
           <w:tab/>
         </w:r>
         <w:r>
+          <w:rPr>
+            <w:noProof/>
+            <w:webHidden/>
+          </w:rPr>
           <w:fldChar w:fldCharType="begin"/>
         </w:r>
         <w:r>
-          <w:instrText xml:space="preserve"> PAGEREF _Toc17457 </w:instrText>
-        </w:r>
-        <w:r>
+          <w:rPr>
+            <w:noProof/>
+            <w:webHidden/>
+          </w:rPr>
+          <w:instrText xml:space="preserve"> PAGEREF _Toc8502567 \h </w:instrText>
+        </w:r>
+        <w:r>
+          <w:rPr>
+            <w:noProof/>
+            <w:webHidden/>
+          </w:rPr>
+        </w:r>
+        <w:r>
+          <w:rPr>
+            <w:noProof/>
+            <w:webHidden/>
+          </w:rPr>
           <w:fldChar w:fldCharType="separate"/>
         </w:r>
         <w:r>
+          <w:rPr>
+            <w:noProof/>
+            <w:webHidden/>
+          </w:rPr>
           <w:t>29</w:t>
         </w:r>
         <w:r>
+          <w:rPr>
+            <w:noProof/>
+            <w:webHidden/>
+          </w:rPr>
           <w:fldChar w:fldCharType="end"/>
         </w:r>
       </w:hyperlink>
@@ -2777,33 +4546,72 @@
       <w:pPr>
         <w:pStyle w:val="30"/>
         <w:tabs>
-          <w:tab w:val="right" w:leader="dot" w:pos="8306"/>
+          <w:tab w:val="right" w:leader="dot" w:pos="8296"/>
         </w:tabs>
         <w:ind w:left="960"/>
-      </w:pPr>
-      <w:hyperlink w:anchor="_Toc2552" w:history="1">
-        <w:r>
-          <w:rPr>
+        <w:rPr>
+          <w:rFonts w:cstheme="minorBidi"/>
+          <w:noProof/>
+          <w:kern w:val="2"/>
+          <w:sz w:val="21"/>
+          <w:szCs w:val="22"/>
+        </w:rPr>
+      </w:pPr>
+      <w:hyperlink w:anchor="_Toc8502568" w:history="1">
+        <w:r>
+          <w:rPr>
+            <w:rStyle w:val="a9"/>
             <w:rFonts w:hint="eastAsia"/>
+            <w:noProof/>
           </w:rPr>
           <w:t>语义分析</w:t>
         </w:r>
         <w:r>
+          <w:rPr>
+            <w:noProof/>
+            <w:webHidden/>
+          </w:rPr>
           <w:tab/>
         </w:r>
         <w:r>
+          <w:rPr>
+            <w:noProof/>
+            <w:webHidden/>
+          </w:rPr>
           <w:fldChar w:fldCharType="begin"/>
         </w:r>
         <w:r>
-          <w:instrText xml:space="preserve"> PAGEREF _Toc2552 </w:instrText>
-        </w:r>
-        <w:r>
+          <w:rPr>
+            <w:noProof/>
+            <w:webHidden/>
+          </w:rPr>
+          <w:instrText xml:space="preserve"> PAGEREF _Toc8502568 \h </w:instrText>
+        </w:r>
+        <w:r>
+          <w:rPr>
+            <w:noProof/>
+            <w:webHidden/>
+          </w:rPr>
+        </w:r>
+        <w:r>
+          <w:rPr>
+            <w:noProof/>
+            <w:webHidden/>
+          </w:rPr>
           <w:fldChar w:fldCharType="separate"/>
         </w:r>
         <w:r>
+          <w:rPr>
+            <w:noProof/>
+            <w:webHidden/>
+          </w:rPr>
           <w:t>29</w:t>
         </w:r>
         <w:r>
+          <w:rPr>
+            <w:noProof/>
+            <w:webHidden/>
+          </w:rPr>
           <w:fldChar w:fldCharType="end"/>
         </w:r>
       </w:hyperlink>
@@ -2812,33 +4620,72 @@
       <w:pPr>
         <w:pStyle w:val="30"/>
         <w:tabs>
-          <w:tab w:val="right" w:leader="dot" w:pos="8306"/>
+          <w:tab w:val="right" w:leader="dot" w:pos="8296"/>
         </w:tabs>
         <w:ind w:left="960"/>
-      </w:pPr>
-      <w:hyperlink w:anchor="_Toc14205" w:history="1">
-        <w:r>
-          <w:rPr>
+        <w:rPr>
+          <w:rFonts w:cstheme="minorBidi"/>
+          <w:noProof/>
+          <w:kern w:val="2"/>
+          <w:sz w:val="21"/>
+          <w:szCs w:val="22"/>
+        </w:rPr>
+      </w:pPr>
+      <w:hyperlink w:anchor="_Toc8502569" w:history="1">
+        <w:r>
+          <w:rPr>
+            <w:rStyle w:val="a9"/>
             <w:rFonts w:hint="eastAsia"/>
+            <w:noProof/>
           </w:rPr>
           <w:t>信息检索</w:t>
         </w:r>
         <w:r>
+          <w:rPr>
+            <w:noProof/>
+            <w:webHidden/>
+          </w:rPr>
           <w:tab/>
         </w:r>
         <w:r>
+          <w:rPr>
+            <w:noProof/>
+            <w:webHidden/>
+          </w:rPr>
           <w:fldChar w:fldCharType="begin"/>
         </w:r>
         <w:r>
-          <w:instrText xml:space="preserve"> PAGEREF _Toc14205 </w:instrText>
-        </w:r>
-        <w:r>
+          <w:rPr>
+            <w:noProof/>
+            <w:webHidden/>
+          </w:rPr>
+          <w:instrText xml:space="preserve"> PAGEREF _Toc8502569 \h </w:instrText>
+        </w:r>
+        <w:r>
+          <w:rPr>
+            <w:noProof/>
+            <w:webHidden/>
+          </w:rPr>
+        </w:r>
+        <w:r>
+          <w:rPr>
+            <w:noProof/>
+            <w:webHidden/>
+          </w:rPr>
           <w:fldChar w:fldCharType="separate"/>
         </w:r>
         <w:r>
+          <w:rPr>
+            <w:noProof/>
+            <w:webHidden/>
+          </w:rPr>
           <w:t>29</w:t>
         </w:r>
         <w:r>
+          <w:rPr>
+            <w:noProof/>
+            <w:webHidden/>
+          </w:rPr>
           <w:fldChar w:fldCharType="end"/>
         </w:r>
       </w:hyperlink>
@@ -2847,33 +4694,72 @@
       <w:pPr>
         <w:pStyle w:val="30"/>
         <w:tabs>
-          <w:tab w:val="right" w:leader="dot" w:pos="8306"/>
+          <w:tab w:val="right" w:leader="dot" w:pos="8296"/>
         </w:tabs>
         <w:ind w:left="960"/>
-      </w:pPr>
-      <w:hyperlink w:anchor="_Toc13455" w:history="1">
-        <w:r>
-          <w:rPr>
+        <w:rPr>
+          <w:rFonts w:cstheme="minorBidi"/>
+          <w:noProof/>
+          <w:kern w:val="2"/>
+          <w:sz w:val="21"/>
+          <w:szCs w:val="22"/>
+        </w:rPr>
+      </w:pPr>
+      <w:hyperlink w:anchor="_Toc8502570" w:history="1">
+        <w:r>
+          <w:rPr>
+            <w:rStyle w:val="a9"/>
             <w:rFonts w:hint="eastAsia"/>
+            <w:noProof/>
           </w:rPr>
           <w:t>问题引导</w:t>
         </w:r>
         <w:r>
+          <w:rPr>
+            <w:noProof/>
+            <w:webHidden/>
+          </w:rPr>
           <w:tab/>
         </w:r>
         <w:r>
+          <w:rPr>
+            <w:noProof/>
+            <w:webHidden/>
+          </w:rPr>
           <w:fldChar w:fldCharType="begin"/>
         </w:r>
         <w:r>
-          <w:instrText xml:space="preserve"> PAGEREF _Toc13455 </w:instrText>
-        </w:r>
-        <w:r>
+          <w:rPr>
+            <w:noProof/>
+            <w:webHidden/>
+          </w:rPr>
+          <w:instrText xml:space="preserve"> PAGEREF _Toc8502570 \h </w:instrText>
+        </w:r>
+        <w:r>
+          <w:rPr>
+            <w:noProof/>
+            <w:webHidden/>
+          </w:rPr>
+        </w:r>
+        <w:r>
+          <w:rPr>
+            <w:noProof/>
+            <w:webHidden/>
+          </w:rPr>
           <w:fldChar w:fldCharType="separate"/>
         </w:r>
         <w:r>
+          <w:rPr>
+            <w:noProof/>
+            <w:webHidden/>
+          </w:rPr>
           <w:t>29</w:t>
         </w:r>
         <w:r>
+          <w:rPr>
+            <w:noProof/>
+            <w:webHidden/>
+          </w:rPr>
           <w:fldChar w:fldCharType="end"/>
         </w:r>
       </w:hyperlink>
@@ -2882,36 +4768,72 @@
       <w:pPr>
         <w:pStyle w:val="20"/>
         <w:tabs>
-          <w:tab w:val="right" w:leader="dot" w:pos="8306"/>
+          <w:tab w:val="right" w:leader="dot" w:pos="8296"/>
         </w:tabs>
         <w:ind w:left="480"/>
-      </w:pPr>
-      <w:hyperlink w:anchor="_Toc26088" w:history="1">
-        <w:r>
-          <w:t>聊天</w:t>
-        </w:r>
-        <w:r>
-          <w:rPr>
+        <w:rPr>
+          <w:rFonts w:cstheme="minorBidi"/>
+          <w:noProof/>
+          <w:kern w:val="2"/>
+          <w:sz w:val="21"/>
+          <w:szCs w:val="22"/>
+        </w:rPr>
+      </w:pPr>
+      <w:hyperlink w:anchor="_Toc8502571" w:history="1">
+        <w:r>
+          <w:rPr>
+            <w:rStyle w:val="a9"/>
             <w:rFonts w:hint="eastAsia"/>
-          </w:rPr>
-          <w:t>引擎</w:t>
-        </w:r>
-        <w:r>
+            <w:noProof/>
+          </w:rPr>
+          <w:t>聊天引擎</w:t>
+        </w:r>
+        <w:r>
+          <w:rPr>
+            <w:noProof/>
+            <w:webHidden/>
+          </w:rPr>
           <w:tab/>
         </w:r>
         <w:r>
+          <w:rPr>
+            <w:noProof/>
+            <w:webHidden/>
+          </w:rPr>
           <w:fldChar w:fldCharType="begin"/>
         </w:r>
         <w:r>
-          <w:instrText xml:space="preserve"> PAGEREF _Toc26088 </w:instrText>
-        </w:r>
-        <w:r>
+          <w:rPr>
+            <w:noProof/>
+            <w:webHidden/>
+          </w:rPr>
+          <w:instrText xml:space="preserve"> PAGEREF _Toc8502571 \h </w:instrText>
+        </w:r>
+        <w:r>
+          <w:rPr>
+            <w:noProof/>
+            <w:webHidden/>
+          </w:rPr>
+        </w:r>
+        <w:r>
+          <w:rPr>
+            <w:noProof/>
+            <w:webHidden/>
+          </w:rPr>
           <w:fldChar w:fldCharType="separate"/>
         </w:r>
         <w:r>
+          <w:rPr>
+            <w:noProof/>
+            <w:webHidden/>
+          </w:rPr>
           <w:t>30</w:t>
         </w:r>
         <w:r>
+          <w:rPr>
+            <w:noProof/>
+            <w:webHidden/>
+          </w:rPr>
           <w:fldChar w:fldCharType="end"/>
         </w:r>
       </w:hyperlink>
@@ -2920,36 +4842,72 @@
       <w:pPr>
         <w:pStyle w:val="30"/>
         <w:tabs>
-          <w:tab w:val="right" w:leader="dot" w:pos="8306"/>
+          <w:tab w:val="right" w:leader="dot" w:pos="8296"/>
         </w:tabs>
         <w:ind w:left="960"/>
-      </w:pPr>
-      <w:hyperlink w:anchor="_Toc27610" w:history="1">
-        <w:r>
-          <w:t>问题和回答</w:t>
-        </w:r>
-        <w:r>
-          <w:rPr>
+        <w:rPr>
+          <w:rFonts w:cstheme="minorBidi"/>
+          <w:noProof/>
+          <w:kern w:val="2"/>
+          <w:sz w:val="21"/>
+          <w:szCs w:val="22"/>
+        </w:rPr>
+      </w:pPr>
+      <w:hyperlink w:anchor="_Toc8502572" w:history="1">
+        <w:r>
+          <w:rPr>
+            <w:rStyle w:val="a9"/>
             <w:rFonts w:hint="eastAsia"/>
-          </w:rPr>
-          <w:t>的相似度（距离）</w:t>
-        </w:r>
-        <w:r>
+            <w:noProof/>
+          </w:rPr>
+          <w:t>问题和回答的相似度（距离）</w:t>
+        </w:r>
+        <w:r>
+          <w:rPr>
+            <w:noProof/>
+            <w:webHidden/>
+          </w:rPr>
           <w:tab/>
         </w:r>
         <w:r>
+          <w:rPr>
+            <w:noProof/>
+            <w:webHidden/>
+          </w:rPr>
           <w:fldChar w:fldCharType="begin"/>
         </w:r>
         <w:r>
-          <w:instrText xml:space="preserve"> PAGEREF _Toc27610 </w:instrText>
-        </w:r>
-        <w:r>
+          <w:rPr>
+            <w:noProof/>
+            <w:webHidden/>
+          </w:rPr>
+          <w:instrText xml:space="preserve"> PAGEREF _Toc8502572 \h </w:instrText>
+        </w:r>
+        <w:r>
+          <w:rPr>
+            <w:noProof/>
+            <w:webHidden/>
+          </w:rPr>
+        </w:r>
+        <w:r>
+          <w:rPr>
+            <w:noProof/>
+            <w:webHidden/>
+          </w:rPr>
           <w:fldChar w:fldCharType="separate"/>
         </w:r>
         <w:r>
+          <w:rPr>
+            <w:noProof/>
+            <w:webHidden/>
+          </w:rPr>
           <w:t>30</w:t>
         </w:r>
         <w:r>
+          <w:rPr>
+            <w:noProof/>
+            <w:webHidden/>
+          </w:rPr>
           <w:fldChar w:fldCharType="end"/>
         </w:r>
       </w:hyperlink>
@@ -2958,33 +4916,72 @@
       <w:pPr>
         <w:pStyle w:val="30"/>
         <w:tabs>
-          <w:tab w:val="right" w:leader="dot" w:pos="8306"/>
+          <w:tab w:val="right" w:leader="dot" w:pos="8296"/>
         </w:tabs>
         <w:ind w:left="960"/>
-      </w:pPr>
-      <w:hyperlink w:anchor="_Toc4352" w:history="1">
-        <w:r>
-          <w:rPr>
+        <w:rPr>
+          <w:rFonts w:cstheme="minorBidi"/>
+          <w:noProof/>
+          <w:kern w:val="2"/>
+          <w:sz w:val="21"/>
+          <w:szCs w:val="22"/>
+        </w:rPr>
+      </w:pPr>
+      <w:hyperlink w:anchor="_Toc8502573" w:history="1">
+        <w:r>
+          <w:rPr>
+            <w:rStyle w:val="a9"/>
             <w:rFonts w:hint="eastAsia"/>
+            <w:noProof/>
           </w:rPr>
           <w:t>主题强化</w:t>
         </w:r>
         <w:r>
+          <w:rPr>
+            <w:noProof/>
+            <w:webHidden/>
+          </w:rPr>
           <w:tab/>
         </w:r>
         <w:r>
+          <w:rPr>
+            <w:noProof/>
+            <w:webHidden/>
+          </w:rPr>
           <w:fldChar w:fldCharType="begin"/>
         </w:r>
         <w:r>
-          <w:instrText xml:space="preserve"> PAGEREF _Toc4352 </w:instrText>
-        </w:r>
-        <w:r>
+          <w:rPr>
+            <w:noProof/>
+            <w:webHidden/>
+          </w:rPr>
+          <w:instrText xml:space="preserve"> PAGEREF _Toc8502573 \h </w:instrText>
+        </w:r>
+        <w:r>
+          <w:rPr>
+            <w:noProof/>
+            <w:webHidden/>
+          </w:rPr>
+        </w:r>
+        <w:r>
+          <w:rPr>
+            <w:noProof/>
+            <w:webHidden/>
+          </w:rPr>
           <w:fldChar w:fldCharType="separate"/>
         </w:r>
         <w:r>
+          <w:rPr>
+            <w:noProof/>
+            <w:webHidden/>
+          </w:rPr>
           <w:t>31</w:t>
         </w:r>
         <w:r>
+          <w:rPr>
+            <w:noProof/>
+            <w:webHidden/>
+          </w:rPr>
           <w:fldChar w:fldCharType="end"/>
         </w:r>
       </w:hyperlink>
@@ -2993,33 +4990,72 @@
       <w:pPr>
         <w:pStyle w:val="30"/>
         <w:tabs>
-          <w:tab w:val="right" w:leader="dot" w:pos="8306"/>
+          <w:tab w:val="right" w:leader="dot" w:pos="8296"/>
         </w:tabs>
         <w:ind w:left="960"/>
-      </w:pPr>
-      <w:hyperlink w:anchor="_Toc11726" w:history="1">
-        <w:r>
-          <w:rPr>
+        <w:rPr>
+          <w:rFonts w:cstheme="minorBidi"/>
+          <w:noProof/>
+          <w:kern w:val="2"/>
+          <w:sz w:val="21"/>
+          <w:szCs w:val="22"/>
+        </w:rPr>
+      </w:pPr>
+      <w:hyperlink w:anchor="_Toc8502574" w:history="1">
+        <w:r>
+          <w:rPr>
+            <w:rStyle w:val="a9"/>
             <w:rFonts w:hint="eastAsia"/>
+            <w:noProof/>
           </w:rPr>
           <w:t>会话信息强化</w:t>
         </w:r>
         <w:r>
+          <w:rPr>
+            <w:noProof/>
+            <w:webHidden/>
+          </w:rPr>
           <w:tab/>
         </w:r>
         <w:r>
+          <w:rPr>
+            <w:noProof/>
+            <w:webHidden/>
+          </w:rPr>
           <w:fldChar w:fldCharType="begin"/>
         </w:r>
         <w:r>
-          <w:instrText xml:space="preserve"> PAGEREF _Toc11726 </w:instrText>
-        </w:r>
-        <w:r>
+          <w:rPr>
+            <w:noProof/>
+            <w:webHidden/>
+          </w:rPr>
+          <w:instrText xml:space="preserve"> PAGEREF _Toc8502574 \h </w:instrText>
+        </w:r>
+        <w:r>
+          <w:rPr>
+            <w:noProof/>
+            <w:webHidden/>
+          </w:rPr>
+        </w:r>
+        <w:r>
+          <w:rPr>
+            <w:noProof/>
+            <w:webHidden/>
+          </w:rPr>
           <w:fldChar w:fldCharType="separate"/>
         </w:r>
         <w:r>
+          <w:rPr>
+            <w:noProof/>
+            <w:webHidden/>
+          </w:rPr>
           <w:t>34</w:t>
         </w:r>
         <w:r>
+          <w:rPr>
+            <w:noProof/>
+            <w:webHidden/>
+          </w:rPr>
           <w:fldChar w:fldCharType="end"/>
         </w:r>
       </w:hyperlink>
@@ -3033,7 +5069,7 @@
         <w:fldChar w:fldCharType="end"/>
       </w:r>
       <w:bookmarkStart w:id="2" w:name="_Toc17340"/>
-      <w:bookmarkStart w:id="3" w:name="_Toc11728"/>
+      <w:bookmarkStart w:id="3" w:name="_Toc8502525"/>
       <w:r>
         <w:rPr>
           <w:rFonts w:hint="eastAsia"/>
@@ -3051,7 +5087,7 @@
         </w:rPr>
       </w:pPr>
       <w:bookmarkStart w:id="4" w:name="_Toc23275"/>
-      <w:bookmarkStart w:id="5" w:name="_Toc16147"/>
+      <w:bookmarkStart w:id="5" w:name="_Toc8502526"/>
       <w:r>
         <w:t>智能机器人</w:t>
       </w:r>
@@ -3081,7 +5117,7 @@
       <w:pPr>
         <w:pStyle w:val="3"/>
       </w:pPr>
-      <w:bookmarkStart w:id="6" w:name="_Toc6101"/>
+      <w:bookmarkStart w:id="6" w:name="_Toc8502527"/>
       <w:r>
         <w:rPr>
           <w:rFonts w:hint="eastAsia"/>
@@ -3117,7 +5153,7 @@
       <w:pPr>
         <w:pStyle w:val="3"/>
       </w:pPr>
-      <w:bookmarkStart w:id="7" w:name="_Toc21472"/>
+      <w:bookmarkStart w:id="7" w:name="_Toc8502528"/>
       <w:r>
         <w:rPr>
           <w:rFonts w:hint="eastAsia"/>
@@ -3158,7 +5194,7 @@
       <w:pPr>
         <w:pStyle w:val="3"/>
       </w:pPr>
-      <w:bookmarkStart w:id="8" w:name="_Toc18682"/>
+      <w:bookmarkStart w:id="8" w:name="_Toc8502529"/>
       <w:r>
         <w:rPr>
           <w:rFonts w:hint="eastAsia"/>
@@ -3195,7 +5231,7 @@
       <w:pPr>
         <w:pStyle w:val="3"/>
       </w:pPr>
-      <w:bookmarkStart w:id="9" w:name="_Toc14697"/>
+      <w:bookmarkStart w:id="9" w:name="_Toc8502530"/>
       <w:r>
         <w:rPr>
           <w:rFonts w:hint="eastAsia"/>
@@ -3256,7 +5292,7 @@
         </w:rPr>
       </w:pPr>
       <w:bookmarkStart w:id="10" w:name="_Toc27084"/>
-      <w:bookmarkStart w:id="11" w:name="_Toc22169"/>
+      <w:bookmarkStart w:id="11" w:name="_Toc8502531"/>
       <w:r>
         <w:lastRenderedPageBreak/>
         <w:t>数据统计</w:t>
@@ -3295,7 +5331,7 @@
         </w:rPr>
       </w:pPr>
       <w:bookmarkStart w:id="12" w:name="_Toc29329"/>
-      <w:bookmarkStart w:id="13" w:name="_Toc23171"/>
+      <w:bookmarkStart w:id="13" w:name="_Toc8502532"/>
       <w:r>
         <w:t>多渠道接入</w:t>
       </w:r>
@@ -3333,7 +5369,7 @@
         </w:rPr>
       </w:pPr>
       <w:bookmarkStart w:id="14" w:name="_Toc24566"/>
-      <w:bookmarkStart w:id="15" w:name="_Toc1929"/>
+      <w:bookmarkStart w:id="15" w:name="_Toc8502533"/>
       <w:r>
         <w:t>工单协调</w:t>
       </w:r>
@@ -3371,7 +5407,7 @@
         </w:rPr>
       </w:pPr>
       <w:bookmarkStart w:id="16" w:name="_Toc18649"/>
-      <w:bookmarkStart w:id="17" w:name="_Toc13465"/>
+      <w:bookmarkStart w:id="17" w:name="_Toc8502534"/>
       <w:r>
         <w:t>高效客服</w:t>
       </w:r>
@@ -3399,7 +5435,7 @@
         <w:pStyle w:val="1"/>
       </w:pPr>
       <w:bookmarkStart w:id="18" w:name="_Toc25192"/>
-      <w:bookmarkStart w:id="19" w:name="_Toc13749"/>
+      <w:bookmarkStart w:id="19" w:name="_Toc8502535"/>
       <w:r>
         <w:rPr>
           <w:rFonts w:hint="eastAsia"/>
@@ -3442,10 +5478,10 @@
             <o:lock v:ext="edit" aspectratio="t"/>
           </v:shapetype>
           <v:shape id="_x0000_i1025" type="#_x0000_t75" style="width:487.1pt;height:427.6pt" o:ole="">
-            <v:imagedata r:id="rId6" o:title=""/>
+            <v:imagedata r:id="rId7" o:title=""/>
             <o:lock v:ext="edit" aspectratio="f"/>
           </v:shape>
-          <o:OLEObject Type="Embed" ProgID="Visio.Drawing.11" ShapeID="_x0000_i1025" DrawAspect="Content" ObjectID="_1619089709" r:id="rId7"/>
+          <o:OLEObject Type="Embed" ProgID="Visio.Drawing.11" ShapeID="_x0000_i1025" DrawAspect="Content" ObjectID="_1619115912" r:id="rId8"/>
         </w:object>
       </w:r>
     </w:p>
@@ -3505,7 +5541,7 @@
       <w:pPr>
         <w:pStyle w:val="1"/>
       </w:pPr>
-      <w:bookmarkStart w:id="20" w:name="_Toc27501"/>
+      <w:bookmarkStart w:id="20" w:name="_Toc8502536"/>
       <w:r>
         <w:rPr>
           <w:rFonts w:hint="eastAsia"/>
@@ -3521,7 +5557,7 @@
           <w:rFonts w:hint="default"/>
         </w:rPr>
       </w:pPr>
-      <w:bookmarkStart w:id="21" w:name="_Toc26959"/>
+      <w:bookmarkStart w:id="21" w:name="_Toc8502537"/>
       <w:r>
         <w:t>登录框架设计图</w:t>
       </w:r>
@@ -3541,10 +5577,10 @@
         </w:rPr>
         <w:object w:dxaOrig="23873" w:dyaOrig="17244">
           <v:shape id="_x0000_i1026" type="#_x0000_t75" style="width:459.55pt;height:430.1pt" o:ole="">
-            <v:imagedata r:id="rId8" o:title=""/>
+            <v:imagedata r:id="rId9" o:title=""/>
             <o:lock v:ext="edit" aspectratio="f"/>
           </v:shape>
-          <o:OLEObject Type="Embed" ProgID="Visio.Drawing.11" ShapeID="_x0000_i1026" DrawAspect="Content" ObjectID="_1619089710" r:id="rId9"/>
+          <o:OLEObject Type="Embed" ProgID="Visio.Drawing.11" ShapeID="_x0000_i1026" DrawAspect="Content" ObjectID="_1619115913" r:id="rId10"/>
         </w:object>
       </w:r>
     </w:p>
@@ -3555,7 +5591,7 @@
           <w:rFonts w:hint="default"/>
         </w:rPr>
       </w:pPr>
-      <w:bookmarkStart w:id="22" w:name="_Toc29690"/>
+      <w:bookmarkStart w:id="22" w:name="_Toc8502538"/>
       <w:r>
         <w:t>登录系统</w:t>
       </w:r>
@@ -3568,7 +5604,7 @@
           <w:lang w:val="zh-CN"/>
         </w:rPr>
       </w:pPr>
-      <w:bookmarkStart w:id="23" w:name="_Toc25264"/>
+      <w:bookmarkStart w:id="23" w:name="_Toc8502539"/>
       <w:r>
         <w:rPr>
           <w:rFonts w:hint="eastAsia"/>
@@ -4018,7 +6054,7 @@
       <w:pPr>
         <w:pStyle w:val="3"/>
       </w:pPr>
-      <w:bookmarkStart w:id="28" w:name="_Toc22363"/>
+      <w:bookmarkStart w:id="28" w:name="_Toc8502540"/>
       <w:r>
         <w:rPr>
           <w:rFonts w:hint="eastAsia"/>
@@ -4196,7 +6232,7 @@
       <w:pPr>
         <w:pStyle w:val="3"/>
       </w:pPr>
-      <w:bookmarkStart w:id="32" w:name="_Toc12324"/>
+      <w:bookmarkStart w:id="32" w:name="_Toc8502541"/>
       <w:r>
         <w:rPr>
           <w:rFonts w:hint="eastAsia"/>
@@ -4362,7 +6398,7 @@
           <w:rFonts w:hint="default"/>
         </w:rPr>
       </w:pPr>
-      <w:bookmarkStart w:id="33" w:name="_Toc21978"/>
+      <w:bookmarkStart w:id="33" w:name="_Toc8502542"/>
       <w:r>
         <w:t>账号分配</w:t>
       </w:r>
@@ -4404,7 +6440,7 @@
       <w:pPr>
         <w:pStyle w:val="3"/>
       </w:pPr>
-      <w:bookmarkStart w:id="34" w:name="_Toc5942"/>
+      <w:bookmarkStart w:id="34" w:name="_Toc8502543"/>
       <w:r>
         <w:rPr>
           <w:rFonts w:hint="eastAsia"/>
@@ -4597,7 +6633,7 @@
                     </pic:cNvPicPr>
                   </pic:nvPicPr>
                   <pic:blipFill>
-                    <a:blip r:embed="rId10" cstate="print"/>
+                    <a:blip r:embed="rId11" cstate="print"/>
                     <a:stretch>
                       <a:fillRect/>
                     </a:stretch>
@@ -4752,7 +6788,7 @@
                     </pic:cNvPicPr>
                   </pic:nvPicPr>
                   <pic:blipFill>
-                    <a:blip r:embed="rId11" cstate="print"/>
+                    <a:blip r:embed="rId12" cstate="print"/>
                     <a:stretch>
                       <a:fillRect/>
                     </a:stretch>
@@ -4787,7 +6823,7 @@
       <w:pPr>
         <w:pStyle w:val="3"/>
       </w:pPr>
-      <w:bookmarkStart w:id="35" w:name="_Toc13210"/>
+      <w:bookmarkStart w:id="35" w:name="_Toc8502544"/>
       <w:r>
         <w:rPr>
           <w:rFonts w:hint="eastAsia"/>
@@ -4849,7 +6885,7 @@
                     </pic:cNvPicPr>
                   </pic:nvPicPr>
                   <pic:blipFill>
-                    <a:blip r:embed="rId12" cstate="print"/>
+                    <a:blip r:embed="rId13" cstate="print"/>
                     <a:stretch>
                       <a:fillRect/>
                     </a:stretch>
@@ -4980,7 +7016,7 @@
                     </pic:cNvPicPr>
                   </pic:nvPicPr>
                   <pic:blipFill>
-                    <a:blip r:embed="rId13" cstate="print"/>
+                    <a:blip r:embed="rId14" cstate="print"/>
                     <a:stretch>
                       <a:fillRect/>
                     </a:stretch>
@@ -5066,7 +7102,7 @@
                     </pic:cNvPicPr>
                   </pic:nvPicPr>
                   <pic:blipFill>
-                    <a:blip r:embed="rId14" cstate="print"/>
+                    <a:blip r:embed="rId15" cstate="print"/>
                     <a:stretch>
                       <a:fillRect/>
                     </a:stretch>
@@ -5116,7 +7152,7 @@
         </w:rPr>
         <w:t>超级管理员忘记密码可尝试</w:t>
       </w:r>
-      <w:hyperlink r:id="rId15" w:history="1">
+      <w:hyperlink r:id="rId16" w:history="1">
         <w:r>
           <w:rPr>
             <w:rFonts w:hint="eastAsia"/>
@@ -5202,7 +7238,7 @@
                     </pic:cNvPicPr>
                   </pic:nvPicPr>
                   <pic:blipFill>
-                    <a:blip r:embed="rId16" cstate="print"/>
+                    <a:blip r:embed="rId17" cstate="print"/>
                     <a:stretch>
                       <a:fillRect/>
                     </a:stretch>
@@ -5288,7 +7324,7 @@
                     </pic:cNvPicPr>
                   </pic:nvPicPr>
                   <pic:blipFill>
-                    <a:blip r:embed="rId11" cstate="print"/>
+                    <a:blip r:embed="rId12" cstate="print"/>
                     <a:stretch>
                       <a:fillRect/>
                     </a:stretch>
@@ -5493,7 +7529,7 @@
                     </pic:cNvPicPr>
                   </pic:nvPicPr>
                   <pic:blipFill>
-                    <a:blip r:embed="rId10" cstate="print"/>
+                    <a:blip r:embed="rId11" cstate="print"/>
                     <a:stretch>
                       <a:fillRect/>
                     </a:stretch>
@@ -5592,25 +7628,25 @@
       <w:pPr>
         <w:pStyle w:val="1"/>
       </w:pPr>
-      <w:bookmarkStart w:id="36" w:name="_Toc5430"/>
-      <w:bookmarkStart w:id="37" w:name="OLE_LINK11"/>
+      <w:bookmarkStart w:id="36" w:name="OLE_LINK11"/>
+      <w:bookmarkStart w:id="37" w:name="_Toc8502545"/>
       <w:r>
         <w:rPr>
           <w:rFonts w:hint="eastAsia"/>
         </w:rPr>
         <w:t>协议格式</w:t>
       </w:r>
+      <w:bookmarkEnd w:id="37"/>
+    </w:p>
+    <w:p>
+      <w:pPr>
+        <w:pStyle w:val="2"/>
+        <w:rPr>
+          <w:rFonts w:hint="default"/>
+        </w:rPr>
+      </w:pPr>
+      <w:bookmarkStart w:id="38" w:name="_Toc8502546"/>
       <w:bookmarkEnd w:id="36"/>
-    </w:p>
-    <w:p>
-      <w:pPr>
-        <w:pStyle w:val="2"/>
-        <w:rPr>
-          <w:rFonts w:hint="default"/>
-        </w:rPr>
-      </w:pPr>
-      <w:bookmarkStart w:id="38" w:name="_Toc891"/>
-      <w:bookmarkEnd w:id="37"/>
       <w:r>
         <w:t>Websocket自定义二进制协议头</w:t>
       </w:r>
@@ -6204,7 +8240,7 @@
                     </pic:cNvPicPr>
                   </pic:nvPicPr>
                   <pic:blipFill>
-                    <a:blip r:embed="rId17" cstate="print"/>
+                    <a:blip r:embed="rId18" cstate="print"/>
                     <a:stretch>
                       <a:fillRect/>
                     </a:stretch>
@@ -7442,7 +9478,7 @@
           <w:rFonts w:hint="default"/>
         </w:rPr>
       </w:pPr>
-      <w:bookmarkStart w:id="39" w:name="_Toc6414"/>
+      <w:bookmarkStart w:id="39" w:name="_Toc8502547"/>
       <w:r>
         <w:t>Websocket自定义pb消息体</w:t>
       </w:r>
@@ -7911,7 +9947,7 @@
           <w:rFonts w:hint="default"/>
         </w:rPr>
       </w:pPr>
-      <w:bookmarkStart w:id="42" w:name="_Toc10788"/>
+      <w:bookmarkStart w:id="42" w:name="_Toc8502548"/>
       <w:r>
         <w:t>Websocket自定义json消息体</w:t>
       </w:r>
@@ -9019,7 +11055,7 @@
       <w:pPr>
         <w:pStyle w:val="1"/>
       </w:pPr>
-      <w:bookmarkStart w:id="43" w:name="_Toc26785"/>
+      <w:bookmarkStart w:id="43" w:name="_Toc8502549"/>
       <w:r>
         <w:rPr>
           <w:rFonts w:hint="eastAsia"/>
@@ -9121,7 +11157,7 @@
           <w:rFonts w:hint="default"/>
         </w:rPr>
       </w:pPr>
-      <w:bookmarkStart w:id="44" w:name="_Toc25179"/>
+      <w:bookmarkStart w:id="44" w:name="_Toc8502550"/>
       <w:r>
         <w:t>验证码检查</w:t>
       </w:r>
@@ -9491,7 +11527,7 @@
       <w:pPr>
         <w:pStyle w:val="1"/>
       </w:pPr>
-      <w:bookmarkStart w:id="45" w:name="_Toc30284"/>
+      <w:bookmarkStart w:id="45" w:name="_Toc8502551"/>
       <w:r>
         <w:rPr>
           <w:rFonts w:hint="eastAsia"/>
@@ -9927,8 +11963,8 @@
       <w:pPr>
         <w:pStyle w:val="1"/>
       </w:pPr>
-      <w:bookmarkStart w:id="46" w:name="_Toc5389"/>
-      <w:bookmarkStart w:id="47" w:name="_Toc8902"/>
+      <w:bookmarkStart w:id="46" w:name="_Toc8902"/>
+      <w:bookmarkStart w:id="47" w:name="_Toc8502552"/>
       <w:r>
         <w:rPr>
           <w:rFonts w:hint="eastAsia"/>
@@ -9945,12 +11981,24 @@
           <w:rFonts w:hint="default"/>
         </w:rPr>
       </w:pPr>
-      <w:bookmarkStart w:id="48" w:name="_Toc20288"/>
-      <w:bookmarkStart w:id="49" w:name="_Toc23929"/>
-      <w:r>
-        <w:t>中文搜索引擎--sphinx</w:t>
+      <w:bookmarkStart w:id="48" w:name="_Toc23929"/>
+      <w:bookmarkStart w:id="49" w:name="_Toc8502553"/>
+      <w:r>
+        <w:t>中文搜索引擎</w:t>
+      </w:r>
+      <w:r>
+        <w:rPr>
+          <w:rFonts w:hint="default"/>
+        </w:rPr>
+        <w:t>—</w:t>
+      </w:r>
+      <w:r>
+        <w:t>sphinx</w:t>
       </w:r>
       <w:bookmarkEnd w:id="48"/>
+      <w:r>
+        <w:t>方案（后来不使用）</w:t>
+      </w:r>
       <w:bookmarkEnd w:id="49"/>
     </w:p>
     <w:p>
@@ -10161,7 +12209,7 @@
       <w:pPr>
         <w:pStyle w:val="3"/>
       </w:pPr>
-      <w:bookmarkStart w:id="54" w:name="_Toc10936"/>
+      <w:bookmarkStart w:id="54" w:name="_Toc8502554"/>
       <w:r>
         <w:rPr>
           <w:rFonts w:hint="eastAsia"/>
@@ -10185,10 +12233,10 @@
         </w:rPr>
         <w:object w:dxaOrig="19746" w:dyaOrig="20113">
           <v:shape id="_x0000_i1027" type="#_x0000_t75" style="width:396.95pt;height:444.5pt" o:ole="">
-            <v:imagedata r:id="rId18" o:title=""/>
+            <v:imagedata r:id="rId19" o:title=""/>
             <o:lock v:ext="edit" aspectratio="f"/>
           </v:shape>
-          <o:OLEObject Type="Embed" ProgID="Visio.Drawing.11" ShapeID="_x0000_i1027" DrawAspect="Content" ObjectID="_1619089711" r:id="rId19"/>
+          <o:OLEObject Type="Embed" ProgID="Visio.Drawing.11" ShapeID="_x0000_i1027" DrawAspect="Content" ObjectID="_1619115914" r:id="rId20"/>
         </w:object>
       </w:r>
     </w:p>
@@ -10623,7 +12671,7 @@
         <w:pStyle w:val="3"/>
       </w:pPr>
       <w:bookmarkStart w:id="55" w:name="_Toc4395"/>
-      <w:bookmarkStart w:id="56" w:name="_Toc20936"/>
+      <w:bookmarkStart w:id="56" w:name="_Toc8502555"/>
       <w:r>
         <w:rPr>
           <w:rFonts w:hint="eastAsia"/>
@@ -10941,7 +12989,7 @@
         <w:pStyle w:val="3"/>
       </w:pPr>
       <w:bookmarkStart w:id="57" w:name="_Toc1314"/>
-      <w:bookmarkStart w:id="58" w:name="_Toc26909"/>
+      <w:bookmarkStart w:id="58" w:name="_Toc8502556"/>
       <w:r>
         <w:rPr>
           <w:rFonts w:hint="eastAsia"/>
@@ -11699,7 +13747,7 @@
         <w:pStyle w:val="3"/>
       </w:pPr>
       <w:bookmarkStart w:id="59" w:name="_Toc24640"/>
-      <w:bookmarkStart w:id="60" w:name="_Toc4802"/>
+      <w:bookmarkStart w:id="60" w:name="_Toc8502557"/>
       <w:r>
         <w:rPr>
           <w:rFonts w:hint="eastAsia"/>
@@ -14337,13 +16385,301 @@
       </w:r>
     </w:p>
     <w:p>
-      <w:r>
-        <w:rPr>
-          <w:rFonts w:hint="eastAsia"/>
-        </w:rPr>
-        <w:t>/usr/local/coreseek/bin/searchd -c /usr/local/coreseek/etc/sphinx.conf --stop</w:t>
-      </w:r>
-    </w:p>
+      <w:pPr>
+        <w:rPr>
+          <w:rFonts w:hint="eastAsia"/>
+        </w:rPr>
+      </w:pPr>
+      <w:r>
+        <w:rPr>
+          <w:rFonts w:hint="eastAsia"/>
+        </w:rPr>
+        <w:t xml:space="preserve">/usr/local/coreseek/bin/searchd -c /usr/local/coreseek/etc/sphinx.conf </w:t>
+      </w:r>
+      <w:r>
+        <w:t>–</w:t>
+      </w:r>
+      <w:r>
+        <w:rPr>
+          <w:rFonts w:hint="eastAsia"/>
+        </w:rPr>
+        <w:t>stop</w:t>
+      </w:r>
+    </w:p>
+    <w:p>
+      <w:pPr>
+        <w:pStyle w:val="3"/>
+        <w:rPr>
+          <w:rFonts w:hint="eastAsia"/>
+        </w:rPr>
+      </w:pPr>
+      <w:bookmarkStart w:id="101" w:name="_Toc8502558"/>
+      <w:r>
+        <w:rPr>
+          <w:rFonts w:ascii="宋体" w:eastAsia="宋体" w:hAnsi="宋体" w:cs="宋体"/>
+          <w:bCs/>
+        </w:rPr>
+        <w:t>sphinx</w:t>
+      </w:r>
+      <w:r>
+        <w:rPr>
+          <w:rFonts w:hint="eastAsia"/>
+        </w:rPr>
+        <w:t>存在的局限性</w:t>
+      </w:r>
+      <w:bookmarkEnd w:id="101"/>
+    </w:p>
+    <w:p>
+      <w:pPr>
+        <w:rPr>
+          <w:rFonts w:ascii="宋体" w:eastAsia="宋体" w:hAnsi="宋体" w:cs="宋体"/>
+        </w:rPr>
+      </w:pPr>
+      <w:r>
+        <w:rPr>
+          <w:rFonts w:ascii="宋体" w:eastAsia="宋体" w:hAnsi="宋体" w:cs="宋体"/>
+        </w:rPr>
+        <w:t>关于不使用sphinx的原因：</w:t>
+      </w:r>
+    </w:p>
+    <w:p>
+      <w:pPr>
+        <w:rPr>
+          <w:rFonts w:ascii="宋体" w:eastAsia="宋体" w:hAnsi="宋体" w:cs="宋体"/>
+        </w:rPr>
+      </w:pPr>
+      <w:r>
+        <w:rPr>
+          <w:rFonts w:ascii="宋体" w:eastAsia="宋体" w:hAnsi="宋体" w:cs="宋体"/>
+        </w:rPr>
+        <w:t>（1）并发量小，不太适合交互频繁业务，不支持c api的异步查询</w:t>
+      </w:r>
+    </w:p>
+    <w:p>
+      <w:pPr>
+        <w:rPr>
+          <w:rFonts w:ascii="宋体" w:eastAsia="宋体" w:hAnsi="宋体" w:cs="宋体"/>
+        </w:rPr>
+      </w:pPr>
+      <w:r>
+        <w:rPr>
+          <w:rFonts w:ascii="宋体" w:eastAsia="宋体" w:hAnsi="宋体" w:cs="宋体"/>
+        </w:rPr>
+        <w:t>（2）中文词库支持量小，只能支持10M内的中文词库量，也就是大致50w单词量以内，再多就生成二进制词库出错</w:t>
+      </w:r>
+    </w:p>
+    <w:p>
+      <w:pPr>
+        <w:rPr>
+          <w:rFonts w:ascii="宋体" w:eastAsia="宋体" w:hAnsi="宋体" w:cs="宋体"/>
+        </w:rPr>
+      </w:pPr>
+      <w:r>
+        <w:rPr>
+          <w:rFonts w:ascii="宋体" w:eastAsia="宋体" w:hAnsi="宋体" w:cs="宋体"/>
+        </w:rPr>
+        <w:t>（3）不支持副本集功能的集群</w:t>
+      </w:r>
+    </w:p>
+    <w:p>
+      <w:pPr>
+        <w:rPr>
+          <w:rFonts w:ascii="宋体" w:eastAsia="宋体" w:hAnsi="宋体" w:cs="宋体"/>
+        </w:rPr>
+      </w:pPr>
+      <w:r>
+        <w:rPr>
+          <w:rFonts w:ascii="宋体" w:eastAsia="宋体" w:hAnsi="宋体" w:cs="宋体"/>
+        </w:rPr>
+        <w:t>（4）索引只支持32整形 不支持64位整形</w:t>
+      </w:r>
+    </w:p>
+    <w:p>
+      <w:pPr>
+        <w:rPr>
+          <w:rFonts w:ascii="宋体" w:eastAsia="宋体" w:hAnsi="宋体" w:cs="宋体"/>
+        </w:rPr>
+      </w:pPr>
+      <w:r>
+        <w:rPr>
+          <w:rFonts w:ascii="宋体" w:eastAsia="宋体" w:hAnsi="宋体" w:cs="宋体"/>
+        </w:rPr>
+        <w:t>（5）不支持redis数据源,支持的是mysql数据源，实时索引不宜太频繁</w:t>
+      </w:r>
+    </w:p>
+    <w:p>
+      <w:pPr>
+        <w:rPr>
+          <w:rFonts w:ascii="宋体" w:eastAsia="宋体" w:hAnsi="宋体" w:cs="宋体" w:hint="eastAsia"/>
+        </w:rPr>
+      </w:pPr>
+      <w:r>
+        <w:rPr>
+          <w:rFonts w:ascii="宋体" w:eastAsia="宋体" w:hAnsi="宋体" w:cs="宋体"/>
+        </w:rPr>
+        <w:t>（6）难以定制自定义相关度算法（权重算法）</w:t>
+      </w:r>
+    </w:p>
+    <w:p>
+      <w:pPr>
+        <w:rPr>
+          <w:rFonts w:ascii="宋体" w:eastAsia="宋体" w:hAnsi="宋体" w:cs="宋体"/>
+        </w:rPr>
+      </w:pPr>
+      <w:r>
+        <w:rPr>
+          <w:rFonts w:ascii="宋体" w:eastAsia="宋体" w:hAnsi="宋体" w:cs="宋体" w:hint="eastAsia"/>
+        </w:rPr>
+        <w:t>sphinx</w:t>
+      </w:r>
+      <w:r>
+        <w:rPr>
+          <w:rFonts w:ascii="宋体" w:eastAsia="宋体" w:hAnsi="宋体" w:cs="宋体"/>
+        </w:rPr>
+        <w:t>字符串权重计算方式</w:t>
+      </w:r>
+    </w:p>
+    <w:p>
+      <w:pPr>
+        <w:rPr>
+          <w:rFonts w:ascii="宋体" w:eastAsia="宋体" w:hAnsi="宋体" w:cs="宋体"/>
+        </w:rPr>
+      </w:pPr>
+      <w:r>
+        <w:rPr>
+          <w:rFonts w:ascii="宋体" w:eastAsia="宋体" w:hAnsi="宋体" w:cs="宋体"/>
+        </w:rPr>
+        <w:t>词组评分, （</w:t>
+      </w:r>
+      <w:r>
+        <w:rPr>
+          <w:rFonts w:ascii="宋体" w:eastAsia="宋体" w:hAnsi="宋体" w:cs="宋体"/>
+          <w:color w:val="FF0000"/>
+        </w:rPr>
+        <w:t>最长公共子串lcs长度</w:t>
+      </w:r>
+      <w:r>
+        <w:rPr>
+          <w:rFonts w:ascii="宋体" w:eastAsia="宋体" w:hAnsi="宋体" w:cs="宋体"/>
+        </w:rPr>
+        <w:t>）</w:t>
+      </w:r>
+    </w:p>
+    <w:p>
+      <w:pPr>
+        <w:rPr>
+          <w:rFonts w:ascii="宋体" w:eastAsia="宋体" w:hAnsi="宋体" w:cs="宋体" w:hint="eastAsia"/>
+        </w:rPr>
+      </w:pPr>
+      <w:r>
+        <w:rPr>
+          <w:rFonts w:ascii="宋体" w:eastAsia="宋体" w:hAnsi="宋体" w:cs="宋体"/>
+        </w:rPr>
+        <w:t>统计学评分. (BM25,</w:t>
+      </w:r>
+      <w:r>
+        <w:rPr>
+          <w:rFonts w:ascii="宋体" w:eastAsia="宋体" w:hAnsi="宋体" w:cs="宋体"/>
+          <w:color w:val="FF0000"/>
+        </w:rPr>
+        <w:t>词频,少见,</w:t>
+      </w:r>
+      <w:r>
+        <w:rPr>
+          <w:rFonts w:ascii="宋体" w:eastAsia="宋体" w:hAnsi="宋体" w:cs="宋体"/>
+        </w:rPr>
+        <w:t>特定文档上的</w:t>
+      </w:r>
+      <w:r>
+        <w:rPr>
+          <w:rFonts w:ascii="宋体" w:eastAsia="宋体" w:hAnsi="宋体" w:cs="宋体"/>
+          <w:color w:val="FF0000"/>
+        </w:rPr>
+        <w:t>高频词</w:t>
+      </w:r>
+      <w:r>
+        <w:rPr>
+          <w:rFonts w:ascii="宋体" w:eastAsia="宋体" w:hAnsi="宋体" w:cs="宋体"/>
+        </w:rPr>
+        <w:t>)</w:t>
+      </w:r>
+    </w:p>
+    <w:p>
+      <w:pPr>
+        <w:rPr>
+          <w:rFonts w:ascii="宋体" w:eastAsia="宋体" w:hAnsi="宋体" w:cs="宋体"/>
+        </w:rPr>
+      </w:pPr>
+      <w:r>
+        <w:rPr>
+          <w:rFonts w:ascii="宋体" w:eastAsia="宋体" w:hAnsi="宋体" w:cs="宋体" w:hint="eastAsia"/>
+        </w:rPr>
+        <w:t>sphinx支持的是BM25统计和LCS长度。理论上LCS长度没有编辑距离等算法准确。</w:t>
+      </w:r>
+    </w:p>
+    <w:p>
+      <w:pPr>
+        <w:rPr>
+          <w:rFonts w:ascii="宋体" w:eastAsia="宋体" w:hAnsi="宋体" w:cs="宋体" w:hint="eastAsia"/>
+        </w:rPr>
+      </w:pPr>
+      <w:r>
+        <w:rPr>
+          <w:rFonts w:ascii="宋体" w:eastAsia="宋体" w:hAnsi="宋体" w:cs="宋体"/>
+        </w:rPr>
+        <w:t>（7）只</w:t>
+      </w:r>
+      <w:r>
+        <w:rPr>
+          <w:rFonts w:ascii="宋体" w:eastAsia="宋体" w:hAnsi="宋体" w:cs="宋体" w:hint="eastAsia"/>
+        </w:rPr>
+        <w:t>能使用</w:t>
+      </w:r>
+      <w:r>
+        <w:rPr>
+          <w:rFonts w:ascii="宋体" w:eastAsia="宋体" w:hAnsi="宋体" w:cs="宋体"/>
+        </w:rPr>
+        <w:t>mmseg做分词</w:t>
+      </w:r>
+      <w:r>
+        <w:rPr>
+          <w:rFonts w:ascii="宋体" w:eastAsia="宋体" w:hAnsi="宋体" w:cs="宋体" w:hint="eastAsia"/>
+        </w:rPr>
+        <w:t>，而</w:t>
+      </w:r>
+      <w:r>
+        <w:rPr>
+          <w:rFonts w:ascii="宋体" w:eastAsia="宋体" w:hAnsi="宋体" w:cs="宋体"/>
+        </w:rPr>
+        <w:t>mmseg</w:t>
+      </w:r>
+      <w:r>
+        <w:rPr>
+          <w:rFonts w:ascii="宋体" w:eastAsia="宋体" w:hAnsi="宋体" w:cs="宋体" w:hint="eastAsia"/>
+        </w:rPr>
+        <w:t>分词效果不太好，尤其是对未登录词</w:t>
+      </w:r>
+      <w:r>
+        <w:rPr>
+          <w:rFonts w:ascii="宋体" w:eastAsia="宋体" w:hAnsi="宋体" w:cs="宋体" w:hint="eastAsia"/>
+        </w:rPr>
+        <w:t>。</w:t>
+      </w:r>
+    </w:p>
+    <w:p>
+      <w:pPr>
+        <w:rPr>
+          <w:rFonts w:ascii="宋体" w:eastAsia="宋体" w:hAnsi="宋体" w:cs="宋体"/>
+        </w:rPr>
+      </w:pPr>
+      <w:r>
+        <w:rPr>
+          <w:rFonts w:ascii="宋体" w:eastAsia="宋体" w:hAnsi="宋体" w:cs="宋体" w:hint="eastAsia"/>
+        </w:rPr>
+        <w:t>而hmm的维比特算法在处理未登录词上效果较好。</w:t>
+      </w:r>
+    </w:p>
+    <w:p/>
     <w:p>
       <w:pPr>
         <w:pStyle w:val="2"/>
@@ -14351,24 +16687,24 @@
           <w:rFonts w:hint="default"/>
         </w:rPr>
       </w:pPr>
-      <w:bookmarkStart w:id="101" w:name="_Toc18260"/>
+      <w:bookmarkStart w:id="102" w:name="_Toc8502559"/>
       <w:r>
         <w:t>中文搜索引擎--自研引擎</w:t>
       </w:r>
-      <w:bookmarkEnd w:id="101"/>
+      <w:bookmarkEnd w:id="102"/>
     </w:p>
     <w:p>
       <w:pPr>
         <w:pStyle w:val="3"/>
       </w:pPr>
-      <w:bookmarkStart w:id="102" w:name="_Toc21454"/>
+      <w:bookmarkStart w:id="103" w:name="_Toc8502560"/>
       <w:r>
         <w:rPr>
           <w:rFonts w:hint="eastAsia"/>
         </w:rPr>
         <w:t>分词算法</w:t>
       </w:r>
-      <w:bookmarkEnd w:id="102"/>
+      <w:bookmarkEnd w:id="103"/>
     </w:p>
     <w:p>
       <w:pPr>
@@ -14430,19 +16766,56 @@
         <w:rPr>
           <w:rFonts w:hint="eastAsia"/>
         </w:rPr>
-        <w:t>某一分枝的遍历。查询复杂度只跟请求问题长度有关，查找字符串的时间复杂度为</w:t>
-      </w:r>
-      <w:r>
-        <w:rPr>
-          <w:rFonts w:hint="eastAsia"/>
-        </w:rPr>
-        <w:t>O(1)</w:t>
-      </w:r>
-      <w:r>
-        <w:rPr>
-          <w:rFonts w:hint="eastAsia"/>
-        </w:rPr>
-        <w:t>。为简化处理和优化性能，每查询出关键字后，从关键字的最后字节之后开始查询下一个关键字。</w:t>
+        <w:t>某一分枝的遍历。查询复杂度只跟请求问题长度有关，查找字符串的时间复</w:t>
+      </w:r>
+      <w:r>
+        <w:rPr>
+          <w:rFonts w:hint="eastAsia"/>
+        </w:rPr>
+        <w:lastRenderedPageBreak/>
+        <w:t>杂度为</w:t>
+      </w:r>
+      <w:r>
+        <w:rPr>
+          <w:rFonts w:hint="eastAsia"/>
+        </w:rPr>
+        <w:t>O(k</w:t>
+      </w:r>
+      <w:r>
+        <w:rPr>
+          <w:rFonts w:hint="eastAsia"/>
+        </w:rPr>
+        <w:t>)</w:t>
+      </w:r>
+      <w:r>
+        <w:rPr>
+          <w:rFonts w:hint="eastAsia"/>
+        </w:rPr>
+        <w:t>。为简化处理和优化性能，每查询出关键字后，从关键字的最后字节之后开始查询下一个关键字</w:t>
+      </w:r>
+      <w:r>
+        <w:rPr>
+          <w:rFonts w:hint="eastAsia"/>
+        </w:rPr>
+        <w:t>,</w:t>
+      </w:r>
+      <w:r>
+        <w:rPr>
+          <w:rFonts w:hint="eastAsia"/>
+        </w:rPr>
+        <w:t>也就是</w:t>
+      </w:r>
+      <w:r>
+        <w:rPr>
+          <w:rFonts w:hint="eastAsia"/>
+        </w:rPr>
+        <w:t>DAG</w:t>
+      </w:r>
+      <w:r>
+        <w:rPr>
+          <w:rFonts w:hint="eastAsia"/>
+        </w:rPr>
+        <w:t>。</w:t>
       </w:r>
     </w:p>
     <w:p>
@@ -14557,31 +16930,249 @@
     </w:p>
     <w:p>
       <w:r>
+        <w:t>采用了动态规划查找最大概率路径</w:t>
+      </w:r>
+      <w:r>
+        <w:t xml:space="preserve">, </w:t>
+      </w:r>
+      <w:r>
+        <w:t>找出基于词频的最大切分组合</w:t>
+      </w:r>
+    </w:p>
+    <w:p>
+      <w:r>
+        <w:t>对于未登录词，采用了基于汉字成词能力的</w:t>
+      </w:r>
+      <w:r>
+        <w:t xml:space="preserve"> HMM </w:t>
+      </w:r>
+      <w:r>
+        <w:t>模型，使用了</w:t>
+      </w:r>
+      <w:r>
+        <w:t xml:space="preserve"> Viterbi </w:t>
+      </w:r>
+      <w:r>
+        <w:t>算法</w:t>
+      </w:r>
+    </w:p>
+    <w:p>
+      <w:pPr>
+        <w:pStyle w:val="4"/>
+        <w:rPr>
+          <w:rFonts w:hint="default"/>
+        </w:rPr>
+      </w:pPr>
+      <w:r>
+        <w:t>词库</w:t>
+      </w:r>
+    </w:p>
+    <w:p>
+      <w:r>
+        <w:rPr>
+          <w:rFonts w:hint="eastAsia"/>
+        </w:rPr>
+        <w:t>来源于搜狗词库。支持词库分类。</w:t>
+      </w:r>
+    </w:p>
+    <w:p>
+      <w:r>
+        <w:rPr>
+          <w:rFonts w:hint="eastAsia"/>
+        </w:rPr>
+        <w:t>在程序启动时，加载所有的词库到单词索引树，会消耗一定的内存建立常驻内存的单词索引树。</w:t>
+      </w:r>
+    </w:p>
+    <w:p>
+      <w:pPr>
+        <w:pStyle w:val="4"/>
+        <w:rPr>
+          <w:rFonts w:hint="default"/>
+        </w:rPr>
+      </w:pPr>
+      <w:r>
+        <w:t>词库停用词</w:t>
+      </w:r>
+    </w:p>
+    <w:p>
+      <w:r>
+        <w:rPr>
+          <w:rFonts w:hint="eastAsia"/>
+        </w:rPr>
+        <w:t>属于停用词的单词，不会被加载到单词索引树。</w:t>
+      </w:r>
+    </w:p>
+    <w:p>
+      <w:pPr>
+        <w:pStyle w:val="3"/>
+      </w:pPr>
+      <w:bookmarkStart w:id="104" w:name="_Toc8502561"/>
+      <w:r>
+        <w:rPr>
+          <w:rFonts w:hint="eastAsia"/>
+        </w:rPr>
+        <w:t>问题检索</w:t>
+      </w:r>
+      <w:bookmarkEnd w:id="104"/>
+      <w:r>
+        <w:rPr>
+          <w:rFonts w:hint="eastAsia"/>
+        </w:rPr>
+        <w:t xml:space="preserve"> </w:t>
+      </w:r>
+    </w:p>
+    <w:p>
+      <w:pPr>
+        <w:pStyle w:val="4"/>
+        <w:rPr>
+          <w:rFonts w:hint="default"/>
+        </w:rPr>
+      </w:pPr>
+      <w:r>
+        <w:t>内存加载分词和引擎问题</w:t>
+      </w:r>
+    </w:p>
+    <w:p>
+      <w:r>
+        <w:rPr>
+          <w:rFonts w:hint="eastAsia"/>
+        </w:rPr>
+        <w:t>在程序启动加载所有的分词和引擎问题的文档内容（包括问题和答案</w:t>
+      </w:r>
+      <w:r>
+        <w:rPr>
+          <w:rFonts w:hint="eastAsia"/>
+        </w:rPr>
+        <w:t>,</w:t>
+      </w:r>
+      <w:r>
+        <w:rPr>
+          <w:rFonts w:hint="eastAsia"/>
+        </w:rPr>
+        <w:t>问题和其内容保存在</w:t>
+      </w:r>
+      <w:r>
+        <w:rPr>
+          <w:rFonts w:hint="eastAsia"/>
+        </w:rPr>
+        <w:t>redis</w:t>
+      </w:r>
+      <w:r>
+        <w:rPr>
+          <w:rFonts w:hint="eastAsia"/>
+        </w:rPr>
+        <w:t>和</w:t>
+      </w:r>
+      <w:r>
+        <w:rPr>
+          <w:rFonts w:hint="eastAsia"/>
+        </w:rPr>
+        <w:t>mysql</w:t>
+      </w:r>
+      <w:r>
+        <w:rPr>
+          <w:rFonts w:hint="eastAsia"/>
+        </w:rPr>
+        <w:t>）。</w:t>
+      </w:r>
+    </w:p>
+    <w:p>
+      <w:pPr>
+        <w:pStyle w:val="4"/>
+        <w:rPr>
+          <w:rFonts w:hint="default"/>
+        </w:rPr>
+      </w:pPr>
+      <w:r>
+        <w:t>索引问题</w:t>
+      </w:r>
+    </w:p>
+    <w:p>
+      <w:r>
+        <w:rPr>
+          <w:rFonts w:hint="eastAsia"/>
+        </w:rPr>
+        <w:t>每个问题搜索出所有的分词，把所有的分词进行哈希并保存到</w:t>
+      </w:r>
+      <w:r>
+        <w:rPr>
+          <w:rFonts w:hint="eastAsia"/>
+        </w:rPr>
+        <w:t>map</w:t>
+      </w:r>
+      <w:r>
+        <w:rPr>
+          <w:rFonts w:hint="eastAsia"/>
+        </w:rPr>
+        <w:t>表（分词</w:t>
+      </w:r>
+      <w:r>
+        <w:rPr>
+          <w:rFonts w:hint="eastAsia"/>
+        </w:rPr>
+        <w:t>:</w:t>
+      </w:r>
+      <w:r>
+        <w:rPr>
+          <w:rFonts w:hint="eastAsia"/>
+        </w:rPr>
+        <w:t>问题</w:t>
+      </w:r>
+      <w:r>
+        <w:rPr>
+          <w:rFonts w:hint="eastAsia"/>
+        </w:rPr>
+        <w:t>id,1 : n</w:t>
+      </w:r>
+      <w:r>
+        <w:rPr>
+          <w:rFonts w:hint="eastAsia"/>
+        </w:rPr>
+        <w:t>），</w:t>
+      </w:r>
+      <w:r>
+        <w:rPr>
+          <w:rFonts w:hint="eastAsia"/>
+        </w:rPr>
+        <w:t>map</w:t>
+      </w:r>
+      <w:r>
+        <w:rPr>
+          <w:rFonts w:hint="eastAsia"/>
+        </w:rPr>
+        <w:t>表的键为分词的哈希值，哈希表的值为文档的内容，每个分词对应多个文档。</w:t>
+      </w:r>
+    </w:p>
+    <w:p>
+      <w:pPr>
+        <w:pStyle w:val="4"/>
+        <w:rPr>
+          <w:rFonts w:hint="default"/>
+        </w:rPr>
+      </w:pPr>
+      <w:r>
         <w:lastRenderedPageBreak/>
-        <w:t>采用了动态规划查找最大概率路径</w:t>
-      </w:r>
-      <w:r>
-        <w:t xml:space="preserve">, </w:t>
-      </w:r>
-      <w:r>
-        <w:t>找出基于词频的最大切分组合</w:t>
-      </w:r>
-    </w:p>
-    <w:p>
-      <w:r>
-        <w:t>对于未登录词，采用了基于汉字成词能力的</w:t>
-      </w:r>
-      <w:r>
-        <w:t xml:space="preserve"> HMM </w:t>
-      </w:r>
-      <w:r>
-        <w:t>模型，使用了</w:t>
-      </w:r>
-      <w:r>
-        <w:t xml:space="preserve"> Viterbi </w:t>
-      </w:r>
-      <w:r>
-        <w:t>算法</w:t>
+        <w:t>最大匹配方案</w:t>
+      </w:r>
+    </w:p>
+    <w:p>
+      <w:r>
+        <w:rPr>
+          <w:rFonts w:hint="eastAsia"/>
+        </w:rPr>
+        <w:t>每个请求的问题搜索出所有的分词，每个分词获取其对应的一个或者多个问题的文档，并把所有的结果进行合并，被匹配文档</w:t>
+      </w:r>
+      <w:r>
+        <w:rPr>
+          <w:rFonts w:hint="eastAsia"/>
+        </w:rPr>
+        <w:t>id</w:t>
+      </w:r>
+      <w:r>
+        <w:rPr>
+          <w:rFonts w:hint="eastAsia"/>
+        </w:rPr>
+        <w:t>最多的则选择为相关度最大的文档，并返回其对应的文档内容。</w:t>
       </w:r>
     </w:p>
     <w:p>
@@ -14592,23 +17183,23 @@
         </w:rPr>
       </w:pPr>
       <w:r>
-        <w:t>词库</w:t>
-      </w:r>
-    </w:p>
-    <w:p>
-      <w:r>
-        <w:rPr>
-          <w:rFonts w:hint="eastAsia"/>
-        </w:rPr>
-        <w:t>来源于搜狗词库。支持词库分类。</w:t>
-      </w:r>
-    </w:p>
-    <w:p>
-      <w:r>
-        <w:rPr>
-          <w:rFonts w:hint="eastAsia"/>
-        </w:rPr>
-        <w:t>在程序启动时，加载所有的词库到单词索引树，会消耗一定的内存建立常驻内存的单词索引树。</w:t>
+        <w:t>编辑距离方案</w:t>
+      </w:r>
+    </w:p>
+    <w:p>
+      <w:r>
+        <w:rPr>
+          <w:rFonts w:hint="eastAsia"/>
+        </w:rPr>
+        <w:t>对于被匹配分词个数相同的文档，比较其引擎问题与请求问题的编辑距离，距离较近的优先级越高。</w:t>
+      </w:r>
+    </w:p>
+    <w:p>
+      <w:r>
+        <w:rPr>
+          <w:rFonts w:hint="eastAsia"/>
+        </w:rPr>
+        <w:t>编辑距离，指两个字串之间，由一个转成另一个所需的最少编辑操作次数，使用动态规划公式实现。</w:t>
       </w:r>
     </w:p>
     <w:p>
@@ -14619,35 +17210,30 @@
         </w:rPr>
       </w:pPr>
       <w:r>
-        <w:t>词库停用词</w:t>
-      </w:r>
-    </w:p>
-    <w:p>
-      <w:r>
-        <w:rPr>
-          <w:rFonts w:hint="eastAsia"/>
-        </w:rPr>
-        <w:t>属于停用词的单词，不会被加载到单词索引树。</w:t>
-      </w:r>
-    </w:p>
+        <w:t>词频计数</w:t>
+      </w:r>
+    </w:p>
+    <w:p>
+      <w:r>
+        <w:rPr>
+          <w:rFonts w:hint="eastAsia"/>
+        </w:rPr>
+        <w:t>问题若被匹配到相同的关键词也作为不同分词计算。</w:t>
+      </w:r>
+    </w:p>
+    <w:p/>
     <w:p>
       <w:pPr>
         <w:pStyle w:val="3"/>
       </w:pPr>
-      <w:bookmarkStart w:id="103" w:name="_Toc13247"/>
-      <w:r>
-        <w:rPr>
-          <w:rFonts w:hint="eastAsia"/>
-        </w:rPr>
-        <w:t>问题检索</w:t>
-      </w:r>
-      <w:bookmarkEnd w:id="103"/>
-      <w:r>
-        <w:rPr>
-          <w:rFonts w:hint="eastAsia"/>
-        </w:rPr>
-        <w:t xml:space="preserve"> </w:t>
-      </w:r>
+      <w:bookmarkStart w:id="105" w:name="_Toc8502562"/>
+      <w:r>
+        <w:rPr>
+          <w:rFonts w:hint="eastAsia"/>
+        </w:rPr>
+        <w:t>问题更新</w:t>
+      </w:r>
+      <w:bookmarkEnd w:id="105"/>
     </w:p>
     <w:p>
       <w:pPr>
@@ -14657,51 +17243,15 @@
         </w:rPr>
       </w:pPr>
       <w:r>
-        <w:t>内存加载分词和引擎问题</w:t>
-      </w:r>
-    </w:p>
-    <w:p>
-      <w:r>
-        <w:rPr>
-          <w:rFonts w:hint="eastAsia"/>
-        </w:rPr>
-        <w:t>在程序启动加载所有的分词和引擎问题的文档内容（包括问题和答案</w:t>
-      </w:r>
-      <w:r>
-        <w:rPr>
-          <w:rFonts w:hint="eastAsia"/>
-        </w:rPr>
-        <w:t>,</w:t>
-      </w:r>
-      <w:r>
-        <w:rPr>
-          <w:rFonts w:hint="eastAsia"/>
-        </w:rPr>
-        <w:t>问题和其内容保存在</w:t>
-      </w:r>
-      <w:r>
-        <w:rPr>
-          <w:rFonts w:hint="eastAsia"/>
-        </w:rPr>
-        <w:t>redis</w:t>
-      </w:r>
-      <w:r>
-        <w:rPr>
-          <w:rFonts w:hint="eastAsia"/>
-        </w:rPr>
-        <w:t>和</w:t>
-      </w:r>
-      <w:r>
-        <w:rPr>
-          <w:rFonts w:hint="eastAsia"/>
-        </w:rPr>
-        <w:t>mysql</w:t>
-      </w:r>
-      <w:r>
-        <w:rPr>
-          <w:rFonts w:hint="eastAsia"/>
-        </w:rPr>
-        <w:t>）。</w:t>
+        <w:t>增量问题更新--近实时更新问题索引</w:t>
+      </w:r>
+    </w:p>
+    <w:p>
+      <w:r>
+        <w:rPr>
+          <w:rFonts w:hint="eastAsia"/>
+        </w:rPr>
+        <w:t>修改知识库问题时，会增量发送到搜索引擎，并在下一个定时器触发时重建索引。每隔较长一段时间也会重新全量获取引擎问题的文档内容，并重建索引。</w:t>
       </w:r>
     </w:p>
     <w:p>
@@ -14712,15 +17262,15 @@
         </w:rPr>
       </w:pPr>
       <w:r>
-        <w:t>索引问题</w:t>
-      </w:r>
-    </w:p>
-    <w:p>
-      <w:r>
-        <w:rPr>
-          <w:rFonts w:hint="eastAsia"/>
-        </w:rPr>
-        <w:t>每个问题搜索出所有的分词，把所有的分词进行哈希并保存到</w:t>
+        <w:t>全量问题更新</w:t>
+      </w:r>
+    </w:p>
+    <w:p>
+      <w:r>
+        <w:rPr>
+          <w:rFonts w:hint="eastAsia"/>
+        </w:rPr>
+        <w:t>定期检查文档是否需要重建，记录最近重建分词</w:t>
       </w:r>
       <w:r>
         <w:rPr>
@@ -14732,389 +17282,211 @@
         <w:rPr>
           <w:rFonts w:hint="eastAsia"/>
         </w:rPr>
-        <w:t>表（分词</w:t>
-      </w:r>
-      <w:r>
-        <w:rPr>
-          <w:rFonts w:hint="eastAsia"/>
-        </w:rPr>
-        <w:t>:</w:t>
-      </w:r>
-      <w:r>
-        <w:rPr>
-          <w:rFonts w:hint="eastAsia"/>
-        </w:rPr>
-        <w:t>问题</w:t>
-      </w:r>
-      <w:r>
-        <w:rPr>
-          <w:rFonts w:hint="eastAsia"/>
-        </w:rPr>
-        <w:t>id,1 : n</w:t>
-      </w:r>
-      <w:r>
-        <w:rPr>
-          <w:rFonts w:hint="eastAsia"/>
-        </w:rPr>
-        <w:t>），</w:t>
-      </w:r>
-      <w:r>
-        <w:rPr>
-          <w:rFonts w:hint="eastAsia"/>
-        </w:rPr>
-        <w:t>map</w:t>
-      </w:r>
-      <w:r>
-        <w:rPr>
-          <w:rFonts w:hint="eastAsia"/>
-        </w:rPr>
-        <w:t>表的键为分词的哈希值，哈希表的值为文档的内容，每个分词对应多个文档。</w:t>
-      </w:r>
-    </w:p>
-    <w:p>
-      <w:pPr>
-        <w:pStyle w:val="4"/>
+        <w:t>表时间。</w:t>
+      </w:r>
+    </w:p>
+    <w:p>
+      <w:pPr>
+        <w:pStyle w:val="3"/>
+      </w:pPr>
+      <w:bookmarkStart w:id="106" w:name="_Toc8502563"/>
+      <w:r>
+        <w:rPr>
+          <w:rFonts w:hint="eastAsia"/>
+        </w:rPr>
+        <w:t>性能分析（索引树分词）</w:t>
+      </w:r>
+      <w:bookmarkEnd w:id="106"/>
+    </w:p>
+    <w:p>
+      <w:r>
+        <w:rPr>
+          <w:rFonts w:hint="eastAsia"/>
+        </w:rPr>
+        <w:t>加载</w:t>
+      </w:r>
+      <w:r>
+        <w:rPr>
+          <w:rFonts w:hint="eastAsia"/>
+        </w:rPr>
+        <w:t>62w</w:t>
+      </w:r>
+      <w:r>
+        <w:rPr>
+          <w:rFonts w:hint="eastAsia"/>
+        </w:rPr>
+        <w:t>中文词、</w:t>
+      </w:r>
+      <w:r>
+        <w:rPr>
+          <w:rFonts w:hint="eastAsia"/>
+        </w:rPr>
+        <w:t>50</w:t>
+      </w:r>
+      <w:r>
+        <w:rPr>
+          <w:rFonts w:hint="eastAsia"/>
+        </w:rPr>
+        <w:t>机器人问题，使用内存</w:t>
+      </w:r>
+      <w:r>
+        <w:rPr>
+          <w:rFonts w:hint="eastAsia"/>
+        </w:rPr>
+        <w:t>6g</w:t>
+      </w:r>
+      <w:r>
+        <w:rPr>
+          <w:rFonts w:hint="eastAsia"/>
+        </w:rPr>
+        <w:t>。</w:t>
+      </w:r>
+    </w:p>
+    <w:p>
+      <w:r>
+        <w:rPr>
+          <w:rFonts w:hint="eastAsia"/>
+        </w:rPr>
+        <w:t>单节点单进程测试问题检索计算能力（不计算网络处理）：</w:t>
+      </w:r>
+    </w:p>
+    <w:p>
+      <w:r>
+        <w:rPr>
+          <w:rFonts w:hint="eastAsia"/>
+        </w:rPr>
+        <w:t>请求问题长度约</w:t>
+      </w:r>
+      <w:r>
+        <w:rPr>
+          <w:rFonts w:hint="eastAsia"/>
+        </w:rPr>
+        <w:t>20</w:t>
+      </w:r>
+      <w:r>
+        <w:rPr>
+          <w:rFonts w:hint="eastAsia"/>
+        </w:rPr>
+        <w:t>字节，循环次数</w:t>
+      </w:r>
+      <w:r>
+        <w:rPr>
+          <w:rFonts w:hint="eastAsia"/>
+        </w:rPr>
+        <w:t>10000</w:t>
+      </w:r>
+      <w:r>
+        <w:rPr>
+          <w:rFonts w:hint="eastAsia"/>
+        </w:rPr>
+        <w:t>，使用时间</w:t>
+      </w:r>
+      <w:r>
+        <w:rPr>
+          <w:rFonts w:hint="eastAsia"/>
+        </w:rPr>
+        <w:t>320ms</w:t>
+      </w:r>
+      <w:r>
+        <w:rPr>
+          <w:rFonts w:hint="eastAsia"/>
+        </w:rPr>
+        <w:t>，约为</w:t>
+      </w:r>
+      <w:r>
+        <w:rPr>
+          <w:rFonts w:hint="eastAsia"/>
+        </w:rPr>
+        <w:t>31250qps</w:t>
+      </w:r>
+      <w:r>
+        <w:rPr>
+          <w:rFonts w:hint="eastAsia"/>
+        </w:rPr>
+        <w:t>。</w:t>
+      </w:r>
+    </w:p>
+    <w:p>
+      <w:r>
+        <w:rPr>
+          <w:rFonts w:hint="eastAsia"/>
+        </w:rPr>
+        <w:t>请求问题长度约</w:t>
+      </w:r>
+      <w:r>
+        <w:rPr>
+          <w:rFonts w:hint="eastAsia"/>
+        </w:rPr>
+        <w:t>300</w:t>
+      </w:r>
+      <w:r>
+        <w:rPr>
+          <w:rFonts w:hint="eastAsia"/>
+        </w:rPr>
+        <w:t>字节，循环次数</w:t>
+      </w:r>
+      <w:r>
+        <w:rPr>
+          <w:rFonts w:hint="eastAsia"/>
+        </w:rPr>
+        <w:t>1000</w:t>
+      </w:r>
+      <w:r>
+        <w:rPr>
+          <w:rFonts w:hint="eastAsia"/>
+        </w:rPr>
+        <w:t>，使用时间</w:t>
+      </w:r>
+      <w:r>
+        <w:rPr>
+          <w:rFonts w:hint="eastAsia"/>
+        </w:rPr>
+        <w:t>630ms</w:t>
+      </w:r>
+      <w:r>
+        <w:rPr>
+          <w:rFonts w:hint="eastAsia"/>
+        </w:rPr>
+        <w:t>，约为</w:t>
+      </w:r>
+      <w:r>
+        <w:rPr>
+          <w:rFonts w:hint="eastAsia"/>
+        </w:rPr>
+        <w:t>1587qps</w:t>
+      </w:r>
+      <w:r>
+        <w:rPr>
+          <w:rFonts w:hint="eastAsia"/>
+        </w:rPr>
+        <w:t>。</w:t>
+      </w:r>
+    </w:p>
+    <w:p>
+      <w:pPr>
+        <w:pStyle w:val="1"/>
+      </w:pPr>
+      <w:bookmarkStart w:id="107" w:name="_Toc8502564"/>
+      <w:r>
+        <w:rPr>
+          <w:rFonts w:hint="eastAsia"/>
+        </w:rPr>
+        <w:t>后台管理框架设计</w:t>
+      </w:r>
+      <w:bookmarkEnd w:id="107"/>
+    </w:p>
+    <w:p>
+      <w:pPr>
+        <w:pStyle w:val="2"/>
         <w:rPr>
           <w:rFonts w:hint="default"/>
         </w:rPr>
       </w:pPr>
-      <w:r>
-        <w:t>最大匹配方案</w:t>
-      </w:r>
-    </w:p>
-    <w:p>
-      <w:r>
-        <w:rPr>
-          <w:rFonts w:hint="eastAsia"/>
-        </w:rPr>
-        <w:t>每个请求的问题搜索出所有的分词，每个分词获取其对应的一个或者多个问题的文档，并把所有的结果进行合并，被匹配文档</w:t>
-      </w:r>
-      <w:r>
-        <w:rPr>
-          <w:rFonts w:hint="eastAsia"/>
-        </w:rPr>
-        <w:t>id</w:t>
-      </w:r>
-      <w:r>
-        <w:rPr>
-          <w:rFonts w:hint="eastAsia"/>
-        </w:rPr>
-        <w:t>最多的则选择为相关度最大的文档，并返回其对应的文档内容。</w:t>
-      </w:r>
-    </w:p>
-    <w:p>
-      <w:pPr>
-        <w:pStyle w:val="4"/>
-        <w:rPr>
-          <w:rFonts w:hint="default"/>
-        </w:rPr>
-      </w:pPr>
-      <w:r>
-        <w:t>编辑距离方案</w:t>
-      </w:r>
-    </w:p>
-    <w:p>
-      <w:r>
-        <w:rPr>
-          <w:rFonts w:hint="eastAsia"/>
-        </w:rPr>
-        <w:t>对于被匹配分词个数相同的文档，比较其引擎问题与请求问题的编辑距离，距离较近的优先级越高。</w:t>
-      </w:r>
-    </w:p>
-    <w:p>
-      <w:r>
-        <w:rPr>
-          <w:rFonts w:hint="eastAsia"/>
-        </w:rPr>
-        <w:t>编辑距离，指两个字串之间，由一个转成另一个所需的最少编辑操作次数，使用动态规划公式实现。</w:t>
-      </w:r>
-    </w:p>
-    <w:p>
-      <w:pPr>
-        <w:pStyle w:val="4"/>
-        <w:rPr>
-          <w:rFonts w:hint="default"/>
-        </w:rPr>
-      </w:pPr>
-      <w:r>
-        <w:t>词频计数</w:t>
-      </w:r>
-    </w:p>
-    <w:p>
-      <w:r>
-        <w:rPr>
-          <w:rFonts w:hint="eastAsia"/>
-        </w:rPr>
-        <w:t>问题若被匹配到相同的关键词也作为不同分词计算。</w:t>
-      </w:r>
-    </w:p>
-    <w:p/>
-    <w:p>
-      <w:pPr>
-        <w:pStyle w:val="3"/>
-      </w:pPr>
-      <w:bookmarkStart w:id="104" w:name="_Toc14336"/>
-      <w:r>
-        <w:rPr>
-          <w:rFonts w:hint="eastAsia"/>
-        </w:rPr>
-        <w:lastRenderedPageBreak/>
-        <w:t>问题更新</w:t>
-      </w:r>
-      <w:bookmarkEnd w:id="104"/>
-    </w:p>
-    <w:p>
-      <w:pPr>
-        <w:pStyle w:val="4"/>
-        <w:rPr>
-          <w:rFonts w:hint="default"/>
-        </w:rPr>
-      </w:pPr>
-      <w:r>
-        <w:t>增量问题更新--近实时更新问题索引</w:t>
-      </w:r>
-    </w:p>
-    <w:p>
-      <w:r>
-        <w:rPr>
-          <w:rFonts w:hint="eastAsia"/>
-        </w:rPr>
-        <w:t>修改知识库问题时，会增量发送到搜索引擎，并在下一个定时器触发时重建索引。每隔较长一段时间也会重新全量获取引擎问题的文档内容，并重建索引。</w:t>
-      </w:r>
-    </w:p>
-    <w:p>
-      <w:pPr>
-        <w:pStyle w:val="4"/>
-        <w:rPr>
-          <w:rFonts w:hint="default"/>
-        </w:rPr>
-      </w:pPr>
-      <w:r>
-        <w:t>全量问题更新</w:t>
-      </w:r>
-    </w:p>
-    <w:p>
-      <w:r>
-        <w:rPr>
-          <w:rFonts w:hint="eastAsia"/>
-        </w:rPr>
-        <w:t>定期检查文档是否需要重建，记录最近重建分词</w:t>
-      </w:r>
-      <w:r>
-        <w:rPr>
-          <w:rFonts w:hint="eastAsia"/>
-        </w:rPr>
-        <w:t>map</w:t>
-      </w:r>
-      <w:r>
-        <w:rPr>
-          <w:rFonts w:hint="eastAsia"/>
-        </w:rPr>
-        <w:t>表时间。</w:t>
-      </w:r>
-    </w:p>
-    <w:p>
-      <w:pPr>
-        <w:pStyle w:val="3"/>
-      </w:pPr>
-      <w:bookmarkStart w:id="105" w:name="_Toc25206"/>
-      <w:r>
-        <w:rPr>
-          <w:rFonts w:hint="eastAsia"/>
-        </w:rPr>
-        <w:t>性能分析（索引树分词）</w:t>
-      </w:r>
-      <w:bookmarkEnd w:id="105"/>
-    </w:p>
-    <w:p>
-      <w:r>
-        <w:rPr>
-          <w:rFonts w:hint="eastAsia"/>
-        </w:rPr>
-        <w:t>加载</w:t>
-      </w:r>
-      <w:r>
-        <w:rPr>
-          <w:rFonts w:hint="eastAsia"/>
-        </w:rPr>
-        <w:t>62w</w:t>
-      </w:r>
-      <w:r>
-        <w:rPr>
-          <w:rFonts w:hint="eastAsia"/>
-        </w:rPr>
-        <w:t>中文词、</w:t>
-      </w:r>
-      <w:r>
-        <w:rPr>
-          <w:rFonts w:hint="eastAsia"/>
-        </w:rPr>
-        <w:t>50</w:t>
-      </w:r>
-      <w:r>
-        <w:rPr>
-          <w:rFonts w:hint="eastAsia"/>
-        </w:rPr>
-        <w:t>机器人问题，使用内存</w:t>
-      </w:r>
-      <w:r>
-        <w:rPr>
-          <w:rFonts w:hint="eastAsia"/>
-        </w:rPr>
-        <w:t>6g</w:t>
-      </w:r>
-      <w:r>
-        <w:rPr>
-          <w:rFonts w:hint="eastAsia"/>
-        </w:rPr>
-        <w:t>。</w:t>
-      </w:r>
-    </w:p>
-    <w:p>
-      <w:r>
-        <w:rPr>
-          <w:rFonts w:hint="eastAsia"/>
-        </w:rPr>
-        <w:t>单节点单进程测试问题检索计算能力（不计算网络处理）：</w:t>
-      </w:r>
-    </w:p>
-    <w:p>
-      <w:r>
-        <w:rPr>
-          <w:rFonts w:hint="eastAsia"/>
-        </w:rPr>
-        <w:t>请求问题长度约</w:t>
-      </w:r>
-      <w:r>
-        <w:rPr>
-          <w:rFonts w:hint="eastAsia"/>
-        </w:rPr>
-        <w:t>20</w:t>
-      </w:r>
-      <w:r>
-        <w:rPr>
-          <w:rFonts w:hint="eastAsia"/>
-        </w:rPr>
-        <w:t>字节，循环次数</w:t>
-      </w:r>
-      <w:r>
-        <w:rPr>
-          <w:rFonts w:hint="eastAsia"/>
-        </w:rPr>
-        <w:t>10000</w:t>
-      </w:r>
-      <w:r>
-        <w:rPr>
-          <w:rFonts w:hint="eastAsia"/>
-        </w:rPr>
-        <w:t>，使用时间</w:t>
-      </w:r>
-      <w:r>
-        <w:rPr>
-          <w:rFonts w:hint="eastAsia"/>
-        </w:rPr>
-        <w:t>320ms</w:t>
-      </w:r>
-      <w:r>
-        <w:rPr>
-          <w:rFonts w:hint="eastAsia"/>
-        </w:rPr>
-        <w:t>，约为</w:t>
-      </w:r>
-      <w:r>
-        <w:rPr>
-          <w:rFonts w:hint="eastAsia"/>
-        </w:rPr>
-        <w:t>31250qps</w:t>
-      </w:r>
-      <w:r>
-        <w:rPr>
-          <w:rFonts w:hint="eastAsia"/>
-        </w:rPr>
-        <w:t>。</w:t>
-      </w:r>
-    </w:p>
-    <w:p>
-      <w:r>
-        <w:rPr>
-          <w:rFonts w:hint="eastAsia"/>
-        </w:rPr>
-        <w:t>请求问题长度约</w:t>
-      </w:r>
-      <w:r>
-        <w:rPr>
-          <w:rFonts w:hint="eastAsia"/>
-        </w:rPr>
-        <w:t>300</w:t>
-      </w:r>
-      <w:r>
-        <w:rPr>
-          <w:rFonts w:hint="eastAsia"/>
-        </w:rPr>
-        <w:t>字节，循环次数</w:t>
-      </w:r>
-      <w:r>
-        <w:rPr>
-          <w:rFonts w:hint="eastAsia"/>
-        </w:rPr>
-        <w:t>1000</w:t>
-      </w:r>
-      <w:r>
-        <w:rPr>
-          <w:rFonts w:hint="eastAsia"/>
-        </w:rPr>
-        <w:t>，使用时间</w:t>
-      </w:r>
-      <w:r>
-        <w:rPr>
-          <w:rFonts w:hint="eastAsia"/>
-        </w:rPr>
-        <w:t>630ms</w:t>
-      </w:r>
-      <w:r>
-        <w:rPr>
-          <w:rFonts w:hint="eastAsia"/>
-        </w:rPr>
-        <w:t>，约为</w:t>
-      </w:r>
-      <w:r>
-        <w:rPr>
-          <w:rFonts w:hint="eastAsia"/>
-        </w:rPr>
-        <w:t>1587qps</w:t>
-      </w:r>
-      <w:r>
-        <w:rPr>
-          <w:rFonts w:hint="eastAsia"/>
-        </w:rPr>
-        <w:t>。</w:t>
-      </w:r>
-    </w:p>
-    <w:p>
-      <w:pPr>
-        <w:pStyle w:val="1"/>
-      </w:pPr>
-      <w:bookmarkStart w:id="106" w:name="_Toc4887"/>
-      <w:r>
-        <w:rPr>
-          <w:rFonts w:hint="eastAsia"/>
-        </w:rPr>
-        <w:t>后台管理框架设计</w:t>
-      </w:r>
-      <w:bookmarkEnd w:id="106"/>
-    </w:p>
-    <w:p>
-      <w:pPr>
-        <w:pStyle w:val="2"/>
-        <w:rPr>
-          <w:rFonts w:hint="default"/>
-        </w:rPr>
-      </w:pPr>
-      <w:bookmarkStart w:id="107" w:name="_Toc12313"/>
+      <w:bookmarkStart w:id="108" w:name="_Toc8502565"/>
       <w:r>
         <w:t>后台管理框架设计图</w:t>
       </w:r>
-      <w:bookmarkEnd w:id="107"/>
+      <w:bookmarkEnd w:id="108"/>
     </w:p>
     <w:p>
       <w:pPr>
@@ -15217,10 +17589,10 @@
         </w:rPr>
         <w:object w:dxaOrig="17489" w:dyaOrig="17244">
           <v:shape id="_x0000_i1028" type="#_x0000_t75" style="width:487.7pt;height:500.85pt" o:ole="">
-            <v:imagedata r:id="rId20" o:title=""/>
+            <v:imagedata r:id="rId21" o:title=""/>
             <o:lock v:ext="edit" aspectratio="f"/>
           </v:shape>
-          <o:OLEObject Type="Embed" ProgID="Visio.Drawing.11" ShapeID="_x0000_i1028" DrawAspect="Content" ObjectID="_1619089712" r:id="rId21"/>
+          <o:OLEObject Type="Embed" ProgID="Visio.Drawing.11" ShapeID="_x0000_i1028" DrawAspect="Content" ObjectID="_1619115915" r:id="rId22"/>
         </w:object>
       </w:r>
     </w:p>
@@ -15228,7 +17600,7 @@
       <w:pPr>
         <w:pStyle w:val="1"/>
       </w:pPr>
-      <w:bookmarkStart w:id="108" w:name="_Toc20365"/>
+      <w:bookmarkStart w:id="109" w:name="_Toc8502566"/>
       <w:r>
         <w:t>自然语言</w:t>
       </w:r>
@@ -15238,7 +17610,7 @@
         </w:rPr>
         <w:t>引擎规划</w:t>
       </w:r>
-      <w:bookmarkEnd w:id="108"/>
+      <w:bookmarkEnd w:id="109"/>
     </w:p>
     <w:p>
       <w:pPr>
@@ -15343,12 +17715,12 @@
           <w:rFonts w:hint="default"/>
         </w:rPr>
       </w:pPr>
-      <w:bookmarkStart w:id="109" w:name="_Toc17457"/>
+      <w:bookmarkStart w:id="110" w:name="_Toc8502567"/>
       <w:r>
         <w:lastRenderedPageBreak/>
         <w:t>问答引擎</w:t>
       </w:r>
-      <w:bookmarkEnd w:id="109"/>
+      <w:bookmarkEnd w:id="110"/>
     </w:p>
     <w:p>
       <w:pPr>
@@ -15368,14 +17740,14 @@
       <w:pPr>
         <w:pStyle w:val="3"/>
       </w:pPr>
-      <w:bookmarkStart w:id="110" w:name="_Toc2552"/>
+      <w:bookmarkStart w:id="111" w:name="_Toc8502568"/>
       <w:r>
         <w:rPr>
           <w:rFonts w:hint="eastAsia"/>
         </w:rPr>
         <w:t>语义分析</w:t>
       </w:r>
-      <w:bookmarkEnd w:id="110"/>
+      <w:bookmarkEnd w:id="111"/>
     </w:p>
     <w:p>
       <w:pPr>
@@ -15398,14 +17770,14 @@
       <w:pPr>
         <w:pStyle w:val="3"/>
       </w:pPr>
-      <w:bookmarkStart w:id="111" w:name="_Toc14205"/>
+      <w:bookmarkStart w:id="112" w:name="_Toc8502569"/>
       <w:r>
         <w:rPr>
           <w:rFonts w:hint="eastAsia"/>
         </w:rPr>
         <w:t>信息检索</w:t>
       </w:r>
-      <w:bookmarkEnd w:id="111"/>
+      <w:bookmarkEnd w:id="112"/>
     </w:p>
     <w:p>
       <w:pPr>
@@ -15496,14 +17868,14 @@
       <w:pPr>
         <w:pStyle w:val="3"/>
       </w:pPr>
-      <w:bookmarkStart w:id="112" w:name="_Toc13455"/>
+      <w:bookmarkStart w:id="113" w:name="_Toc8502570"/>
       <w:r>
         <w:rPr>
           <w:rFonts w:hint="eastAsia"/>
         </w:rPr>
         <w:t>问题引导</w:t>
       </w:r>
-      <w:bookmarkEnd w:id="112"/>
+      <w:bookmarkEnd w:id="113"/>
     </w:p>
     <w:p>
       <w:pPr>
@@ -15549,7 +17921,7 @@
                     </pic:cNvPicPr>
                   </pic:nvPicPr>
                   <pic:blipFill>
-                    <a:blip r:embed="rId22" cstate="print"/>
+                    <a:blip r:embed="rId23" cstate="print"/>
                     <a:stretch>
                       <a:fillRect/>
                     </a:stretch>
@@ -15609,11 +17981,11 @@
           <w:rFonts w:hint="default"/>
         </w:rPr>
       </w:pPr>
-      <w:bookmarkStart w:id="113" w:name="_Toc26088"/>
+      <w:bookmarkStart w:id="114" w:name="_Toc8502571"/>
       <w:r>
         <w:t>聊天引擎</w:t>
       </w:r>
-      <w:bookmarkEnd w:id="113"/>
+      <w:bookmarkEnd w:id="114"/>
     </w:p>
     <w:p>
       <w:pPr>
@@ -15638,7 +18010,7 @@
       <w:pPr>
         <w:pStyle w:val="3"/>
       </w:pPr>
-      <w:bookmarkStart w:id="114" w:name="_Toc27610"/>
+      <w:bookmarkStart w:id="115" w:name="_Toc8502572"/>
       <w:r>
         <w:t>问题和回答</w:t>
       </w:r>
@@ -15648,7 +18020,7 @@
         </w:rPr>
         <w:t>的相似度（距离）</w:t>
       </w:r>
-      <w:bookmarkEnd w:id="114"/>
+      <w:bookmarkEnd w:id="115"/>
     </w:p>
     <w:p>
       <w:pPr>
@@ -15744,7 +18116,7 @@
                     </pic:cNvPicPr>
                   </pic:nvPicPr>
                   <pic:blipFill>
-                    <a:blip r:embed="rId23" cstate="print"/>
+                    <a:blip r:embed="rId24" cstate="print"/>
                     <a:stretch>
                       <a:fillRect/>
                     </a:stretch>
@@ -15781,14 +18153,14 @@
       <w:pPr>
         <w:pStyle w:val="3"/>
       </w:pPr>
-      <w:bookmarkStart w:id="115" w:name="_Toc4352"/>
+      <w:bookmarkStart w:id="116" w:name="_Toc8502573"/>
       <w:r>
         <w:rPr>
           <w:rFonts w:hint="eastAsia"/>
         </w:rPr>
         <w:t>主题强化</w:t>
       </w:r>
-      <w:bookmarkEnd w:id="115"/>
+      <w:bookmarkEnd w:id="116"/>
     </w:p>
     <w:p>
       <w:pPr>
@@ -15848,7 +18220,7 @@
                     </pic:cNvPicPr>
                   </pic:nvPicPr>
                   <pic:blipFill>
-                    <a:blip r:embed="rId24" cstate="print"/>
+                    <a:blip r:embed="rId25" cstate="print"/>
                     <a:stretch>
                       <a:fillRect/>
                     </a:stretch>
@@ -15931,7 +18303,7 @@
                     </pic:cNvPicPr>
                   </pic:nvPicPr>
                   <pic:blipFill>
-                    <a:blip r:embed="rId25" cstate="print"/>
+                    <a:blip r:embed="rId26" cstate="print"/>
                     <a:stretch>
                       <a:fillRect/>
                     </a:stretch>
@@ -16000,7 +18372,7 @@
                     </pic:cNvPicPr>
                   </pic:nvPicPr>
                   <pic:blipFill>
-                    <a:blip r:embed="rId26" cstate="print"/>
+                    <a:blip r:embed="rId27" cstate="print"/>
                     <a:stretch>
                       <a:fillRect/>
                     </a:stretch>
@@ -16129,7 +18501,7 @@
                     </pic:cNvPicPr>
                   </pic:nvPicPr>
                   <pic:blipFill>
-                    <a:blip r:embed="rId27" cstate="print"/>
+                    <a:blip r:embed="rId28" cstate="print"/>
                     <a:stretch>
                       <a:fillRect/>
                     </a:stretch>
@@ -16158,14 +18530,14 @@
       <w:pPr>
         <w:pStyle w:val="3"/>
       </w:pPr>
-      <w:bookmarkStart w:id="116" w:name="_Toc11726"/>
+      <w:bookmarkStart w:id="117" w:name="_Toc8502574"/>
       <w:r>
         <w:rPr>
           <w:rFonts w:hint="eastAsia"/>
         </w:rPr>
         <w:t>会话信息强化</w:t>
       </w:r>
-      <w:bookmarkEnd w:id="116"/>
+      <w:bookmarkEnd w:id="117"/>
     </w:p>
     <w:p>
       <w:pPr>
@@ -16223,7 +18595,7 @@
                     </pic:cNvPicPr>
                   </pic:nvPicPr>
                   <pic:blipFill>
-                    <a:blip r:embed="rId28" cstate="print"/>
+                    <a:blip r:embed="rId29" cstate="print"/>
                     <a:stretch>
                       <a:fillRect/>
                     </a:stretch>
@@ -16529,15 +18901,15 @@
     <w:lsdException w:name="heading 7" w:semiHidden="1" w:unhideWhenUsed="1" w:qFormat="1"/>
     <w:lsdException w:name="heading 8" w:semiHidden="1" w:unhideWhenUsed="1" w:qFormat="1"/>
     <w:lsdException w:name="heading 9" w:semiHidden="1" w:unhideWhenUsed="1" w:qFormat="1"/>
-    <w:lsdException w:name="toc 1" w:qFormat="1"/>
-    <w:lsdException w:name="toc 2" w:qFormat="1"/>
-    <w:lsdException w:name="toc 3" w:qFormat="1"/>
+    <w:lsdException w:name="toc 1" w:uiPriority="39" w:qFormat="1"/>
+    <w:lsdException w:name="toc 2" w:uiPriority="39" w:qFormat="1"/>
+    <w:lsdException w:name="toc 3" w:uiPriority="39" w:qFormat="1"/>
     <w:lsdException w:name="caption" w:semiHidden="1" w:unhideWhenUsed="1" w:qFormat="1"/>
     <w:lsdException w:name="Title" w:qFormat="1"/>
     <w:lsdException w:name="Default Paragraph Font" w:semiHidden="1" w:qFormat="1"/>
     <w:lsdException w:name="Body Text Indent" w:qFormat="1"/>
     <w:lsdException w:name="Subtitle" w:qFormat="1"/>
-    <w:lsdException w:name="Hyperlink" w:qFormat="1"/>
+    <w:lsdException w:name="Hyperlink" w:uiPriority="99" w:qFormat="1"/>
     <w:lsdException w:name="Strong" w:qFormat="1"/>
     <w:lsdException w:name="Emphasis" w:qFormat="1"/>
     <w:lsdException w:name="HTML Top of Form" w:semiHidden="1" w:uiPriority="99" w:unhideWhenUsed="1"/>
@@ -16788,6 +19160,7 @@
     <w:name w:val="toc 3"/>
     <w:basedOn w:val="a"/>
     <w:next w:val="a"/>
+    <w:uiPriority w:val="39"/>
     <w:qFormat/>
     <w:rsid w:val="004A01CA"/>
     <w:pPr>
@@ -16798,6 +19171,7 @@
     <w:name w:val="toc 1"/>
     <w:basedOn w:val="a"/>
     <w:next w:val="a"/>
+    <w:uiPriority w:val="39"/>
     <w:qFormat/>
     <w:rsid w:val="004A01CA"/>
   </w:style>
@@ -16805,6 +19179,7 @@
     <w:name w:val="toc 2"/>
     <w:basedOn w:val="a"/>
     <w:next w:val="a"/>
+    <w:uiPriority w:val="39"/>
     <w:qFormat/>
     <w:rsid w:val="004A01CA"/>
     <w:pPr>
@@ -16918,6 +19293,7 @@
   <w:style w:type="character" w:styleId="a9">
     <w:name w:val="Hyperlink"/>
     <w:basedOn w:val="a0"/>
+    <w:uiPriority w:val="99"/>
     <w:qFormat/>
     <w:rsid w:val="004A01CA"/>
     <w:rPr>
@@ -17047,7 +19423,7 @@
       <w:textAlignment w:val="baseline"/>
     </w:pPr>
     <w:rPr>
-      <w:rFonts w:ascii="Arial" w:eastAsia="SimHei" w:hAnsi="Arial"/>
+      <w:rFonts w:ascii="Arial" w:eastAsia="黑体" w:hAnsi="Arial"/>
       <w:szCs w:val="20"/>
     </w:rPr>
   </w:style>
@@ -17375,10 +19751,22 @@
 </s:customData>
 </file>
 
+<file path=customXml/item2.xml><?xml version="1.0" encoding="utf-8"?>
+<b:Sources xmlns:b="http://schemas.openxmlformats.org/officeDocument/2006/bibliography" xmlns="http://schemas.openxmlformats.org/officeDocument/2006/bibliography" SelectedStyle="" StyleName=""/>
+</file>
+
 <file path=customXml/itemProps1.xml><?xml version="1.0" encoding="utf-8"?>
 <ds:datastoreItem xmlns:ds="http://schemas.openxmlformats.org/officeDocument/2006/customXml" ds:itemID="{B1977F7D-205B-4081-913C-38D41E755F92}">
   <ds:schemaRefs>
     <ds:schemaRef ds:uri="http://www.wps.cn/officeDocument/2013/wpsCustomData"/>
   </ds:schemaRefs>
 </ds:datastoreItem>
+</file>
+
+<file path=customXml/itemProps2.xml><?xml version="1.0" encoding="utf-8"?>
+<ds:datastoreItem xmlns:ds="http://schemas.openxmlformats.org/officeDocument/2006/customXml" ds:itemID="{52F41D93-170F-47FD-A088-6AD8E1CEFC91}">
+  <ds:schemaRefs>
+    <ds:schemaRef ds:uri="http://schemas.openxmlformats.org/officeDocument/2006/bibliography"/>
+  </ds:schemaRefs>
+</ds:datastoreItem>
 </file>
--- a/projects/智能客服项目.docx
+++ b/projects/智能客服项目.docx
@@ -717,12 +717,6 @@
                 <w:rFonts w:ascii="宋体" w:hAnsi="宋体"/>
               </w:rPr>
             </w:pPr>
-            <w:r>
-              <w:rPr>
-                <w:rFonts w:ascii="宋体" w:hAnsi="宋体" w:hint="eastAsia"/>
-              </w:rPr>
-              <w:t>V3.0.0</w:t>
-            </w:r>
           </w:p>
         </w:tc>
         <w:tc>
@@ -5008,7 +5002,23 @@
             <w:rFonts w:hint="eastAsia"/>
             <w:noProof/>
           </w:rPr>
-          <w:t>会话信息强化</w:t>
+          <w:t>会话信息</w:t>
+        </w:r>
+        <w:r>
+          <w:rPr>
+            <w:rStyle w:val="a9"/>
+            <w:rFonts w:hint="eastAsia"/>
+            <w:noProof/>
+          </w:rPr>
+          <w:t>强</w:t>
+        </w:r>
+        <w:r>
+          <w:rPr>
+            <w:rStyle w:val="a9"/>
+            <w:rFonts w:hint="eastAsia"/>
+            <w:noProof/>
+          </w:rPr>
+          <w:t>化</w:t>
         </w:r>
         <w:r>
           <w:rPr>
@@ -5481,7 +5491,7 @@
             <v:imagedata r:id="rId7" o:title=""/>
             <o:lock v:ext="edit" aspectratio="f"/>
           </v:shape>
-          <o:OLEObject Type="Embed" ProgID="Visio.Drawing.11" ShapeID="_x0000_i1025" DrawAspect="Content" ObjectID="_1619115912" r:id="rId8"/>
+          <o:OLEObject Type="Embed" ProgID="Visio.Drawing.11" ShapeID="_x0000_i1025" DrawAspect="Content" ObjectID="_1619179390" r:id="rId8"/>
         </w:object>
       </w:r>
     </w:p>
@@ -5580,7 +5590,7 @@
             <v:imagedata r:id="rId9" o:title=""/>
             <o:lock v:ext="edit" aspectratio="f"/>
           </v:shape>
-          <o:OLEObject Type="Embed" ProgID="Visio.Drawing.11" ShapeID="_x0000_i1026" DrawAspect="Content" ObjectID="_1619115913" r:id="rId10"/>
+          <o:OLEObject Type="Embed" ProgID="Visio.Drawing.11" ShapeID="_x0000_i1026" DrawAspect="Content" ObjectID="_1619179391" r:id="rId10"/>
         </w:object>
       </w:r>
     </w:p>
@@ -7628,25 +7638,25 @@
       <w:pPr>
         <w:pStyle w:val="1"/>
       </w:pPr>
-      <w:bookmarkStart w:id="36" w:name="OLE_LINK11"/>
-      <w:bookmarkStart w:id="37" w:name="_Toc8502545"/>
+      <w:bookmarkStart w:id="36" w:name="_Toc8502545"/>
+      <w:bookmarkStart w:id="37" w:name="OLE_LINK11"/>
       <w:r>
         <w:rPr>
           <w:rFonts w:hint="eastAsia"/>
         </w:rPr>
         <w:t>协议格式</w:t>
       </w:r>
+      <w:bookmarkEnd w:id="36"/>
+    </w:p>
+    <w:p>
+      <w:pPr>
+        <w:pStyle w:val="2"/>
+        <w:rPr>
+          <w:rFonts w:hint="default"/>
+        </w:rPr>
+      </w:pPr>
+      <w:bookmarkStart w:id="38" w:name="_Toc8502546"/>
       <w:bookmarkEnd w:id="37"/>
-    </w:p>
-    <w:p>
-      <w:pPr>
-        <w:pStyle w:val="2"/>
-        <w:rPr>
-          <w:rFonts w:hint="default"/>
-        </w:rPr>
-      </w:pPr>
-      <w:bookmarkStart w:id="38" w:name="_Toc8502546"/>
-      <w:bookmarkEnd w:id="36"/>
       <w:r>
         <w:t>Websocket自定义二进制协议头</w:t>
       </w:r>
@@ -12236,7 +12246,7 @@
             <v:imagedata r:id="rId19" o:title=""/>
             <o:lock v:ext="edit" aspectratio="f"/>
           </v:shape>
-          <o:OLEObject Type="Embed" ProgID="Visio.Drawing.11" ShapeID="_x0000_i1027" DrawAspect="Content" ObjectID="_1619115914" r:id="rId20"/>
+          <o:OLEObject Type="Embed" ProgID="Visio.Drawing.11" ShapeID="_x0000_i1027" DrawAspect="Content" ObjectID="_1619179392" r:id="rId20"/>
         </w:object>
       </w:r>
     </w:p>
@@ -16385,11 +16395,6 @@
       </w:r>
     </w:p>
     <w:p>
-      <w:pPr>
-        <w:rPr>
-          <w:rFonts w:hint="eastAsia"/>
-        </w:rPr>
-      </w:pPr>
       <w:r>
         <w:rPr>
           <w:rFonts w:hint="eastAsia"/>
@@ -16409,9 +16414,6 @@
     <w:p>
       <w:pPr>
         <w:pStyle w:val="3"/>
-        <w:rPr>
-          <w:rFonts w:hint="eastAsia"/>
-        </w:rPr>
       </w:pPr>
       <w:bookmarkStart w:id="101" w:name="_Toc8502558"/>
       <w:r>
@@ -16510,7 +16512,7 @@
     <w:p>
       <w:pPr>
         <w:rPr>
-          <w:rFonts w:ascii="宋体" w:eastAsia="宋体" w:hAnsi="宋体" w:cs="宋体" w:hint="eastAsia"/>
+          <w:rFonts w:ascii="宋体" w:eastAsia="宋体" w:hAnsi="宋体" w:cs="宋体"/>
         </w:rPr>
       </w:pPr>
       <w:r>
@@ -16568,7 +16570,7 @@
     <w:p>
       <w:pPr>
         <w:rPr>
-          <w:rFonts w:ascii="宋体" w:eastAsia="宋体" w:hAnsi="宋体" w:cs="宋体" w:hint="eastAsia"/>
+          <w:rFonts w:ascii="宋体" w:eastAsia="宋体" w:hAnsi="宋体" w:cs="宋体"/>
         </w:rPr>
       </w:pPr>
       <w:r>
@@ -16620,905 +16622,917 @@
     <w:p>
       <w:pPr>
         <w:rPr>
+          <w:rFonts w:ascii="宋体" w:eastAsia="宋体" w:hAnsi="宋体" w:cs="宋体"/>
+        </w:rPr>
+      </w:pPr>
+      <w:r>
+        <w:rPr>
+          <w:rFonts w:ascii="宋体" w:eastAsia="宋体" w:hAnsi="宋体" w:cs="宋体"/>
+        </w:rPr>
+        <w:t>（7）只</w:t>
+      </w:r>
+      <w:r>
+        <w:rPr>
           <w:rFonts w:ascii="宋体" w:eastAsia="宋体" w:hAnsi="宋体" w:cs="宋体" w:hint="eastAsia"/>
         </w:rPr>
-      </w:pPr>
+        <w:t>能使用</w:t>
+      </w:r>
       <w:r>
         <w:rPr>
           <w:rFonts w:ascii="宋体" w:eastAsia="宋体" w:hAnsi="宋体" w:cs="宋体"/>
         </w:rPr>
-        <w:t>（7）只</w:t>
+        <w:t>mmseg做分词</w:t>
       </w:r>
       <w:r>
         <w:rPr>
           <w:rFonts w:ascii="宋体" w:eastAsia="宋体" w:hAnsi="宋体" w:cs="宋体" w:hint="eastAsia"/>
         </w:rPr>
-        <w:t>能使用</w:t>
+        <w:t>，而</w:t>
       </w:r>
       <w:r>
         <w:rPr>
           <w:rFonts w:ascii="宋体" w:eastAsia="宋体" w:hAnsi="宋体" w:cs="宋体"/>
         </w:rPr>
-        <w:t>mmseg做分词</w:t>
+        <w:t>mmseg</w:t>
       </w:r>
       <w:r>
         <w:rPr>
           <w:rFonts w:ascii="宋体" w:eastAsia="宋体" w:hAnsi="宋体" w:cs="宋体" w:hint="eastAsia"/>
         </w:rPr>
-        <w:t>，而</w:t>
-      </w:r>
-      <w:r>
+        <w:t>分词效果不太好，尤其是对未登录词</w:t>
+      </w:r>
+      <w:r>
+        <w:rPr>
+          <w:rFonts w:ascii="宋体" w:eastAsia="宋体" w:hAnsi="宋体" w:cs="宋体" w:hint="eastAsia"/>
+        </w:rPr>
+        <w:t>。</w:t>
+      </w:r>
+    </w:p>
+    <w:p>
+      <w:pPr>
         <w:rPr>
           <w:rFonts w:ascii="宋体" w:eastAsia="宋体" w:hAnsi="宋体" w:cs="宋体"/>
         </w:rPr>
-        <w:t>mmseg</w:t>
-      </w:r>
+      </w:pPr>
       <w:r>
         <w:rPr>
           <w:rFonts w:ascii="宋体" w:eastAsia="宋体" w:hAnsi="宋体" w:cs="宋体" w:hint="eastAsia"/>
         </w:rPr>
-        <w:t>分词效果不太好，尤其是对未登录词</w:t>
-      </w:r>
-      <w:r>
-        <w:rPr>
-          <w:rFonts w:ascii="宋体" w:eastAsia="宋体" w:hAnsi="宋体" w:cs="宋体" w:hint="eastAsia"/>
+        <w:t>而hmm的维比特算法在处理未登录词上效果较好。</w:t>
+      </w:r>
+    </w:p>
+    <w:p/>
+    <w:p>
+      <w:pPr>
+        <w:pStyle w:val="2"/>
+        <w:rPr>
+          <w:rFonts w:hint="default"/>
+        </w:rPr>
+      </w:pPr>
+      <w:bookmarkStart w:id="102" w:name="_Toc8502559"/>
+      <w:r>
+        <w:t>中文搜索引擎--自研引擎</w:t>
+      </w:r>
+      <w:bookmarkEnd w:id="102"/>
+    </w:p>
+    <w:p>
+      <w:pPr>
+        <w:pStyle w:val="4"/>
+        <w:rPr>
+          <w:rFonts w:hint="default"/>
+        </w:rPr>
+      </w:pPr>
+      <w:bookmarkStart w:id="103" w:name="_Toc8502560"/>
+      <w:r>
+        <w:t>分词算法</w:t>
+      </w:r>
+      <w:bookmarkEnd w:id="103"/>
+    </w:p>
+    <w:p>
+      <w:pPr>
+        <w:pStyle w:val="4"/>
+        <w:rPr>
+          <w:rFonts w:hint="default"/>
+        </w:rPr>
+      </w:pPr>
+      <w:r>
+        <w:t>TRIE</w:t>
+      </w:r>
+      <w:r>
+        <w:t>前缀</w:t>
+      </w:r>
+      <w:r>
+        <w:t>树分词</w:t>
+      </w:r>
+    </w:p>
+    <w:p>
+      <w:r>
+        <w:rPr>
+          <w:rFonts w:hint="eastAsia"/>
+        </w:rPr>
+        <w:t>基于</w:t>
+      </w:r>
+      <w:r>
+        <w:rPr>
+          <w:rFonts w:hint="eastAsia"/>
+        </w:rPr>
+        <w:t>TRIE</w:t>
+      </w:r>
+      <w:r>
+        <w:rPr>
+          <w:rFonts w:hint="eastAsia"/>
+        </w:rPr>
+        <w:t>索引树（字典树）的逐字匹配算法</w:t>
+      </w:r>
+      <w:r>
+        <w:rPr>
+          <w:rFonts w:hint="eastAsia"/>
+        </w:rPr>
+        <w:t>,</w:t>
+      </w:r>
+      <w:r>
+        <w:rPr>
+          <w:rFonts w:hint="eastAsia"/>
+        </w:rPr>
+        <w:t>是建立在树型词典机制上，</w:t>
+      </w:r>
+    </w:p>
+    <w:p>
+      <w:r>
+        <w:rPr>
+          <w:rFonts w:hint="eastAsia"/>
+        </w:rPr>
+        <w:t>匹配的过程是从索引树的根结点依次同步匹配待查词中的每个字，可以看成是对树</w:t>
+      </w:r>
+      <w:r>
+        <w:rPr>
+          <w:rFonts w:hint="eastAsia"/>
+        </w:rPr>
+        <w:t xml:space="preserve"> </w:t>
+      </w:r>
+      <w:r>
+        <w:rPr>
+          <w:rFonts w:hint="eastAsia"/>
+        </w:rPr>
+        <w:t>某一分枝的遍历。查询复杂度只跟请求问题长度有关，查找字符串的时间复杂度为</w:t>
+      </w:r>
+      <w:r>
+        <w:rPr>
+          <w:rFonts w:hint="eastAsia"/>
+        </w:rPr>
+        <w:t>O(k</w:t>
+      </w:r>
+      <w:r>
+        <w:rPr>
+          <w:rFonts w:hint="eastAsia"/>
+        </w:rPr>
+        <w:t>)</w:t>
+      </w:r>
+      <w:r>
+        <w:rPr>
+          <w:rFonts w:hint="eastAsia"/>
         </w:rPr>
         <w:t>。</w:t>
       </w:r>
     </w:p>
     <w:p>
-      <w:pPr>
-        <w:rPr>
-          <w:rFonts w:ascii="宋体" w:eastAsia="宋体" w:hAnsi="宋体" w:cs="宋体"/>
-        </w:rPr>
-      </w:pPr>
-      <w:r>
-        <w:rPr>
-          <w:rFonts w:ascii="宋体" w:eastAsia="宋体" w:hAnsi="宋体" w:cs="宋体" w:hint="eastAsia"/>
-        </w:rPr>
-        <w:t>而hmm的维比特算法在处理未登录词上效果较好。</w:t>
+      <w:r>
+        <w:rPr>
+          <w:rFonts w:hint="eastAsia"/>
+        </w:rPr>
+        <w:lastRenderedPageBreak/>
+        <w:t>DAG</w:t>
+      </w:r>
+      <w:r>
+        <w:rPr>
+          <w:rFonts w:hint="eastAsia"/>
+        </w:rPr>
+        <w:t>的最小匹配方式：</w:t>
+      </w:r>
+      <w:r>
+        <w:rPr>
+          <w:rFonts w:hint="eastAsia"/>
+        </w:rPr>
+        <w:t>每查询出关键字后，从关键字的最后字节之后开始查询下一个关键字。</w:t>
+      </w:r>
+    </w:p>
+    <w:p>
+      <w:r>
+        <w:rPr>
+          <w:rFonts w:hint="eastAsia"/>
+        </w:rPr>
+        <w:t>对于输入的语句和构成前缀树逆向，则可以逆向匹配。</w:t>
+      </w:r>
+    </w:p>
+    <w:p>
+      <w:pPr>
+        <w:pStyle w:val="4"/>
+        <w:rPr>
+          <w:rFonts w:hint="default"/>
+        </w:rPr>
+      </w:pPr>
+      <w:r>
+        <w:t>结巴分词</w:t>
+      </w:r>
+    </w:p>
+    <w:p>
+      <w:r>
+        <w:t>特点</w:t>
+      </w:r>
+    </w:p>
+    <w:p>
+      <w:r>
+        <w:t>支持三种分词模式：</w:t>
+      </w:r>
+    </w:p>
+    <w:p>
+      <w:r>
+        <w:rPr>
+          <w:rFonts w:hint="eastAsia"/>
+        </w:rPr>
+        <w:t>1</w:t>
+      </w:r>
+      <w:r>
+        <w:rPr>
+          <w:rFonts w:hint="eastAsia"/>
+        </w:rPr>
+        <w:t>）</w:t>
+      </w:r>
+      <w:r>
+        <w:t>精确模式，试图将句子最精确地切开，适合文本分析；</w:t>
+      </w:r>
+    </w:p>
+    <w:p>
+      <w:r>
+        <w:rPr>
+          <w:rFonts w:hint="eastAsia"/>
+        </w:rPr>
+        <w:t>2</w:t>
+      </w:r>
+      <w:r>
+        <w:rPr>
+          <w:rFonts w:hint="eastAsia"/>
+        </w:rPr>
+        <w:t>）</w:t>
+      </w:r>
+      <w:r>
+        <w:t>全模式，把句子中所有的可以成词的词语都扫描出来</w:t>
+      </w:r>
+      <w:r>
+        <w:t xml:space="preserve">, </w:t>
+      </w:r>
+      <w:r>
+        <w:t>速度非常快，但是不能解决歧义；</w:t>
+      </w:r>
+    </w:p>
+    <w:p>
+      <w:r>
+        <w:rPr>
+          <w:rFonts w:hint="eastAsia"/>
+        </w:rPr>
+        <w:t>3</w:t>
+      </w:r>
+      <w:r>
+        <w:rPr>
+          <w:rFonts w:hint="eastAsia"/>
+        </w:rPr>
+        <w:t>）</w:t>
+      </w:r>
+      <w:r>
+        <w:t>搜索引擎模式，在精确模式的基础上，对长词再次切分，提高召回率，适合用于搜索引擎分词。</w:t>
+      </w:r>
+    </w:p>
+    <w:p>
+      <w:r>
+        <w:t>支持繁体分词</w:t>
+      </w:r>
+    </w:p>
+    <w:p>
+      <w:r>
+        <w:t>支持自定义词典</w:t>
+      </w:r>
+    </w:p>
+    <w:p>
+      <w:r>
+        <w:t xml:space="preserve">MIT </w:t>
+      </w:r>
+      <w:r>
+        <w:t>授权协议</w:t>
       </w:r>
     </w:p>
     <w:p/>
     <w:p>
+      <w:r>
+        <w:t>算法</w:t>
+      </w:r>
+    </w:p>
+    <w:p>
+      <w:r>
+        <w:t>基于前缀词典实现高效的词图扫描，生成句子中汉字所有可能成词情况所构成的有向无环图</w:t>
+      </w:r>
+      <w:r>
+        <w:t xml:space="preserve"> (DAG)</w:t>
+      </w:r>
+    </w:p>
+    <w:p>
+      <w:r>
+        <w:t>采用了动态规划查找最大概率路径</w:t>
+      </w:r>
+      <w:r>
+        <w:t xml:space="preserve">, </w:t>
+      </w:r>
+      <w:r>
+        <w:t>找出基于词频的最大切分组合</w:t>
+      </w:r>
+    </w:p>
+    <w:p>
+      <w:r>
+        <w:t>对于未登录词，采用了基于汉字成词能力的</w:t>
+      </w:r>
+      <w:r>
+        <w:t xml:space="preserve"> HMM </w:t>
+      </w:r>
+      <w:r>
+        <w:t>模型，使用了</w:t>
+      </w:r>
+      <w:r>
+        <w:t xml:space="preserve"> Viterbi </w:t>
+      </w:r>
+      <w:r>
+        <w:t>算法</w:t>
+      </w:r>
+      <w:r>
+        <w:rPr>
+          <w:rFonts w:hint="eastAsia"/>
+        </w:rPr>
+        <w:t>。</w:t>
+      </w:r>
+    </w:p>
+    <w:p/>
+    <w:p>
+      <w:pPr>
+        <w:pStyle w:val="4"/>
+        <w:rPr>
+          <w:rFonts w:hint="default"/>
+        </w:rPr>
+      </w:pPr>
+      <w:r>
+        <w:t>词库</w:t>
+      </w:r>
+    </w:p>
+    <w:p>
+      <w:r>
+        <w:rPr>
+          <w:rFonts w:hint="eastAsia"/>
+        </w:rPr>
+        <w:t>来源于搜狗词库。支持词库分类。</w:t>
+      </w:r>
+    </w:p>
+    <w:p>
+      <w:r>
+        <w:rPr>
+          <w:rFonts w:hint="eastAsia"/>
+        </w:rPr>
+        <w:t>在程序启动时，加载所有的词库到单词索引树，会消耗一定的内存建立常驻内存的单词索引树。</w:t>
+      </w:r>
+    </w:p>
+    <w:p>
+      <w:pPr>
+        <w:pStyle w:val="4"/>
+        <w:rPr>
+          <w:rFonts w:hint="default"/>
+        </w:rPr>
+      </w:pPr>
+      <w:r>
+        <w:t>词库停用词</w:t>
+      </w:r>
+    </w:p>
+    <w:p>
+      <w:r>
+        <w:rPr>
+          <w:rFonts w:hint="eastAsia"/>
+        </w:rPr>
+        <w:t>属于停用词的单词，不会被加载到单词索引树。</w:t>
+      </w:r>
+    </w:p>
+    <w:p>
+      <w:pPr>
+        <w:pStyle w:val="3"/>
+      </w:pPr>
+      <w:bookmarkStart w:id="104" w:name="_Toc8502561"/>
+      <w:r>
+        <w:rPr>
+          <w:rFonts w:hint="eastAsia"/>
+        </w:rPr>
+        <w:t>问题检索</w:t>
+      </w:r>
+      <w:bookmarkEnd w:id="104"/>
+      <w:r>
+        <w:rPr>
+          <w:rFonts w:hint="eastAsia"/>
+        </w:rPr>
+        <w:t xml:space="preserve"> </w:t>
+      </w:r>
+    </w:p>
+    <w:p>
+      <w:pPr>
+        <w:pStyle w:val="4"/>
+        <w:rPr>
+          <w:rFonts w:hint="default"/>
+        </w:rPr>
+      </w:pPr>
+      <w:r>
+        <w:t>内存加载分词和引擎问题</w:t>
+      </w:r>
+    </w:p>
+    <w:p>
+      <w:r>
+        <w:rPr>
+          <w:rFonts w:hint="eastAsia"/>
+        </w:rPr>
+        <w:t>在程序启动加载所有的分词和引擎问题的文档内容（包括问题和答案</w:t>
+      </w:r>
+      <w:r>
+        <w:rPr>
+          <w:rFonts w:hint="eastAsia"/>
+        </w:rPr>
+        <w:t>,</w:t>
+      </w:r>
+      <w:r>
+        <w:rPr>
+          <w:rFonts w:hint="eastAsia"/>
+        </w:rPr>
+        <w:t>问题和其内容保存在</w:t>
+      </w:r>
+      <w:r>
+        <w:rPr>
+          <w:rFonts w:hint="eastAsia"/>
+        </w:rPr>
+        <w:t>redis</w:t>
+      </w:r>
+      <w:r>
+        <w:rPr>
+          <w:rFonts w:hint="eastAsia"/>
+        </w:rPr>
+        <w:t>和</w:t>
+      </w:r>
+      <w:r>
+        <w:rPr>
+          <w:rFonts w:hint="eastAsia"/>
+        </w:rPr>
+        <w:t>mysql</w:t>
+      </w:r>
+      <w:r>
+        <w:rPr>
+          <w:rFonts w:hint="eastAsia"/>
+        </w:rPr>
+        <w:t>）。</w:t>
+      </w:r>
+    </w:p>
+    <w:p>
+      <w:pPr>
+        <w:pStyle w:val="4"/>
+        <w:rPr>
+          <w:rFonts w:hint="default"/>
+        </w:rPr>
+      </w:pPr>
+      <w:r>
+        <w:t>索引问题</w:t>
+      </w:r>
+    </w:p>
+    <w:p>
+      <w:r>
+        <w:rPr>
+          <w:rFonts w:hint="eastAsia"/>
+        </w:rPr>
+        <w:lastRenderedPageBreak/>
+        <w:t>每个问题搜索出所有的分词，把所有的分词进行哈希并保存到</w:t>
+      </w:r>
+      <w:r>
+        <w:rPr>
+          <w:rFonts w:hint="eastAsia"/>
+        </w:rPr>
+        <w:t>map</w:t>
+      </w:r>
+      <w:r>
+        <w:rPr>
+          <w:rFonts w:hint="eastAsia"/>
+        </w:rPr>
+        <w:t>表（分词</w:t>
+      </w:r>
+      <w:r>
+        <w:rPr>
+          <w:rFonts w:hint="eastAsia"/>
+        </w:rPr>
+        <w:t>:</w:t>
+      </w:r>
+      <w:r>
+        <w:rPr>
+          <w:rFonts w:hint="eastAsia"/>
+        </w:rPr>
+        <w:t>问题</w:t>
+      </w:r>
+      <w:r>
+        <w:rPr>
+          <w:rFonts w:hint="eastAsia"/>
+        </w:rPr>
+        <w:t>id,1 : n</w:t>
+      </w:r>
+      <w:r>
+        <w:rPr>
+          <w:rFonts w:hint="eastAsia"/>
+        </w:rPr>
+        <w:t>），</w:t>
+      </w:r>
+      <w:r>
+        <w:rPr>
+          <w:rFonts w:hint="eastAsia"/>
+        </w:rPr>
+        <w:t>map</w:t>
+      </w:r>
+      <w:r>
+        <w:rPr>
+          <w:rFonts w:hint="eastAsia"/>
+        </w:rPr>
+        <w:t>表的键为分词的哈希值，哈希表的值为文档的内容，每个分词对应多个文档。</w:t>
+      </w:r>
+    </w:p>
+    <w:p>
+      <w:pPr>
+        <w:pStyle w:val="4"/>
+        <w:rPr>
+          <w:rFonts w:hint="default"/>
+        </w:rPr>
+      </w:pPr>
+      <w:r>
+        <w:t>最大匹配方案</w:t>
+      </w:r>
+    </w:p>
+    <w:p>
+      <w:r>
+        <w:rPr>
+          <w:rFonts w:hint="eastAsia"/>
+        </w:rPr>
+        <w:t>每个请求的问题搜索出所有的分词，每个分词获取其对应的一个或者多个问题的文档，并把所有的结果进行合并，被匹配文档</w:t>
+      </w:r>
+      <w:r>
+        <w:rPr>
+          <w:rFonts w:hint="eastAsia"/>
+        </w:rPr>
+        <w:t>id</w:t>
+      </w:r>
+      <w:r>
+        <w:rPr>
+          <w:rFonts w:hint="eastAsia"/>
+        </w:rPr>
+        <w:t>最多的则选择为相关度最大的文档，并返回其对应的文档内容。</w:t>
+      </w:r>
+    </w:p>
+    <w:p>
+      <w:pPr>
+        <w:pStyle w:val="4"/>
+        <w:rPr>
+          <w:rFonts w:hint="default"/>
+        </w:rPr>
+      </w:pPr>
+      <w:r>
+        <w:t>编辑距离方案</w:t>
+      </w:r>
+    </w:p>
+    <w:p>
+      <w:r>
+        <w:rPr>
+          <w:rFonts w:hint="eastAsia"/>
+        </w:rPr>
+        <w:t>对于被匹配分词个数相同的文档，比较其引擎问题与请求问题的编辑距离，距离较近的优先级越高。</w:t>
+      </w:r>
+    </w:p>
+    <w:p>
+      <w:r>
+        <w:rPr>
+          <w:rFonts w:hint="eastAsia"/>
+        </w:rPr>
+        <w:t>编辑距离，指两个字串之间，由一个转成另一个所需的最少编辑操作次数，使用动态规划公式实现。</w:t>
+      </w:r>
+    </w:p>
+    <w:p>
+      <w:pPr>
+        <w:pStyle w:val="4"/>
+        <w:rPr>
+          <w:rFonts w:hint="default"/>
+        </w:rPr>
+      </w:pPr>
+      <w:r>
+        <w:t>词频计数</w:t>
+      </w:r>
+    </w:p>
+    <w:p>
+      <w:r>
+        <w:rPr>
+          <w:rFonts w:hint="eastAsia"/>
+        </w:rPr>
+        <w:t>问题若被匹配到相同的关键词也作为不同分词计算。</w:t>
+      </w:r>
+    </w:p>
+    <w:p/>
+    <w:p>
+      <w:pPr>
+        <w:pStyle w:val="3"/>
+      </w:pPr>
+      <w:bookmarkStart w:id="105" w:name="_Toc8502562"/>
+      <w:r>
+        <w:rPr>
+          <w:rFonts w:hint="eastAsia"/>
+        </w:rPr>
+        <w:t>问题更新</w:t>
+      </w:r>
+      <w:bookmarkEnd w:id="105"/>
+    </w:p>
+    <w:p>
+      <w:pPr>
+        <w:pStyle w:val="4"/>
+        <w:rPr>
+          <w:rFonts w:hint="default"/>
+        </w:rPr>
+      </w:pPr>
+      <w:r>
+        <w:t>增量问题更新--近实时更新问题索引</w:t>
+      </w:r>
+    </w:p>
+    <w:p>
+      <w:r>
+        <w:rPr>
+          <w:rFonts w:hint="eastAsia"/>
+        </w:rPr>
+        <w:t>修改知识库问题时，会增量发送到搜索引擎，并在下一个定时器触发时重建索引。每隔较长一段时间也会重新全量获取引擎问题的文档内容，并重建索引。</w:t>
+      </w:r>
+    </w:p>
+    <w:p>
+      <w:pPr>
+        <w:pStyle w:val="4"/>
+        <w:rPr>
+          <w:rFonts w:hint="default"/>
+        </w:rPr>
+      </w:pPr>
+      <w:r>
+        <w:t>全量问题更新</w:t>
+      </w:r>
+    </w:p>
+    <w:p>
+      <w:r>
+        <w:rPr>
+          <w:rFonts w:hint="eastAsia"/>
+        </w:rPr>
+        <w:t>定期检查文档是否需要重建，记录最近重建分词</w:t>
+      </w:r>
+      <w:r>
+        <w:rPr>
+          <w:rFonts w:hint="eastAsia"/>
+        </w:rPr>
+        <w:t>map</w:t>
+      </w:r>
+      <w:r>
+        <w:rPr>
+          <w:rFonts w:hint="eastAsia"/>
+        </w:rPr>
+        <w:t>表时间。</w:t>
+      </w:r>
+    </w:p>
+    <w:p>
+      <w:pPr>
+        <w:pStyle w:val="3"/>
+      </w:pPr>
+      <w:bookmarkStart w:id="106" w:name="_Toc8502563"/>
+      <w:r>
+        <w:rPr>
+          <w:rFonts w:hint="eastAsia"/>
+        </w:rPr>
+        <w:t>性能分析（索引树分词）</w:t>
+      </w:r>
+      <w:bookmarkEnd w:id="106"/>
+    </w:p>
+    <w:p>
+      <w:r>
+        <w:rPr>
+          <w:rFonts w:hint="eastAsia"/>
+        </w:rPr>
+        <w:t>加载</w:t>
+      </w:r>
+      <w:r>
+        <w:rPr>
+          <w:rFonts w:hint="eastAsia"/>
+        </w:rPr>
+        <w:t>62w</w:t>
+      </w:r>
+      <w:r>
+        <w:rPr>
+          <w:rFonts w:hint="eastAsia"/>
+        </w:rPr>
+        <w:t>中文词、</w:t>
+      </w:r>
+      <w:r>
+        <w:rPr>
+          <w:rFonts w:hint="eastAsia"/>
+        </w:rPr>
+        <w:t>50</w:t>
+      </w:r>
+      <w:r>
+        <w:rPr>
+          <w:rFonts w:hint="eastAsia"/>
+        </w:rPr>
+        <w:t>机器人问题，使用内存</w:t>
+      </w:r>
+      <w:r>
+        <w:rPr>
+          <w:rFonts w:hint="eastAsia"/>
+        </w:rPr>
+        <w:t>6g</w:t>
+      </w:r>
+      <w:r>
+        <w:rPr>
+          <w:rFonts w:hint="eastAsia"/>
+        </w:rPr>
+        <w:t>。</w:t>
+      </w:r>
+    </w:p>
+    <w:p>
+      <w:r>
+        <w:rPr>
+          <w:rFonts w:hint="eastAsia"/>
+        </w:rPr>
+        <w:t>单节点单进程测试问题检索计算能力（不计算网络处理）：</w:t>
+      </w:r>
+    </w:p>
+    <w:p>
+      <w:r>
+        <w:rPr>
+          <w:rFonts w:hint="eastAsia"/>
+        </w:rPr>
+        <w:t>请求问题长度约</w:t>
+      </w:r>
+      <w:r>
+        <w:rPr>
+          <w:rFonts w:hint="eastAsia"/>
+        </w:rPr>
+        <w:t>20</w:t>
+      </w:r>
+      <w:r>
+        <w:rPr>
+          <w:rFonts w:hint="eastAsia"/>
+        </w:rPr>
+        <w:t>字节，循环次数</w:t>
+      </w:r>
+      <w:r>
+        <w:rPr>
+          <w:rFonts w:hint="eastAsia"/>
+        </w:rPr>
+        <w:t>10000</w:t>
+      </w:r>
+      <w:r>
+        <w:rPr>
+          <w:rFonts w:hint="eastAsia"/>
+        </w:rPr>
+        <w:t>，使用时间</w:t>
+      </w:r>
+      <w:r>
+        <w:rPr>
+          <w:rFonts w:hint="eastAsia"/>
+        </w:rPr>
+        <w:t>320ms</w:t>
+      </w:r>
+      <w:r>
+        <w:rPr>
+          <w:rFonts w:hint="eastAsia"/>
+        </w:rPr>
+        <w:t>，约为</w:t>
+      </w:r>
+      <w:r>
+        <w:rPr>
+          <w:rFonts w:hint="eastAsia"/>
+        </w:rPr>
+        <w:t>31250qps</w:t>
+      </w:r>
+      <w:r>
+        <w:rPr>
+          <w:rFonts w:hint="eastAsia"/>
+        </w:rPr>
+        <w:t>。</w:t>
+      </w:r>
+    </w:p>
+    <w:p>
+      <w:r>
+        <w:rPr>
+          <w:rFonts w:hint="eastAsia"/>
+        </w:rPr>
+        <w:t>请求问题长度约</w:t>
+      </w:r>
+      <w:r>
+        <w:rPr>
+          <w:rFonts w:hint="eastAsia"/>
+        </w:rPr>
+        <w:t>300</w:t>
+      </w:r>
+      <w:r>
+        <w:rPr>
+          <w:rFonts w:hint="eastAsia"/>
+        </w:rPr>
+        <w:t>字节，循环次数</w:t>
+      </w:r>
+      <w:r>
+        <w:rPr>
+          <w:rFonts w:hint="eastAsia"/>
+        </w:rPr>
+        <w:t>1000</w:t>
+      </w:r>
+      <w:r>
+        <w:rPr>
+          <w:rFonts w:hint="eastAsia"/>
+        </w:rPr>
+        <w:t>，使用时间</w:t>
+      </w:r>
+      <w:r>
+        <w:rPr>
+          <w:rFonts w:hint="eastAsia"/>
+        </w:rPr>
+        <w:t>630ms</w:t>
+      </w:r>
+      <w:r>
+        <w:rPr>
+          <w:rFonts w:hint="eastAsia"/>
+        </w:rPr>
+        <w:t>，约为</w:t>
+      </w:r>
+      <w:r>
+        <w:rPr>
+          <w:rFonts w:hint="eastAsia"/>
+        </w:rPr>
+        <w:t>1587qps</w:t>
+      </w:r>
+      <w:r>
+        <w:rPr>
+          <w:rFonts w:hint="eastAsia"/>
+        </w:rPr>
+        <w:t>。</w:t>
+      </w:r>
+    </w:p>
+    <w:p>
+      <w:pPr>
+        <w:pStyle w:val="1"/>
+      </w:pPr>
+      <w:bookmarkStart w:id="107" w:name="_Toc8502564"/>
+      <w:r>
+        <w:rPr>
+          <w:rFonts w:hint="eastAsia"/>
+        </w:rPr>
+        <w:t>后台管理框架设计</w:t>
+      </w:r>
+      <w:bookmarkEnd w:id="107"/>
+    </w:p>
+    <w:p>
       <w:pPr>
         <w:pStyle w:val="2"/>
         <w:rPr>
           <w:rFonts w:hint="default"/>
         </w:rPr>
       </w:pPr>
-      <w:bookmarkStart w:id="102" w:name="_Toc8502559"/>
-      <w:r>
-        <w:t>中文搜索引擎--自研引擎</w:t>
-      </w:r>
-      <w:bookmarkEnd w:id="102"/>
-    </w:p>
-    <w:p>
-      <w:pPr>
-        <w:pStyle w:val="3"/>
-      </w:pPr>
-      <w:bookmarkStart w:id="103" w:name="_Toc8502560"/>
-      <w:r>
-        <w:rPr>
-          <w:rFonts w:hint="eastAsia"/>
-        </w:rPr>
-        <w:t>分词算法</w:t>
-      </w:r>
-      <w:bookmarkEnd w:id="103"/>
-    </w:p>
-    <w:p>
-      <w:pPr>
-        <w:pStyle w:val="4"/>
-        <w:rPr>
-          <w:rFonts w:hint="default"/>
-        </w:rPr>
-      </w:pPr>
-      <w:r>
-        <w:t>TRIE索引树分词</w:t>
-      </w:r>
-    </w:p>
-    <w:p>
-      <w:r>
-        <w:rPr>
-          <w:rFonts w:hint="eastAsia"/>
-        </w:rPr>
-        <w:t>基于</w:t>
-      </w:r>
-      <w:r>
-        <w:rPr>
-          <w:rFonts w:hint="eastAsia"/>
-        </w:rPr>
-        <w:t>TRIE</w:t>
-      </w:r>
-      <w:r>
-        <w:rPr>
-          <w:rFonts w:hint="eastAsia"/>
-        </w:rPr>
-        <w:t>索引树（字典树）的逐字匹配算法</w:t>
-      </w:r>
-      <w:r>
-        <w:rPr>
-          <w:rFonts w:hint="eastAsia"/>
-        </w:rPr>
-        <w:t>,</w:t>
-      </w:r>
-      <w:r>
-        <w:rPr>
-          <w:rFonts w:hint="eastAsia"/>
-        </w:rPr>
-        <w:t>是建立在树型词典机制上，</w:t>
-      </w:r>
-    </w:p>
-    <w:p>
-      <w:r>
-        <w:rPr>
-          <w:rFonts w:hint="eastAsia"/>
-        </w:rPr>
-        <w:t>匹配的过程是从索引树的根结点依次同步匹配待查词中的每个字，可以看成是对树</w:t>
-      </w:r>
-      <w:r>
-        <w:rPr>
-          <w:rFonts w:hint="eastAsia"/>
-        </w:rPr>
-        <w:t xml:space="preserve"> </w:t>
-      </w:r>
-      <w:r>
-        <w:rPr>
-          <w:rFonts w:hint="eastAsia"/>
-        </w:rPr>
-        <w:t>某一分枝的遍历。查询复杂度只跟请求问题长度有关，查找字符串的时间复</w:t>
-      </w:r>
+      <w:bookmarkStart w:id="108" w:name="_Toc8502565"/>
+      <w:r>
+        <w:t>后台管理框架设计图</w:t>
+      </w:r>
+      <w:bookmarkEnd w:id="108"/>
+    </w:p>
+    <w:p>
+      <w:pPr>
+        <w:ind w:firstLine="420"/>
+      </w:pPr>
+      <w:r>
+        <w:rPr>
+          <w:rFonts w:hint="eastAsia"/>
+        </w:rPr>
+        <w:t>目前提供的后台管理客户端为</w:t>
+      </w:r>
+      <w:r>
+        <w:rPr>
+          <w:rFonts w:hint="eastAsia"/>
+        </w:rPr>
+        <w:t>webclient</w:t>
+      </w:r>
+      <w:r>
+        <w:rPr>
+          <w:rFonts w:hint="eastAsia"/>
+        </w:rPr>
+        <w:t>，其用户类型为管理员。</w:t>
+      </w:r>
+    </w:p>
+    <w:p>
+      <w:pPr>
+        <w:ind w:firstLine="420"/>
+      </w:pPr>
       <w:r>
         <w:rPr>
           <w:rFonts w:hint="eastAsia"/>
         </w:rPr>
         <w:lastRenderedPageBreak/>
-        <w:t>杂度为</w:t>
-      </w:r>
-      <w:r>
-        <w:rPr>
-          <w:rFonts w:hint="eastAsia"/>
-        </w:rPr>
-        <w:t>O(k</w:t>
-      </w:r>
-      <w:r>
-        <w:rPr>
-          <w:rFonts w:hint="eastAsia"/>
-        </w:rPr>
-        <w:t>)</w:t>
-      </w:r>
-      <w:r>
-        <w:rPr>
-          <w:rFonts w:hint="eastAsia"/>
-        </w:rPr>
-        <w:t>。为简化处理和优化性能，每查询出关键字后，从关键字的最后字节之后开始查询下一个关键字</w:t>
-      </w:r>
-      <w:r>
-        <w:rPr>
-          <w:rFonts w:hint="eastAsia"/>
-        </w:rPr>
-        <w:t>,</w:t>
-      </w:r>
-      <w:r>
-        <w:rPr>
-          <w:rFonts w:hint="eastAsia"/>
-        </w:rPr>
-        <w:t>也就是</w:t>
-      </w:r>
-      <w:r>
-        <w:rPr>
-          <w:rFonts w:hint="eastAsia"/>
-        </w:rPr>
-        <w:t>DAG</w:t>
-      </w:r>
-      <w:r>
-        <w:rPr>
-          <w:rFonts w:hint="eastAsia"/>
-        </w:rPr>
-        <w:t>。</w:t>
-      </w:r>
-    </w:p>
-    <w:p>
-      <w:pPr>
-        <w:pStyle w:val="4"/>
-        <w:rPr>
-          <w:rFonts w:hint="default"/>
-        </w:rPr>
-      </w:pPr>
-      <w:r>
-        <w:t>结巴分词</w:t>
-      </w:r>
-    </w:p>
-    <w:p>
-      <w:r>
-        <w:t>特点</w:t>
-      </w:r>
-    </w:p>
-    <w:p>
-      <w:r>
-        <w:t>支持三种分词模式：</w:t>
-      </w:r>
-    </w:p>
-    <w:p>
-      <w:r>
-        <w:rPr>
-          <w:rFonts w:hint="eastAsia"/>
-        </w:rPr>
-        <w:t>1</w:t>
-      </w:r>
-      <w:r>
-        <w:rPr>
-          <w:rFonts w:hint="eastAsia"/>
-        </w:rPr>
-        <w:t>）</w:t>
-      </w:r>
-      <w:r>
-        <w:t>精确模式，试图将句子最精确地切开，适合文本分析；</w:t>
-      </w:r>
-    </w:p>
-    <w:p>
-      <w:r>
-        <w:rPr>
-          <w:rFonts w:hint="eastAsia"/>
-        </w:rPr>
-        <w:t>2</w:t>
-      </w:r>
-      <w:r>
-        <w:rPr>
-          <w:rFonts w:hint="eastAsia"/>
-        </w:rPr>
-        <w:t>）</w:t>
-      </w:r>
-      <w:r>
-        <w:t>全模式，把句子中所有的可以成词的词语都扫描出来</w:t>
-      </w:r>
-      <w:r>
-        <w:t xml:space="preserve">, </w:t>
-      </w:r>
-      <w:r>
-        <w:t>速度非常快，但是不能解决歧义；</w:t>
-      </w:r>
-    </w:p>
-    <w:p>
-      <w:r>
-        <w:rPr>
-          <w:rFonts w:hint="eastAsia"/>
-        </w:rPr>
-        <w:t>3</w:t>
-      </w:r>
-      <w:r>
-        <w:rPr>
-          <w:rFonts w:hint="eastAsia"/>
-        </w:rPr>
-        <w:t>）</w:t>
-      </w:r>
-      <w:r>
-        <w:t>搜索引擎模式，在精确模式的基础上，对长词再次切分，提高召回率，适合用于搜索引擎分词。</w:t>
-      </w:r>
-    </w:p>
-    <w:p>
-      <w:r>
-        <w:t>支持繁体分词</w:t>
-      </w:r>
-    </w:p>
-    <w:p>
-      <w:r>
-        <w:t>支持自定义词典</w:t>
-      </w:r>
-    </w:p>
-    <w:p>
-      <w:r>
-        <w:t xml:space="preserve">MIT </w:t>
-      </w:r>
-      <w:r>
-        <w:t>授权协议</w:t>
-      </w:r>
-    </w:p>
-    <w:p/>
-    <w:p>
-      <w:r>
-        <w:t>算法</w:t>
-      </w:r>
-    </w:p>
-    <w:p>
-      <w:r>
-        <w:t>基于前缀词典实现高效的词图扫描，生成句子中汉字所有可能成词情况所构成的有向无环图</w:t>
-      </w:r>
-      <w:r>
-        <w:t xml:space="preserve"> (DAG)</w:t>
-      </w:r>
-    </w:p>
-    <w:p>
-      <w:r>
-        <w:t>采用了动态规划查找最大概率路径</w:t>
-      </w:r>
-      <w:r>
-        <w:t xml:space="preserve">, </w:t>
-      </w:r>
-      <w:r>
-        <w:t>找出基于词频的最大切分组合</w:t>
-      </w:r>
-    </w:p>
-    <w:p>
-      <w:r>
-        <w:t>对于未登录词，采用了基于汉字成词能力的</w:t>
-      </w:r>
-      <w:r>
-        <w:t xml:space="preserve"> HMM </w:t>
-      </w:r>
-      <w:r>
-        <w:t>模型，使用了</w:t>
-      </w:r>
-      <w:r>
-        <w:t xml:space="preserve"> Viterbi </w:t>
-      </w:r>
-      <w:r>
-        <w:t>算法</w:t>
-      </w:r>
-    </w:p>
-    <w:p>
-      <w:pPr>
-        <w:pStyle w:val="4"/>
-        <w:rPr>
-          <w:rFonts w:hint="default"/>
-        </w:rPr>
-      </w:pPr>
-      <w:r>
-        <w:t>词库</w:t>
-      </w:r>
-    </w:p>
-    <w:p>
-      <w:r>
-        <w:rPr>
-          <w:rFonts w:hint="eastAsia"/>
-        </w:rPr>
-        <w:t>来源于搜狗词库。支持词库分类。</w:t>
-      </w:r>
-    </w:p>
-    <w:p>
-      <w:r>
-        <w:rPr>
-          <w:rFonts w:hint="eastAsia"/>
-        </w:rPr>
-        <w:t>在程序启动时，加载所有的词库到单词索引树，会消耗一定的内存建立常驻内存的单词索引树。</w:t>
-      </w:r>
-    </w:p>
-    <w:p>
-      <w:pPr>
-        <w:pStyle w:val="4"/>
-        <w:rPr>
-          <w:rFonts w:hint="default"/>
-        </w:rPr>
-      </w:pPr>
-      <w:r>
-        <w:t>词库停用词</w:t>
-      </w:r>
-    </w:p>
-    <w:p>
-      <w:r>
-        <w:rPr>
-          <w:rFonts w:hint="eastAsia"/>
-        </w:rPr>
-        <w:t>属于停用词的单词，不会被加载到单词索引树。</w:t>
-      </w:r>
-    </w:p>
-    <w:p>
-      <w:pPr>
-        <w:pStyle w:val="3"/>
-      </w:pPr>
-      <w:bookmarkStart w:id="104" w:name="_Toc8502561"/>
-      <w:r>
-        <w:rPr>
-          <w:rFonts w:hint="eastAsia"/>
-        </w:rPr>
-        <w:t>问题检索</w:t>
-      </w:r>
-      <w:bookmarkEnd w:id="104"/>
-      <w:r>
-        <w:rPr>
-          <w:rFonts w:hint="eastAsia"/>
-        </w:rPr>
-        <w:t xml:space="preserve"> </w:t>
-      </w:r>
-    </w:p>
-    <w:p>
-      <w:pPr>
-        <w:pStyle w:val="4"/>
-        <w:rPr>
-          <w:rFonts w:hint="default"/>
-        </w:rPr>
-      </w:pPr>
-      <w:r>
-        <w:t>内存加载分词和引擎问题</w:t>
-      </w:r>
-    </w:p>
-    <w:p>
-      <w:r>
-        <w:rPr>
-          <w:rFonts w:hint="eastAsia"/>
-        </w:rPr>
-        <w:t>在程序启动加载所有的分词和引擎问题的文档内容（包括问题和答案</w:t>
-      </w:r>
-      <w:r>
-        <w:rPr>
-          <w:rFonts w:hint="eastAsia"/>
-        </w:rPr>
-        <w:t>,</w:t>
-      </w:r>
-      <w:r>
-        <w:rPr>
-          <w:rFonts w:hint="eastAsia"/>
-        </w:rPr>
-        <w:t>问题和其内容保存在</w:t>
-      </w:r>
-      <w:r>
-        <w:rPr>
-          <w:rFonts w:hint="eastAsia"/>
-        </w:rPr>
-        <w:t>redis</w:t>
-      </w:r>
-      <w:r>
-        <w:rPr>
-          <w:rFonts w:hint="eastAsia"/>
-        </w:rPr>
-        <w:t>和</w:t>
-      </w:r>
-      <w:r>
-        <w:rPr>
-          <w:rFonts w:hint="eastAsia"/>
-        </w:rPr>
-        <w:t>mysql</w:t>
-      </w:r>
-      <w:r>
-        <w:rPr>
-          <w:rFonts w:hint="eastAsia"/>
-        </w:rPr>
-        <w:t>）。</w:t>
-      </w:r>
-    </w:p>
-    <w:p>
-      <w:pPr>
-        <w:pStyle w:val="4"/>
-        <w:rPr>
-          <w:rFonts w:hint="default"/>
-        </w:rPr>
-      </w:pPr>
-      <w:r>
-        <w:t>索引问题</w:t>
-      </w:r>
-    </w:p>
-    <w:p>
-      <w:r>
-        <w:rPr>
-          <w:rFonts w:hint="eastAsia"/>
-        </w:rPr>
-        <w:t>每个问题搜索出所有的分词，把所有的分词进行哈希并保存到</w:t>
-      </w:r>
-      <w:r>
-        <w:rPr>
-          <w:rFonts w:hint="eastAsia"/>
-        </w:rPr>
-        <w:t>map</w:t>
-      </w:r>
-      <w:r>
-        <w:rPr>
-          <w:rFonts w:hint="eastAsia"/>
-        </w:rPr>
-        <w:t>表（分词</w:t>
-      </w:r>
-      <w:r>
-        <w:rPr>
-          <w:rFonts w:hint="eastAsia"/>
-        </w:rPr>
-        <w:t>:</w:t>
-      </w:r>
-      <w:r>
-        <w:rPr>
-          <w:rFonts w:hint="eastAsia"/>
-        </w:rPr>
-        <w:t>问题</w:t>
-      </w:r>
-      <w:r>
-        <w:rPr>
-          <w:rFonts w:hint="eastAsia"/>
-        </w:rPr>
-        <w:t>id,1 : n</w:t>
-      </w:r>
-      <w:r>
-        <w:rPr>
-          <w:rFonts w:hint="eastAsia"/>
-        </w:rPr>
-        <w:t>），</w:t>
-      </w:r>
-      <w:r>
-        <w:rPr>
-          <w:rFonts w:hint="eastAsia"/>
-        </w:rPr>
-        <w:t>map</w:t>
-      </w:r>
-      <w:r>
-        <w:rPr>
-          <w:rFonts w:hint="eastAsia"/>
-        </w:rPr>
-        <w:t>表的键为分词的哈希值，哈希表的值为文档的内容，每个分词对应多个文档。</w:t>
-      </w:r>
-    </w:p>
-    <w:p>
-      <w:pPr>
-        <w:pStyle w:val="4"/>
-        <w:rPr>
-          <w:rFonts w:hint="default"/>
-        </w:rPr>
-      </w:pPr>
-      <w:r>
-        <w:lastRenderedPageBreak/>
-        <w:t>最大匹配方案</w:t>
-      </w:r>
-    </w:p>
-    <w:p>
-      <w:r>
-        <w:rPr>
-          <w:rFonts w:hint="eastAsia"/>
-        </w:rPr>
-        <w:t>每个请求的问题搜索出所有的分词，每个分词获取其对应的一个或者多个问题的文档，并把所有的结果进行合并，被匹配文档</w:t>
-      </w:r>
-      <w:r>
-        <w:rPr>
-          <w:rFonts w:hint="eastAsia"/>
-        </w:rPr>
-        <w:t>id</w:t>
-      </w:r>
-      <w:r>
-        <w:rPr>
-          <w:rFonts w:hint="eastAsia"/>
-        </w:rPr>
-        <w:t>最多的则选择为相关度最大的文档，并返回其对应的文档内容。</w:t>
-      </w:r>
-    </w:p>
-    <w:p>
-      <w:pPr>
-        <w:pStyle w:val="4"/>
-        <w:rPr>
-          <w:rFonts w:hint="default"/>
-        </w:rPr>
-      </w:pPr>
-      <w:r>
-        <w:t>编辑距离方案</w:t>
-      </w:r>
-    </w:p>
-    <w:p>
-      <w:r>
-        <w:rPr>
-          <w:rFonts w:hint="eastAsia"/>
-        </w:rPr>
-        <w:t>对于被匹配分词个数相同的文档，比较其引擎问题与请求问题的编辑距离，距离较近的优先级越高。</w:t>
-      </w:r>
-    </w:p>
-    <w:p>
-      <w:r>
-        <w:rPr>
-          <w:rFonts w:hint="eastAsia"/>
-        </w:rPr>
-        <w:t>编辑距离，指两个字串之间，由一个转成另一个所需的最少编辑操作次数，使用动态规划公式实现。</w:t>
-      </w:r>
-    </w:p>
-    <w:p>
-      <w:pPr>
-        <w:pStyle w:val="4"/>
-        <w:rPr>
-          <w:rFonts w:hint="default"/>
-        </w:rPr>
-      </w:pPr>
-      <w:r>
-        <w:t>词频计数</w:t>
-      </w:r>
-    </w:p>
-    <w:p>
-      <w:r>
-        <w:rPr>
-          <w:rFonts w:hint="eastAsia"/>
-        </w:rPr>
-        <w:t>问题若被匹配到相同的关键词也作为不同分词计算。</w:t>
-      </w:r>
-    </w:p>
-    <w:p/>
-    <w:p>
-      <w:pPr>
-        <w:pStyle w:val="3"/>
-      </w:pPr>
-      <w:bookmarkStart w:id="105" w:name="_Toc8502562"/>
-      <w:r>
-        <w:rPr>
-          <w:rFonts w:hint="eastAsia"/>
-        </w:rPr>
-        <w:t>问题更新</w:t>
-      </w:r>
-      <w:bookmarkEnd w:id="105"/>
-    </w:p>
-    <w:p>
-      <w:pPr>
-        <w:pStyle w:val="4"/>
-        <w:rPr>
-          <w:rFonts w:hint="default"/>
-        </w:rPr>
-      </w:pPr>
-      <w:r>
-        <w:t>增量问题更新--近实时更新问题索引</w:t>
-      </w:r>
-    </w:p>
-    <w:p>
-      <w:r>
-        <w:rPr>
-          <w:rFonts w:hint="eastAsia"/>
-        </w:rPr>
-        <w:t>修改知识库问题时，会增量发送到搜索引擎，并在下一个定时器触发时重建索引。每隔较长一段时间也会重新全量获取引擎问题的文档内容，并重建索引。</w:t>
-      </w:r>
-    </w:p>
-    <w:p>
-      <w:pPr>
-        <w:pStyle w:val="4"/>
-        <w:rPr>
-          <w:rFonts w:hint="default"/>
-        </w:rPr>
-      </w:pPr>
-      <w:r>
-        <w:t>全量问题更新</w:t>
-      </w:r>
-    </w:p>
-    <w:p>
-      <w:r>
-        <w:rPr>
-          <w:rFonts w:hint="eastAsia"/>
-        </w:rPr>
-        <w:t>定期检查文档是否需要重建，记录最近重建分词</w:t>
-      </w:r>
-      <w:r>
-        <w:rPr>
-          <w:rFonts w:hint="eastAsia"/>
-        </w:rPr>
-        <w:t>map</w:t>
-      </w:r>
-      <w:r>
-        <w:rPr>
-          <w:rFonts w:hint="eastAsia"/>
-        </w:rPr>
-        <w:t>表时间。</w:t>
-      </w:r>
-    </w:p>
-    <w:p>
-      <w:pPr>
-        <w:pStyle w:val="3"/>
-      </w:pPr>
-      <w:bookmarkStart w:id="106" w:name="_Toc8502563"/>
-      <w:r>
-        <w:rPr>
-          <w:rFonts w:hint="eastAsia"/>
-        </w:rPr>
-        <w:t>性能分析（索引树分词）</w:t>
-      </w:r>
-      <w:bookmarkEnd w:id="106"/>
-    </w:p>
-    <w:p>
-      <w:r>
-        <w:rPr>
-          <w:rFonts w:hint="eastAsia"/>
-        </w:rPr>
-        <w:t>加载</w:t>
-      </w:r>
-      <w:r>
-        <w:rPr>
-          <w:rFonts w:hint="eastAsia"/>
-        </w:rPr>
-        <w:t>62w</w:t>
-      </w:r>
-      <w:r>
-        <w:rPr>
-          <w:rFonts w:hint="eastAsia"/>
-        </w:rPr>
-        <w:t>中文词、</w:t>
-      </w:r>
-      <w:r>
-        <w:rPr>
-          <w:rFonts w:hint="eastAsia"/>
-        </w:rPr>
-        <w:t>50</w:t>
-      </w:r>
-      <w:r>
-        <w:rPr>
-          <w:rFonts w:hint="eastAsia"/>
-        </w:rPr>
-        <w:t>机器人问题，使用内存</w:t>
-      </w:r>
-      <w:r>
-        <w:rPr>
-          <w:rFonts w:hint="eastAsia"/>
-        </w:rPr>
-        <w:t>6g</w:t>
-      </w:r>
-      <w:r>
-        <w:rPr>
-          <w:rFonts w:hint="eastAsia"/>
-        </w:rPr>
-        <w:t>。</w:t>
-      </w:r>
-    </w:p>
-    <w:p>
-      <w:r>
-        <w:rPr>
-          <w:rFonts w:hint="eastAsia"/>
-        </w:rPr>
-        <w:t>单节点单进程测试问题检索计算能力（不计算网络处理）：</w:t>
-      </w:r>
-    </w:p>
-    <w:p>
-      <w:r>
-        <w:rPr>
-          <w:rFonts w:hint="eastAsia"/>
-        </w:rPr>
-        <w:t>请求问题长度约</w:t>
-      </w:r>
-      <w:r>
-        <w:rPr>
-          <w:rFonts w:hint="eastAsia"/>
-        </w:rPr>
-        <w:t>20</w:t>
-      </w:r>
-      <w:r>
-        <w:rPr>
-          <w:rFonts w:hint="eastAsia"/>
-        </w:rPr>
-        <w:t>字节，循环次数</w:t>
-      </w:r>
-      <w:r>
-        <w:rPr>
-          <w:rFonts w:hint="eastAsia"/>
-        </w:rPr>
-        <w:t>10000</w:t>
-      </w:r>
-      <w:r>
-        <w:rPr>
-          <w:rFonts w:hint="eastAsia"/>
-        </w:rPr>
-        <w:t>，使用时间</w:t>
-      </w:r>
-      <w:r>
-        <w:rPr>
-          <w:rFonts w:hint="eastAsia"/>
-        </w:rPr>
-        <w:t>320ms</w:t>
-      </w:r>
-      <w:r>
-        <w:rPr>
-          <w:rFonts w:hint="eastAsia"/>
-        </w:rPr>
-        <w:t>，约为</w:t>
-      </w:r>
-      <w:r>
-        <w:rPr>
-          <w:rFonts w:hint="eastAsia"/>
-        </w:rPr>
-        <w:t>31250qps</w:t>
-      </w:r>
-      <w:r>
-        <w:rPr>
-          <w:rFonts w:hint="eastAsia"/>
-        </w:rPr>
-        <w:t>。</w:t>
-      </w:r>
-    </w:p>
-    <w:p>
-      <w:r>
-        <w:rPr>
-          <w:rFonts w:hint="eastAsia"/>
-        </w:rPr>
-        <w:t>请求问题长度约</w:t>
-      </w:r>
-      <w:r>
-        <w:rPr>
-          <w:rFonts w:hint="eastAsia"/>
-        </w:rPr>
-        <w:t>300</w:t>
-      </w:r>
-      <w:r>
-        <w:rPr>
-          <w:rFonts w:hint="eastAsia"/>
-        </w:rPr>
-        <w:t>字节，循环次数</w:t>
-      </w:r>
-      <w:r>
-        <w:rPr>
-          <w:rFonts w:hint="eastAsia"/>
-        </w:rPr>
-        <w:t>1000</w:t>
-      </w:r>
-      <w:r>
-        <w:rPr>
-          <w:rFonts w:hint="eastAsia"/>
-        </w:rPr>
-        <w:t>，使用时间</w:t>
-      </w:r>
-      <w:r>
-        <w:rPr>
-          <w:rFonts w:hint="eastAsia"/>
-        </w:rPr>
-        <w:t>630ms</w:t>
-      </w:r>
-      <w:r>
-        <w:rPr>
-          <w:rFonts w:hint="eastAsia"/>
-        </w:rPr>
-        <w:t>，约为</w:t>
-      </w:r>
-      <w:r>
-        <w:rPr>
-          <w:rFonts w:hint="eastAsia"/>
-        </w:rPr>
-        <w:t>1587qps</w:t>
-      </w:r>
-      <w:r>
-        <w:rPr>
-          <w:rFonts w:hint="eastAsia"/>
-        </w:rPr>
-        <w:t>。</w:t>
-      </w:r>
-    </w:p>
-    <w:p>
-      <w:pPr>
-        <w:pStyle w:val="1"/>
-      </w:pPr>
-      <w:bookmarkStart w:id="107" w:name="_Toc8502564"/>
-      <w:r>
-        <w:rPr>
-          <w:rFonts w:hint="eastAsia"/>
-        </w:rPr>
-        <w:t>后台管理框架设计</w:t>
-      </w:r>
-      <w:bookmarkEnd w:id="107"/>
-    </w:p>
-    <w:p>
-      <w:pPr>
-        <w:pStyle w:val="2"/>
-        <w:rPr>
-          <w:rFonts w:hint="default"/>
-        </w:rPr>
-      </w:pPr>
-      <w:bookmarkStart w:id="108" w:name="_Toc8502565"/>
-      <w:r>
-        <w:t>后台管理框架设计图</w:t>
-      </w:r>
-      <w:bookmarkEnd w:id="108"/>
-    </w:p>
-    <w:p>
-      <w:pPr>
-        <w:ind w:firstLine="420"/>
-      </w:pPr>
-      <w:r>
-        <w:rPr>
-          <w:rFonts w:hint="eastAsia"/>
-        </w:rPr>
-        <w:t>目前提供的后台管理客户端为</w:t>
-      </w:r>
-      <w:r>
-        <w:rPr>
-          <w:rFonts w:hint="eastAsia"/>
-        </w:rPr>
-        <w:t>webclient</w:t>
-      </w:r>
-      <w:r>
-        <w:rPr>
-          <w:rFonts w:hint="eastAsia"/>
-        </w:rPr>
-        <w:t>，其用户类型为管理员。</w:t>
-      </w:r>
-    </w:p>
-    <w:p>
-      <w:pPr>
-        <w:ind w:firstLine="420"/>
-      </w:pPr>
-      <w:r>
-        <w:rPr>
-          <w:rFonts w:hint="eastAsia"/>
-        </w:rPr>
         <w:t>管理员可以查询用户操作统计和用户行为分析。</w:t>
       </w:r>
     </w:p>
@@ -17592,7 +17606,7 @@
             <v:imagedata r:id="rId21" o:title=""/>
             <o:lock v:ext="edit" aspectratio="f"/>
           </v:shape>
-          <o:OLEObject Type="Embed" ProgID="Visio.Drawing.11" ShapeID="_x0000_i1028" DrawAspect="Content" ObjectID="_1619115915" r:id="rId22"/>
+          <o:OLEObject Type="Embed" ProgID="Visio.Drawing.11" ShapeID="_x0000_i1028" DrawAspect="Content" ObjectID="_1619179393" r:id="rId22"/>
         </w:object>
       </w:r>
     </w:p>
@@ -17652,6 +17666,7 @@
         <w:rPr>
           <w:rFonts w:hint="eastAsia"/>
         </w:rPr>
+        <w:lastRenderedPageBreak/>
         <w:t>1)</w:t>
       </w:r>
       <w:r>
@@ -17717,7 +17732,6 @@
       </w:pPr>
       <w:bookmarkStart w:id="110" w:name="_Toc8502567"/>
       <w:r>
-        <w:lastRenderedPageBreak/>
         <w:t>问答引擎</w:t>
       </w:r>
       <w:bookmarkEnd w:id="110"/>
@@ -17990,9 +18004,18 @@
     <w:p>
       <w:pPr>
         <w:ind w:firstLine="420"/>
-      </w:pPr>
-      <w:r>
-        <w:t>一般有两种办法。一种很简单，就是将网上的论坛、微博或是网站里出现过的对话句子抽取出来，当成训练语料库。当来了一个句子时，系统会从语料库里找到一个跟这个句子最相像的句子，而这个句子对应的答复就可以直接输出作为电脑的回复。虽然看起来这个方法简单粗暴，但有时候还是挺有效的。</w:t>
+        <w:rPr>
+          <w:rFonts w:hint="eastAsia"/>
+        </w:rPr>
+      </w:pPr>
+      <w:r>
+        <w:rPr>
+          <w:rFonts w:hint="eastAsia"/>
+        </w:rPr>
+        <w:t>方法一：</w:t>
+      </w:r>
+      <w:r>
+        <w:t>将网上的论坛、微博或是网站里出现过的对话句子抽取出来，当成训练语料库。当来了一个句子时，系统会从语料库里找到一个跟这个句子最相像的句子，而这个句子对应的答复就可以直接输出作为回复。</w:t>
       </w:r>
     </w:p>
     <w:p>
@@ -18003,26 +18026,98 @@
         <w:rPr>
           <w:rFonts w:hint="eastAsia"/>
         </w:rPr>
-        <w:t>然而有的时候，系统找到的句子可能对应了很多回复，它不知道哪个回复最适合当前的输入语句。所以这里就要有一个匹配的过程，就是怎么判断输入语句跟语料库里的回复在语义上是相关的或者是一致的。</w:t>
+        <w:t>方法二：判断</w:t>
+      </w:r>
+      <w:r>
+        <w:rPr>
+          <w:rFonts w:hint="eastAsia"/>
+        </w:rPr>
+        <w:t>适合当前的输入语句。所以这里就要有一个匹配的过程，就是怎么判断输入语句跟语料库里的</w:t>
+      </w:r>
+      <w:r>
+        <w:rPr>
+          <w:rFonts w:hint="eastAsia"/>
+        </w:rPr>
+        <w:t>问题</w:t>
+      </w:r>
+      <w:r>
+        <w:rPr>
+          <w:rFonts w:hint="eastAsia"/>
+        </w:rPr>
+        <w:t>在语义上是相关的或者是一致的。</w:t>
       </w:r>
     </w:p>
     <w:p>
       <w:pPr>
         <w:pStyle w:val="3"/>
+        <w:rPr>
+          <w:rFonts w:hint="eastAsia"/>
+        </w:rPr>
       </w:pPr>
       <w:bookmarkStart w:id="115" w:name="_Toc8502572"/>
       <w:r>
-        <w:t>问题和回答</w:t>
-      </w:r>
-      <w:r>
-        <w:rPr>
-          <w:rFonts w:hint="eastAsia"/>
-        </w:rPr>
-        <w:t>的相似度（距离）</w:t>
+        <w:rPr>
+          <w:rFonts w:hint="eastAsia"/>
+        </w:rPr>
+        <w:t>请求语句</w:t>
+      </w:r>
+      <w:r>
+        <w:t>和</w:t>
+      </w:r>
+      <w:r>
+        <w:rPr>
+          <w:rFonts w:hint="eastAsia"/>
+        </w:rPr>
+        <w:t>问题</w:t>
+      </w:r>
+      <w:r>
+        <w:rPr>
+          <w:rFonts w:hint="eastAsia"/>
+        </w:rPr>
+        <w:t>的相似度</w:t>
+      </w:r>
+      <w:r>
+        <w:rPr>
+          <w:rFonts w:hint="eastAsia"/>
+        </w:rPr>
+        <w:t>和</w:t>
+      </w:r>
+      <w:r>
+        <w:rPr>
+          <w:rFonts w:hint="eastAsia"/>
+        </w:rPr>
+        <w:t>距离</w:t>
       </w:r>
       <w:bookmarkEnd w:id="115"/>
     </w:p>
     <w:p>
+      <w:r>
+        <w:rPr>
+          <w:rFonts w:hint="eastAsia"/>
+        </w:rPr>
+        <w:tab/>
+      </w:r>
+      <w:r>
+        <w:rPr>
+          <w:rFonts w:hint="eastAsia"/>
+        </w:rPr>
+        <w:t>比如编辑距离和最大子序列等。</w:t>
+      </w:r>
+    </w:p>
+    <w:p>
+      <w:pPr>
+        <w:pStyle w:val="3"/>
+      </w:pPr>
+      <w:bookmarkStart w:id="116" w:name="_Toc8502573"/>
+      <w:r>
+        <w:rPr>
+          <w:rFonts w:hint="eastAsia"/>
+        </w:rPr>
+        <w:t>主题强化</w:t>
+      </w:r>
+      <w:bookmarkEnd w:id="116"/>
+    </w:p>
+    <w:p>
       <w:pPr>
         <w:ind w:firstLine="420"/>
       </w:pPr>
@@ -18030,115 +18125,71 @@
         <w:rPr>
           <w:rFonts w:hint="eastAsia"/>
         </w:rPr>
-        <w:t>这里就有了很多度量的方法，给大家介绍其中的两种。</w:t>
-      </w:r>
-    </w:p>
+        <w:t>然而这些方法都有一个问题，就是短字符串匹配的时候太依赖于自己的信息了。而我们日常说话时往往是有背景、有常识的，我们说的每句话都有一个主题词表。比如我来到了清华三食堂，那这个背后的主题词可以说吃饭、早饭、中饭、晚饭、价钱、饭卡等，这些词都是跟它相关的主题词，匹配的时候要体现出这些主题词。</w:t>
+      </w:r>
+    </w:p>
+    <w:p/>
+    <w:p>
+      <w:pPr>
+        <w:ind w:firstLineChars="175" w:firstLine="420"/>
+      </w:pPr>
+      <w:r>
+        <w:rPr>
+          <w:rFonts w:hint="eastAsia"/>
+        </w:rPr>
+        <w:t>首先找出输入语句的</w:t>
+      </w:r>
+      <w:r>
+        <w:rPr>
+          <w:rFonts w:hint="eastAsia"/>
+        </w:rPr>
+        <w:t>N</w:t>
+      </w:r>
+      <w:r>
+        <w:rPr>
+          <w:rFonts w:hint="eastAsia"/>
+        </w:rPr>
+        <w:t>个主题词，然后再找出可以回复的那些句子的主题词，用主题词来增强匹配的过程。这也是通过神经网络来算两个词串，再加上主题词增义的相似度。</w:t>
+      </w:r>
+    </w:p>
+    <w:p/>
+    <w:p/>
     <w:p>
       <w:pPr>
         <w:ind w:firstLine="420"/>
       </w:pPr>
       <w:r>
-        <w:rPr>
-          <w:rFonts w:hint="eastAsia"/>
-        </w:rPr>
-        <w:t>第一种，如下图，</w:t>
-      </w:r>
-      <w:r>
-        <w:rPr>
-          <w:rFonts w:hint="eastAsia"/>
-        </w:rPr>
-        <w:t>q</w:t>
-      </w:r>
-      <w:r>
-        <w:rPr>
-          <w:rFonts w:hint="eastAsia"/>
-        </w:rPr>
-        <w:t>代表当前输入的语句，</w:t>
-      </w:r>
-      <w:r>
-        <w:rPr>
-          <w:rFonts w:hint="eastAsia"/>
-        </w:rPr>
-        <w:t>r</w:t>
-      </w:r>
-      <w:r>
-        <w:rPr>
-          <w:rFonts w:hint="eastAsia"/>
-        </w:rPr>
-        <w:t>代表目前的一个回复，想看</w:t>
-      </w:r>
-      <w:r>
-        <w:rPr>
-          <w:rFonts w:hint="eastAsia"/>
-        </w:rPr>
-        <w:t>q</w:t>
-      </w:r>
-      <w:r>
-        <w:rPr>
-          <w:rFonts w:hint="eastAsia"/>
-        </w:rPr>
-        <w:t>和</w:t>
-      </w:r>
-      <w:r>
-        <w:rPr>
-          <w:rFonts w:hint="eastAsia"/>
-        </w:rPr>
-        <w:t>r</w:t>
-      </w:r>
-      <w:r>
-        <w:rPr>
-          <w:rFonts w:hint="eastAsia"/>
-        </w:rPr>
-        <w:t>是否相关或者一致，要给它一个分数。如果有多个选择时，首先要把所有的东西排下去，输出最佳的分数，即实际上是对整个句子进行编码，对问题、回复进行编码。编码的方式可以用循环神经网络，也可以用卷积神经网络，也可以用最简单的就是每个维度取平均值，最后算一下这两个向量之间的距离。</w:t>
-      </w:r>
-    </w:p>
-    <w:p>
-      <w:r>
-        <w:rPr>
-          <w:noProof/>
-        </w:rPr>
-        <w:lastRenderedPageBreak/>
-        <w:drawing>
-          <wp:inline distT="0" distB="0" distL="114300" distR="114300">
-            <wp:extent cx="5270500" cy="4092575"/>
-            <wp:effectExtent l="0" t="0" r="6350" b="3175"/>
-            <wp:docPr id="14" name="图片 9"/>
-            <wp:cNvGraphicFramePr>
-              <a:graphicFrameLocks xmlns:a="http://schemas.openxmlformats.org/drawingml/2006/main" noChangeAspect="1"/>
-            </wp:cNvGraphicFramePr>
-            <a:graphic xmlns:a="http://schemas.openxmlformats.org/drawingml/2006/main">
-              <a:graphicData uri="http://schemas.openxmlformats.org/drawingml/2006/picture">
-                <pic:pic xmlns:pic="http://schemas.openxmlformats.org/drawingml/2006/picture">
-                  <pic:nvPicPr>
-                    <pic:cNvPr id="14" name="图片 9"/>
-                    <pic:cNvPicPr>
-                      <a:picLocks noChangeAspect="1"/>
-                    </pic:cNvPicPr>
-                  </pic:nvPicPr>
-                  <pic:blipFill>
-                    <a:blip r:embed="rId24" cstate="print"/>
-                    <a:stretch>
-                      <a:fillRect/>
-                    </a:stretch>
-                  </pic:blipFill>
-                  <pic:spPr>
-                    <a:xfrm>
-                      <a:off x="0" y="0"/>
-                      <a:ext cx="5270500" cy="4092575"/>
-                    </a:xfrm>
-                    <a:prstGeom prst="rect">
-                      <a:avLst/>
-                    </a:prstGeom>
-                    <a:noFill/>
-                    <a:ln w="9525">
-                      <a:noFill/>
-                    </a:ln>
-                  </pic:spPr>
-                </pic:pic>
-              </a:graphicData>
-            </a:graphic>
-          </wp:inline>
-        </w:drawing>
+        <w:t>另外，我们也可以</w:t>
+      </w:r>
+      <w:r>
+        <w:rPr>
+          <w:rFonts w:hint="eastAsia"/>
+        </w:rPr>
+        <w:t>把主题词当成所谓的</w:t>
+      </w:r>
+      <w:r>
+        <w:rPr>
+          <w:rFonts w:hint="eastAsia"/>
+        </w:rPr>
+        <w:t>Knowledge base</w:t>
+      </w:r>
+      <w:r>
+        <w:rPr>
+          <w:rFonts w:hint="eastAsia"/>
+        </w:rPr>
+        <w:t>（知识图谱），通过主题词限定当前的输入应该有哪些信息可以输出，哪些信息不要输出，哪些信息应该补足，哪些信息可以直接使用等等。实际上在具体实现时可以看到一个句子有</w:t>
+      </w:r>
+      <w:r>
+        <w:rPr>
+          <w:rFonts w:hint="eastAsia"/>
+        </w:rPr>
+        <w:t>多种</w:t>
+      </w:r>
+      <w:r>
+        <w:rPr>
+          <w:rFonts w:hint="eastAsia"/>
+        </w:rPr>
+        <w:t>表示方法，两个句子之间每个句子都有三种表示方法，用两两表示方法计算距离，最后就会得到一个矢量，再通过多层感知得到一个数值，来表征这两个输入串的距离。所以，这两个输入串不是赤裸裸地直接去匹配，而是用周围知识所代表的主题词来增强。</w:t>
       </w:r>
     </w:p>
     <w:p>
@@ -18146,21 +18197,31 @@
         <w:ind w:firstLine="420"/>
       </w:pPr>
       <w:r>
-        <w:t>第二个方法也比较简单，就是把问题和回答的每个词都算一个距离，这样就形成了一个相似度的矩阵，通过卷积得到矩阵变换的信息，然后再取最大池化层，矩阵的维度就越来越小，最后可能就做到一个结点上。这个可以有多种变换，那么最后就会有一组结点，所有的结点其实都代表了这两个字符串之间的距离，再通过多层感知就可以算出句子。</w:t>
-      </w:r>
-    </w:p>
+        <w:rPr>
+          <w:rFonts w:hint="eastAsia"/>
+        </w:rPr>
+        <w:t xml:space="preserve"> </w:t>
+      </w:r>
+      <w:r>
+        <w:rPr>
+          <w:rFonts w:hint="eastAsia"/>
+        </w:rPr>
+        <w:t xml:space="preserve"> </w:t>
+      </w:r>
+    </w:p>
+    <w:p/>
     <w:p>
       <w:pPr>
         <w:pStyle w:val="3"/>
       </w:pPr>
-      <w:bookmarkStart w:id="116" w:name="_Toc8502573"/>
-      <w:r>
-        <w:rPr>
-          <w:rFonts w:hint="eastAsia"/>
-        </w:rPr>
-        <w:t>主题强化</w:t>
-      </w:r>
-      <w:bookmarkEnd w:id="116"/>
+      <w:bookmarkStart w:id="117" w:name="_Toc8502574"/>
+      <w:r>
+        <w:rPr>
+          <w:rFonts w:hint="eastAsia"/>
+        </w:rPr>
+        <w:t>会话信息强化</w:t>
+      </w:r>
+      <w:bookmarkEnd w:id="117"/>
     </w:p>
     <w:p>
       <w:pPr>
@@ -18170,79 +18231,28 @@
         <w:rPr>
           <w:rFonts w:hint="eastAsia"/>
         </w:rPr>
-        <w:t>然而这些方法都有一个问题，就是短字符串匹配的时候太依赖于自己的信息了。而我们日常说话时往往是有背景、有常识的，我们说的每句话都有一个主题词表。比如我来到了清华三食堂，那这个背后的主题词可以说吃饭、早饭、中饭、晚饭、价钱、饭卡等，这些词都是跟它相关的主题词，匹配的时候要体现出这些主题词。</w:t>
-      </w:r>
-    </w:p>
-    <w:p/>
-    <w:p>
-      <w:r>
-        <w:rPr>
-          <w:rFonts w:hint="eastAsia"/>
-        </w:rPr>
-        <w:t>怎么体现呢？首先找出输入语句的</w:t>
-      </w:r>
-      <w:r>
-        <w:rPr>
-          <w:rFonts w:hint="eastAsia"/>
-        </w:rPr>
-        <w:t>N</w:t>
-      </w:r>
-      <w:r>
-        <w:rPr>
-          <w:rFonts w:hint="eastAsia"/>
-        </w:rPr>
-        <w:t>个主题词，然后再找出可以回复的那些句子的主题词，用主题词来增强匹配的过程。这也是通过神经网络来算两个词串，再加上主题词增义的相似度。</w:t>
-      </w:r>
-    </w:p>
-    <w:p/>
-    <w:p>
-      <w:r>
-        <w:rPr>
-          <w:rFonts w:ascii="宋体" w:eastAsia="宋体" w:hAnsi="宋体" w:cs="宋体"/>
-          <w:noProof/>
-        </w:rPr>
-        <w:lastRenderedPageBreak/>
-        <w:drawing>
-          <wp:inline distT="0" distB="0" distL="114300" distR="114300">
-            <wp:extent cx="4987925" cy="3481705"/>
-            <wp:effectExtent l="0" t="0" r="3175" b="4445"/>
-            <wp:docPr id="16" name="图片 11" descr="IMG_256"/>
-            <wp:cNvGraphicFramePr>
-              <a:graphicFrameLocks xmlns:a="http://schemas.openxmlformats.org/drawingml/2006/main" noChangeAspect="1"/>
-            </wp:cNvGraphicFramePr>
-            <a:graphic xmlns:a="http://schemas.openxmlformats.org/drawingml/2006/main">
-              <a:graphicData uri="http://schemas.openxmlformats.org/drawingml/2006/picture">
-                <pic:pic xmlns:pic="http://schemas.openxmlformats.org/drawingml/2006/picture">
-                  <pic:nvPicPr>
-                    <pic:cNvPr id="16" name="图片 11" descr="IMG_256"/>
-                    <pic:cNvPicPr>
-                      <a:picLocks noChangeAspect="1"/>
-                    </pic:cNvPicPr>
-                  </pic:nvPicPr>
-                  <pic:blipFill>
-                    <a:blip r:embed="rId25" cstate="print"/>
-                    <a:stretch>
-                      <a:fillRect/>
-                    </a:stretch>
-                  </pic:blipFill>
-                  <pic:spPr>
-                    <a:xfrm>
-                      <a:off x="0" y="0"/>
-                      <a:ext cx="4987925" cy="3481705"/>
-                    </a:xfrm>
-                    <a:prstGeom prst="rect">
-                      <a:avLst/>
-                    </a:prstGeom>
-                    <a:noFill/>
-                    <a:ln w="9525">
-                      <a:noFill/>
-                    </a:ln>
-                  </pic:spPr>
-                </pic:pic>
-              </a:graphicData>
-            </a:graphic>
-          </wp:inline>
-        </w:drawing>
+        <w:t>之前的</w:t>
+      </w:r>
+      <w:r>
+        <w:t>是单轮的，现在说多轮怎么回答，因为人在说话的时候是考虑上下文的，不是只看当前的一句话，多轮的信息都要考虑进去。所以要把整个对话（</w:t>
+      </w:r>
+      <w:r>
+        <w:t>session</w:t>
+      </w:r>
+      <w:r>
+        <w:t>）考虑进去，对</w:t>
+      </w:r>
+      <w:r>
+        <w:t>session</w:t>
+      </w:r>
+      <w:r>
+        <w:t>进行编码，用</w:t>
+      </w:r>
+      <w:r>
+        <w:t>session</w:t>
+      </w:r>
+      <w:r>
+        <w:t>来预测输出的回复。</w:t>
       </w:r>
     </w:p>
     <w:p>
@@ -18250,393 +18260,6 @@
         <w:ind w:firstLine="420"/>
       </w:pPr>
       <w:r>
-        <w:t>另外，我们也可以</w:t>
-      </w:r>
-      <w:r>
-        <w:rPr>
-          <w:rFonts w:hint="eastAsia"/>
-        </w:rPr>
-        <w:t>把主题词当成所谓的</w:t>
-      </w:r>
-      <w:r>
-        <w:rPr>
-          <w:rFonts w:hint="eastAsia"/>
-        </w:rPr>
-        <w:t>Knowledge base</w:t>
-      </w:r>
-      <w:r>
-        <w:rPr>
-          <w:rFonts w:hint="eastAsia"/>
-        </w:rPr>
-        <w:t>（知识图谱），通过主题词限定当前的输入应该有哪些信息可以输出，哪些信息不要输出，哪些信息应该补足，哪些信息可以直接使用等等。实际上在具体实现时可以看到一个句子有三种表示方法，两个句子之间每个句子都有三种表示方法，用两两表示方法计算距离，最后就会得到一个矢量，再通过多层感知得到一个数值，来表征这两个输入串的距离。所以，这两个输入串不是赤裸裸地直接去匹配，而是用周围知识所代表的主题词来增强。</w:t>
-      </w:r>
-    </w:p>
-    <w:p>
-      <w:pPr>
-        <w:ind w:firstLine="420"/>
-      </w:pPr>
-      <w:r>
-        <w:rPr>
-          <w:rFonts w:hint="eastAsia"/>
-        </w:rPr>
-        <w:t xml:space="preserve"> </w:t>
-      </w:r>
-      <w:r>
-        <w:rPr>
-          <w:noProof/>
-        </w:rPr>
-        <w:drawing>
-          <wp:inline distT="0" distB="0" distL="114300" distR="114300">
-            <wp:extent cx="4394200" cy="3178175"/>
-            <wp:effectExtent l="0" t="0" r="6350" b="3175"/>
-            <wp:docPr id="17" name="图片 12"/>
-            <wp:cNvGraphicFramePr>
-              <a:graphicFrameLocks xmlns:a="http://schemas.openxmlformats.org/drawingml/2006/main" noChangeAspect="1"/>
-            </wp:cNvGraphicFramePr>
-            <a:graphic xmlns:a="http://schemas.openxmlformats.org/drawingml/2006/main">
-              <a:graphicData uri="http://schemas.openxmlformats.org/drawingml/2006/picture">
-                <pic:pic xmlns:pic="http://schemas.openxmlformats.org/drawingml/2006/picture">
-                  <pic:nvPicPr>
-                    <pic:cNvPr id="17" name="图片 12"/>
-                    <pic:cNvPicPr>
-                      <a:picLocks noChangeAspect="1"/>
-                    </pic:cNvPicPr>
-                  </pic:nvPicPr>
-                  <pic:blipFill>
-                    <a:blip r:embed="rId26" cstate="print"/>
-                    <a:stretch>
-                      <a:fillRect/>
-                    </a:stretch>
-                  </pic:blipFill>
-                  <pic:spPr>
-                    <a:xfrm>
-                      <a:off x="0" y="0"/>
-                      <a:ext cx="4394200" cy="3178175"/>
-                    </a:xfrm>
-                    <a:prstGeom prst="rect">
-                      <a:avLst/>
-                    </a:prstGeom>
-                    <a:noFill/>
-                    <a:ln w="9525">
-                      <a:noFill/>
-                    </a:ln>
-                  </pic:spPr>
-                </pic:pic>
-              </a:graphicData>
-            </a:graphic>
-          </wp:inline>
-        </w:drawing>
-      </w:r>
-    </w:p>
-    <w:p>
-      <w:pPr>
-        <w:ind w:firstLine="420"/>
-      </w:pPr>
-      <w:r>
-        <w:t>以上是基于搜索的一种回复方法，我们也可以用生成模型，其实生成模型走的也是神经网络的路线。输入一个句子，然后通过循环神经网络进行编码，再通</w:t>
-      </w:r>
-      <w:r>
-        <w:lastRenderedPageBreak/>
-        <w:t>过解码的过程输出每个词。当机器翻译的时候是跨语言的输出，由原文输出译文，而在古诗里是第一句生成第二句，在这里就是输入一个用户的问题得到一个系统的回复。</w:t>
-      </w:r>
-    </w:p>
-    <w:p>
-      <w:pPr>
-        <w:ind w:firstLine="420"/>
-      </w:pPr>
-      <w:r>
-        <w:t>这就是一个生成的过程，可以看到图中下部是进行一个句子的编码，用这个编码指导每一个词的输出，在输出时既考虑原始句子的编码，也考虑前面的词输出什么样的词以及前面的隐状态是什么，最后传递输出，直到输出词尾。</w:t>
-      </w:r>
-    </w:p>
-    <w:p>
-      <w:r>
-        <w:rPr>
-          <w:rFonts w:ascii="宋体" w:eastAsia="宋体" w:hAnsi="宋体" w:cs="宋体"/>
-          <w:noProof/>
-        </w:rPr>
-        <w:drawing>
-          <wp:inline distT="0" distB="0" distL="114300" distR="114300">
-            <wp:extent cx="5125085" cy="3526155"/>
-            <wp:effectExtent l="0" t="0" r="18415" b="17145"/>
-            <wp:docPr id="18" name="图片 13" descr="IMG_256"/>
-            <wp:cNvGraphicFramePr>
-              <a:graphicFrameLocks xmlns:a="http://schemas.openxmlformats.org/drawingml/2006/main" noChangeAspect="1"/>
-            </wp:cNvGraphicFramePr>
-            <a:graphic xmlns:a="http://schemas.openxmlformats.org/drawingml/2006/main">
-              <a:graphicData uri="http://schemas.openxmlformats.org/drawingml/2006/picture">
-                <pic:pic xmlns:pic="http://schemas.openxmlformats.org/drawingml/2006/picture">
-                  <pic:nvPicPr>
-                    <pic:cNvPr id="18" name="图片 13" descr="IMG_256"/>
-                    <pic:cNvPicPr>
-                      <a:picLocks noChangeAspect="1"/>
-                    </pic:cNvPicPr>
-                  </pic:nvPicPr>
-                  <pic:blipFill>
-                    <a:blip r:embed="rId27" cstate="print"/>
-                    <a:stretch>
-                      <a:fillRect/>
-                    </a:stretch>
-                  </pic:blipFill>
-                  <pic:spPr>
-                    <a:xfrm>
-                      <a:off x="0" y="0"/>
-                      <a:ext cx="5125085" cy="3526155"/>
-                    </a:xfrm>
-                    <a:prstGeom prst="rect">
-                      <a:avLst/>
-                    </a:prstGeom>
-                    <a:noFill/>
-                    <a:ln w="9525">
-                      <a:noFill/>
-                    </a:ln>
-                  </pic:spPr>
-                </pic:pic>
-              </a:graphicData>
-            </a:graphic>
-          </wp:inline>
-        </w:drawing>
-      </w:r>
-    </w:p>
-    <w:p/>
-    <w:p>
-      <w:r>
-        <w:t>实际上，</w:t>
-      </w:r>
-      <w:r>
-        <w:rPr>
-          <w:rFonts w:hint="eastAsia"/>
-        </w:rPr>
-        <w:t>输出时不能一而贯之所有的词都等价对待。有的词权重比较高，这就由</w:t>
-      </w:r>
-      <w:r>
-        <w:rPr>
-          <w:rFonts w:hint="eastAsia"/>
-        </w:rPr>
-        <w:t>Attention model</w:t>
-      </w:r>
-      <w:r>
-        <w:rPr>
-          <w:rFonts w:hint="eastAsia"/>
-        </w:rPr>
-        <w:t>来体现输出某一类词时，哪个源端词对它的影响力最大，要体现在输出的概率方面。</w:t>
-      </w:r>
-    </w:p>
-    <w:p/>
-    <w:p>
-      <w:r>
-        <w:rPr>
-          <w:rFonts w:hint="eastAsia"/>
-        </w:rPr>
-        <w:t>用传统的</w:t>
-      </w:r>
-      <w:r>
-        <w:rPr>
-          <w:rFonts w:hint="eastAsia"/>
-        </w:rPr>
-        <w:t>RNN</w:t>
-      </w:r>
-      <w:r>
-        <w:rPr>
-          <w:rFonts w:hint="eastAsia"/>
-        </w:rPr>
-        <w:t>以及注意力模型就可以做问题输入，系统回复。但是它也有很多问题，比如它的回答太枯燥不丰富，那怎么办？</w:t>
-      </w:r>
-    </w:p>
-    <w:p/>
-    <w:p>
-      <w:r>
-        <w:rPr>
-          <w:rFonts w:hint="eastAsia"/>
-        </w:rPr>
-        <w:t>我们要用到外部知识来丰富回答。我们可以用主题词增义。原始的句子可以用</w:t>
-      </w:r>
-      <w:r>
-        <w:rPr>
-          <w:rFonts w:hint="eastAsia"/>
-        </w:rPr>
-        <w:t>Attention model</w:t>
-      </w:r>
-      <w:r>
-        <w:rPr>
-          <w:rFonts w:hint="eastAsia"/>
-        </w:rPr>
-        <w:t>输出每个位置的词，然后再增强跟这个句子有关的主题词，把主题词编码，也做一种</w:t>
-      </w:r>
-      <w:r>
-        <w:rPr>
-          <w:rFonts w:hint="eastAsia"/>
-        </w:rPr>
-        <w:t>Attention model</w:t>
-      </w:r>
-      <w:r>
-        <w:rPr>
-          <w:rFonts w:hint="eastAsia"/>
-        </w:rPr>
-        <w:t>来预测输出。一个词的输出除了来自源端的信息之外，还受到了主题词的制约，最后输出的概率是这两个输出预测结果的概率之和，选择一个最优的来输出。</w:t>
-      </w:r>
-    </w:p>
-    <w:p/>
-    <w:p>
-      <w:r>
-        <w:rPr>
-          <w:rFonts w:ascii="宋体" w:eastAsia="宋体" w:hAnsi="宋体" w:cs="宋体"/>
-          <w:noProof/>
-        </w:rPr>
-        <w:lastRenderedPageBreak/>
-        <w:drawing>
-          <wp:inline distT="0" distB="0" distL="114300" distR="114300">
-            <wp:extent cx="5225415" cy="3830955"/>
-            <wp:effectExtent l="0" t="0" r="13335" b="17145"/>
-            <wp:docPr id="19" name="图片 14" descr="IMG_256"/>
-            <wp:cNvGraphicFramePr>
-              <a:graphicFrameLocks xmlns:a="http://schemas.openxmlformats.org/drawingml/2006/main" noChangeAspect="1"/>
-            </wp:cNvGraphicFramePr>
-            <a:graphic xmlns:a="http://schemas.openxmlformats.org/drawingml/2006/main">
-              <a:graphicData uri="http://schemas.openxmlformats.org/drawingml/2006/picture">
-                <pic:pic xmlns:pic="http://schemas.openxmlformats.org/drawingml/2006/picture">
-                  <pic:nvPicPr>
-                    <pic:cNvPr id="19" name="图片 14" descr="IMG_256"/>
-                    <pic:cNvPicPr>
-                      <a:picLocks noChangeAspect="1"/>
-                    </pic:cNvPicPr>
-                  </pic:nvPicPr>
-                  <pic:blipFill>
-                    <a:blip r:embed="rId28" cstate="print"/>
-                    <a:stretch>
-                      <a:fillRect/>
-                    </a:stretch>
-                  </pic:blipFill>
-                  <pic:spPr>
-                    <a:xfrm>
-                      <a:off x="0" y="0"/>
-                      <a:ext cx="5225415" cy="3830955"/>
-                    </a:xfrm>
-                    <a:prstGeom prst="rect">
-                      <a:avLst/>
-                    </a:prstGeom>
-                    <a:noFill/>
-                    <a:ln w="9525">
-                      <a:noFill/>
-                    </a:ln>
-                  </pic:spPr>
-                </pic:pic>
-              </a:graphicData>
-            </a:graphic>
-          </wp:inline>
-        </w:drawing>
-      </w:r>
-    </w:p>
-    <w:p>
-      <w:pPr>
-        <w:pStyle w:val="3"/>
-      </w:pPr>
-      <w:bookmarkStart w:id="117" w:name="_Toc8502574"/>
-      <w:r>
-        <w:rPr>
-          <w:rFonts w:hint="eastAsia"/>
-        </w:rPr>
-        <w:t>会话信息强化</w:t>
-      </w:r>
-      <w:bookmarkEnd w:id="117"/>
-    </w:p>
-    <w:p>
-      <w:pPr>
-        <w:ind w:firstLine="420"/>
-      </w:pPr>
-      <w:r>
-        <w:rPr>
-          <w:rFonts w:hint="eastAsia"/>
-        </w:rPr>
-        <w:t>之前的</w:t>
-      </w:r>
-      <w:r>
-        <w:t>是单轮的，现在说多轮怎么回答，因为人在说话的时候是考虑上下文的，不是只看当前的一句话，多轮的信息都要考虑进去。所以要把整个对话（</w:t>
-      </w:r>
-      <w:r>
-        <w:t>session</w:t>
-      </w:r>
-      <w:r>
-        <w:t>）考虑进去，对</w:t>
-      </w:r>
-      <w:r>
-        <w:t>session</w:t>
-      </w:r>
-      <w:r>
-        <w:t>进行编码，用</w:t>
-      </w:r>
-      <w:r>
-        <w:t>session</w:t>
-      </w:r>
-      <w:r>
-        <w:t>来预测输出的回复。</w:t>
-      </w:r>
-    </w:p>
-    <w:p>
-      <w:r>
-        <w:rPr>
-          <w:rFonts w:ascii="宋体" w:eastAsia="宋体" w:hAnsi="宋体" w:cs="宋体"/>
-          <w:noProof/>
-        </w:rPr>
-        <w:drawing>
-          <wp:inline distT="0" distB="0" distL="114300" distR="114300">
-            <wp:extent cx="4742180" cy="3208655"/>
-            <wp:effectExtent l="0" t="0" r="1270" b="10795"/>
-            <wp:docPr id="22" name="图片 17" descr="IMG_256"/>
-            <wp:cNvGraphicFramePr>
-              <a:graphicFrameLocks xmlns:a="http://schemas.openxmlformats.org/drawingml/2006/main" noChangeAspect="1"/>
-            </wp:cNvGraphicFramePr>
-            <a:graphic xmlns:a="http://schemas.openxmlformats.org/drawingml/2006/main">
-              <a:graphicData uri="http://schemas.openxmlformats.org/drawingml/2006/picture">
-                <pic:pic xmlns:pic="http://schemas.openxmlformats.org/drawingml/2006/picture">
-                  <pic:nvPicPr>
-                    <pic:cNvPr id="22" name="图片 17" descr="IMG_256"/>
-                    <pic:cNvPicPr>
-                      <a:picLocks noChangeAspect="1"/>
-                    </pic:cNvPicPr>
-                  </pic:nvPicPr>
-                  <pic:blipFill>
-                    <a:blip r:embed="rId29" cstate="print"/>
-                    <a:stretch>
-                      <a:fillRect/>
-                    </a:stretch>
-                  </pic:blipFill>
-                  <pic:spPr>
-                    <a:xfrm>
-                      <a:off x="0" y="0"/>
-                      <a:ext cx="4742180" cy="3208655"/>
-                    </a:xfrm>
-                    <a:prstGeom prst="rect">
-                      <a:avLst/>
-                    </a:prstGeom>
-                    <a:noFill/>
-                    <a:ln w="9525">
-                      <a:noFill/>
-                    </a:ln>
-                  </pic:spPr>
-                </pic:pic>
-              </a:graphicData>
-            </a:graphic>
-          </wp:inline>
-        </w:drawing>
-      </w:r>
-    </w:p>
-    <w:p>
-      <w:pPr>
-        <w:rPr>
-          <w:rFonts w:ascii="微软雅黑" w:eastAsia="微软雅黑" w:hAnsi="微软雅黑" w:cs="微软雅黑"/>
-          <w:color w:val="3E3E3E"/>
-          <w:sz w:val="22"/>
-          <w:szCs w:val="22"/>
-          <w:shd w:val="clear" w:color="auto" w:fill="FFFFFF"/>
-        </w:rPr>
-      </w:pPr>
-    </w:p>
-    <w:p>
-      <w:pPr>
-        <w:ind w:firstLine="420"/>
-      </w:pPr>
-      <w:r>
-        <w:lastRenderedPageBreak/>
         <w:t>在计算的时候，我们有几个这样的模型。刚才是基于搜索的方式，</w:t>
       </w:r>
       <w:r>
@@ -19764,7 +19387,7 @@
 </file>
 
 <file path=customXml/itemProps2.xml><?xml version="1.0" encoding="utf-8"?>
-<ds:datastoreItem xmlns:ds="http://schemas.openxmlformats.org/officeDocument/2006/customXml" ds:itemID="{52F41D93-170F-47FD-A088-6AD8E1CEFC91}">
+<ds:datastoreItem xmlns:ds="http://schemas.openxmlformats.org/officeDocument/2006/customXml" ds:itemID="{48FEC76F-B13A-41F8-A726-704A190FD2A2}">
   <ds:schemaRefs>
     <ds:schemaRef ds:uri="http://schemas.openxmlformats.org/officeDocument/2006/bibliography"/>
   </ds:schemaRefs>
